--- a/LEARNING/Power BI/UsageMetrics/Paginated Report Usage Query.docx
+++ b/LEARNING/Power BI/UsageMetrics/Paginated Report Usage Query.docx
@@ -9386,6 +9386,5667 @@
           <w14:ligatures w14:val="none"/>
         </w:rPr>
         <w:t>, including report name, folder path, last execution, execution count, users, and unused reports.</w:t>
+      </w:r>
+    </w:p>
+    <w:p/>
+    <w:p>
+      <w:pPr>
+        <w:pBdr>
+          <w:bottom w:val="single" w:sz="6" w:space="1" w:color="auto"/>
+        </w:pBdr>
+      </w:pPr>
+    </w:p>
+    <w:p/>
+    <w:p>
+      <w:pPr>
+        <w:autoSpaceDE w:val="0"/>
+        <w:autoSpaceDN w:val="0"/>
+        <w:adjustRightInd w:val="0"/>
+        <w:spacing w:after="0" w:line="240" w:lineRule="auto"/>
+        <w:rPr>
+          <w:rFonts w:ascii="Consolas" w:hAnsi="Consolas" w:cs="Consolas"/>
+          <w:color w:val="000000"/>
+          <w:kern w:val="0"/>
+          <w:sz w:val="19"/>
+          <w:szCs w:val="19"/>
+        </w:rPr>
+      </w:pPr>
+      <w:r>
+        <w:rPr>
+          <w:rFonts w:ascii="Consolas" w:hAnsi="Consolas" w:cs="Consolas"/>
+          <w:color w:val="008000"/>
+          <w:kern w:val="0"/>
+          <w:sz w:val="19"/>
+          <w:szCs w:val="19"/>
+        </w:rPr>
+        <w:t xml:space="preserve">--exec </w:t>
+      </w:r>
+      <w:proofErr w:type="spellStart"/>
+      <w:r>
+        <w:rPr>
+          <w:rFonts w:ascii="Consolas" w:hAnsi="Consolas" w:cs="Consolas"/>
+          <w:color w:val="008000"/>
+          <w:kern w:val="0"/>
+          <w:sz w:val="19"/>
+          <w:szCs w:val="19"/>
+        </w:rPr>
+        <w:t>sp_usage_metrics</w:t>
+      </w:r>
+      <w:proofErr w:type="spellEnd"/>
+    </w:p>
+    <w:p>
+      <w:pPr>
+        <w:autoSpaceDE w:val="0"/>
+        <w:autoSpaceDN w:val="0"/>
+        <w:adjustRightInd w:val="0"/>
+        <w:spacing w:after="0" w:line="240" w:lineRule="auto"/>
+        <w:rPr>
+          <w:rFonts w:ascii="Consolas" w:hAnsi="Consolas" w:cs="Consolas"/>
+          <w:color w:val="000000"/>
+          <w:kern w:val="0"/>
+          <w:sz w:val="19"/>
+          <w:szCs w:val="19"/>
+        </w:rPr>
+      </w:pPr>
+    </w:p>
+    <w:p>
+      <w:pPr>
+        <w:autoSpaceDE w:val="0"/>
+        <w:autoSpaceDN w:val="0"/>
+        <w:adjustRightInd w:val="0"/>
+        <w:spacing w:after="0" w:line="240" w:lineRule="auto"/>
+        <w:rPr>
+          <w:rFonts w:ascii="Consolas" w:hAnsi="Consolas" w:cs="Consolas"/>
+          <w:color w:val="000000"/>
+          <w:kern w:val="0"/>
+          <w:sz w:val="19"/>
+          <w:szCs w:val="19"/>
+        </w:rPr>
+      </w:pPr>
+      <w:r>
+        <w:rPr>
+          <w:rFonts w:ascii="Consolas" w:hAnsi="Consolas" w:cs="Consolas"/>
+          <w:color w:val="008000"/>
+          <w:kern w:val="0"/>
+          <w:sz w:val="19"/>
+          <w:szCs w:val="19"/>
+        </w:rPr>
+        <w:t>-- =============================================</w:t>
+      </w:r>
+    </w:p>
+    <w:p>
+      <w:pPr>
+        <w:autoSpaceDE w:val="0"/>
+        <w:autoSpaceDN w:val="0"/>
+        <w:adjustRightInd w:val="0"/>
+        <w:spacing w:after="0" w:line="240" w:lineRule="auto"/>
+        <w:rPr>
+          <w:rFonts w:ascii="Consolas" w:hAnsi="Consolas" w:cs="Consolas"/>
+          <w:color w:val="000000"/>
+          <w:kern w:val="0"/>
+          <w:sz w:val="19"/>
+          <w:szCs w:val="19"/>
+        </w:rPr>
+      </w:pPr>
+      <w:r>
+        <w:rPr>
+          <w:rFonts w:ascii="Consolas" w:hAnsi="Consolas" w:cs="Consolas"/>
+          <w:color w:val="008000"/>
+          <w:kern w:val="0"/>
+          <w:sz w:val="19"/>
+          <w:szCs w:val="19"/>
+        </w:rPr>
+        <w:t>-- Author:</w:t>
+      </w:r>
+      <w:r>
+        <w:rPr>
+          <w:rFonts w:ascii="Consolas" w:hAnsi="Consolas" w:cs="Consolas"/>
+          <w:color w:val="008000"/>
+          <w:kern w:val="0"/>
+          <w:sz w:val="19"/>
+          <w:szCs w:val="19"/>
+        </w:rPr>
+        <w:tab/>
+      </w:r>
+      <w:r>
+        <w:rPr>
+          <w:rFonts w:ascii="Consolas" w:hAnsi="Consolas" w:cs="Consolas"/>
+          <w:color w:val="008000"/>
+          <w:kern w:val="0"/>
+          <w:sz w:val="19"/>
+          <w:szCs w:val="19"/>
+        </w:rPr>
+        <w:tab/>
+        <w:t>&lt;</w:t>
+      </w:r>
+      <w:proofErr w:type="spellStart"/>
+      <w:proofErr w:type="gramStart"/>
+      <w:r>
+        <w:rPr>
+          <w:rFonts w:ascii="Consolas" w:hAnsi="Consolas" w:cs="Consolas"/>
+          <w:color w:val="008000"/>
+          <w:kern w:val="0"/>
+          <w:sz w:val="19"/>
+          <w:szCs w:val="19"/>
+        </w:rPr>
+        <w:t>Author,,</w:t>
+      </w:r>
+      <w:proofErr w:type="gramEnd"/>
+      <w:r>
+        <w:rPr>
+          <w:rFonts w:ascii="Consolas" w:hAnsi="Consolas" w:cs="Consolas"/>
+          <w:color w:val="008000"/>
+          <w:kern w:val="0"/>
+          <w:sz w:val="19"/>
+          <w:szCs w:val="19"/>
+        </w:rPr>
+        <w:t>Name</w:t>
+      </w:r>
+      <w:proofErr w:type="spellEnd"/>
+      <w:r>
+        <w:rPr>
+          <w:rFonts w:ascii="Consolas" w:hAnsi="Consolas" w:cs="Consolas"/>
+          <w:color w:val="008000"/>
+          <w:kern w:val="0"/>
+          <w:sz w:val="19"/>
+          <w:szCs w:val="19"/>
+        </w:rPr>
+        <w:t>&gt;</w:t>
+      </w:r>
+    </w:p>
+    <w:p>
+      <w:pPr>
+        <w:autoSpaceDE w:val="0"/>
+        <w:autoSpaceDN w:val="0"/>
+        <w:adjustRightInd w:val="0"/>
+        <w:spacing w:after="0" w:line="240" w:lineRule="auto"/>
+        <w:rPr>
+          <w:rFonts w:ascii="Consolas" w:hAnsi="Consolas" w:cs="Consolas"/>
+          <w:color w:val="000000"/>
+          <w:kern w:val="0"/>
+          <w:sz w:val="19"/>
+          <w:szCs w:val="19"/>
+        </w:rPr>
+      </w:pPr>
+      <w:r>
+        <w:rPr>
+          <w:rFonts w:ascii="Consolas" w:hAnsi="Consolas" w:cs="Consolas"/>
+          <w:color w:val="008000"/>
+          <w:kern w:val="0"/>
+          <w:sz w:val="19"/>
+          <w:szCs w:val="19"/>
+        </w:rPr>
+        <w:t xml:space="preserve">-- Create date: &lt;Create </w:t>
+      </w:r>
+      <w:proofErr w:type="gramStart"/>
+      <w:r>
+        <w:rPr>
+          <w:rFonts w:ascii="Consolas" w:hAnsi="Consolas" w:cs="Consolas"/>
+          <w:color w:val="008000"/>
+          <w:kern w:val="0"/>
+          <w:sz w:val="19"/>
+          <w:szCs w:val="19"/>
+        </w:rPr>
+        <w:t>Date,,</w:t>
+      </w:r>
+      <w:proofErr w:type="gramEnd"/>
+      <w:r>
+        <w:rPr>
+          <w:rFonts w:ascii="Consolas" w:hAnsi="Consolas" w:cs="Consolas"/>
+          <w:color w:val="008000"/>
+          <w:kern w:val="0"/>
+          <w:sz w:val="19"/>
+          <w:szCs w:val="19"/>
+        </w:rPr>
+        <w:t>&gt;</w:t>
+      </w:r>
+    </w:p>
+    <w:p>
+      <w:pPr>
+        <w:autoSpaceDE w:val="0"/>
+        <w:autoSpaceDN w:val="0"/>
+        <w:adjustRightInd w:val="0"/>
+        <w:spacing w:after="0" w:line="240" w:lineRule="auto"/>
+        <w:rPr>
+          <w:rFonts w:ascii="Consolas" w:hAnsi="Consolas" w:cs="Consolas"/>
+          <w:color w:val="000000"/>
+          <w:kern w:val="0"/>
+          <w:sz w:val="19"/>
+          <w:szCs w:val="19"/>
+        </w:rPr>
+      </w:pPr>
+      <w:r>
+        <w:rPr>
+          <w:rFonts w:ascii="Consolas" w:hAnsi="Consolas" w:cs="Consolas"/>
+          <w:color w:val="008000"/>
+          <w:kern w:val="0"/>
+          <w:sz w:val="19"/>
+          <w:szCs w:val="19"/>
+        </w:rPr>
+        <w:t>-- Description:</w:t>
+      </w:r>
+      <w:r>
+        <w:rPr>
+          <w:rFonts w:ascii="Consolas" w:hAnsi="Consolas" w:cs="Consolas"/>
+          <w:color w:val="008000"/>
+          <w:kern w:val="0"/>
+          <w:sz w:val="19"/>
+          <w:szCs w:val="19"/>
+        </w:rPr>
+        <w:tab/>
+        <w:t>&lt;</w:t>
+      </w:r>
+      <w:proofErr w:type="gramStart"/>
+      <w:r>
+        <w:rPr>
+          <w:rFonts w:ascii="Consolas" w:hAnsi="Consolas" w:cs="Consolas"/>
+          <w:color w:val="008000"/>
+          <w:kern w:val="0"/>
+          <w:sz w:val="19"/>
+          <w:szCs w:val="19"/>
+        </w:rPr>
+        <w:t>Description,,</w:t>
+      </w:r>
+      <w:proofErr w:type="gramEnd"/>
+      <w:r>
+        <w:rPr>
+          <w:rFonts w:ascii="Consolas" w:hAnsi="Consolas" w:cs="Consolas"/>
+          <w:color w:val="008000"/>
+          <w:kern w:val="0"/>
+          <w:sz w:val="19"/>
+          <w:szCs w:val="19"/>
+        </w:rPr>
+        <w:t>&gt;</w:t>
+      </w:r>
+    </w:p>
+    <w:p>
+      <w:pPr>
+        <w:autoSpaceDE w:val="0"/>
+        <w:autoSpaceDN w:val="0"/>
+        <w:adjustRightInd w:val="0"/>
+        <w:spacing w:after="0" w:line="240" w:lineRule="auto"/>
+        <w:rPr>
+          <w:rFonts w:ascii="Consolas" w:hAnsi="Consolas" w:cs="Consolas"/>
+          <w:color w:val="000000"/>
+          <w:kern w:val="0"/>
+          <w:sz w:val="19"/>
+          <w:szCs w:val="19"/>
+        </w:rPr>
+      </w:pPr>
+      <w:r>
+        <w:rPr>
+          <w:rFonts w:ascii="Consolas" w:hAnsi="Consolas" w:cs="Consolas"/>
+          <w:color w:val="008000"/>
+          <w:kern w:val="0"/>
+          <w:sz w:val="19"/>
+          <w:szCs w:val="19"/>
+        </w:rPr>
+        <w:t>-- =============================================</w:t>
+      </w:r>
+    </w:p>
+    <w:p>
+      <w:pPr>
+        <w:autoSpaceDE w:val="0"/>
+        <w:autoSpaceDN w:val="0"/>
+        <w:adjustRightInd w:val="0"/>
+        <w:spacing w:after="0" w:line="240" w:lineRule="auto"/>
+        <w:rPr>
+          <w:rFonts w:ascii="Consolas" w:hAnsi="Consolas" w:cs="Consolas"/>
+          <w:color w:val="000000"/>
+          <w:kern w:val="0"/>
+          <w:sz w:val="19"/>
+          <w:szCs w:val="19"/>
+        </w:rPr>
+      </w:pPr>
+      <w:r>
+        <w:rPr>
+          <w:rFonts w:ascii="Consolas" w:hAnsi="Consolas" w:cs="Consolas"/>
+          <w:color w:val="0000FF"/>
+          <w:kern w:val="0"/>
+          <w:sz w:val="19"/>
+          <w:szCs w:val="19"/>
+        </w:rPr>
+        <w:t>Alter</w:t>
+      </w:r>
+      <w:r>
+        <w:rPr>
+          <w:rFonts w:ascii="Consolas" w:hAnsi="Consolas" w:cs="Consolas"/>
+          <w:color w:val="000000"/>
+          <w:kern w:val="0"/>
+          <w:sz w:val="19"/>
+          <w:szCs w:val="19"/>
+        </w:rPr>
+        <w:t xml:space="preserve"> </w:t>
+      </w:r>
+      <w:r>
+        <w:rPr>
+          <w:rFonts w:ascii="Consolas" w:hAnsi="Consolas" w:cs="Consolas"/>
+          <w:color w:val="0000FF"/>
+          <w:kern w:val="0"/>
+          <w:sz w:val="19"/>
+          <w:szCs w:val="19"/>
+        </w:rPr>
+        <w:t>PROCEDURE</w:t>
+      </w:r>
+      <w:r>
+        <w:rPr>
+          <w:rFonts w:ascii="Consolas" w:hAnsi="Consolas" w:cs="Consolas"/>
+          <w:color w:val="000000"/>
+          <w:kern w:val="0"/>
+          <w:sz w:val="19"/>
+          <w:szCs w:val="19"/>
+        </w:rPr>
+        <w:t xml:space="preserve"> </w:t>
+      </w:r>
+      <w:proofErr w:type="spellStart"/>
+      <w:r>
+        <w:rPr>
+          <w:rFonts w:ascii="Consolas" w:hAnsi="Consolas" w:cs="Consolas"/>
+          <w:color w:val="000000"/>
+          <w:kern w:val="0"/>
+          <w:sz w:val="19"/>
+          <w:szCs w:val="19"/>
+        </w:rPr>
+        <w:t>sp_usage_metrics</w:t>
+      </w:r>
+      <w:proofErr w:type="spellEnd"/>
+    </w:p>
+    <w:p>
+      <w:pPr>
+        <w:autoSpaceDE w:val="0"/>
+        <w:autoSpaceDN w:val="0"/>
+        <w:adjustRightInd w:val="0"/>
+        <w:spacing w:after="0" w:line="240" w:lineRule="auto"/>
+        <w:rPr>
+          <w:rFonts w:ascii="Consolas" w:hAnsi="Consolas" w:cs="Consolas"/>
+          <w:color w:val="000000"/>
+          <w:kern w:val="0"/>
+          <w:sz w:val="19"/>
+          <w:szCs w:val="19"/>
+        </w:rPr>
+      </w:pPr>
+      <w:r>
+        <w:rPr>
+          <w:rFonts w:ascii="Consolas" w:hAnsi="Consolas" w:cs="Consolas"/>
+          <w:color w:val="0000FF"/>
+          <w:kern w:val="0"/>
+          <w:sz w:val="19"/>
+          <w:szCs w:val="19"/>
+        </w:rPr>
+        <w:t>AS</w:t>
+      </w:r>
+    </w:p>
+    <w:p>
+      <w:pPr>
+        <w:autoSpaceDE w:val="0"/>
+        <w:autoSpaceDN w:val="0"/>
+        <w:adjustRightInd w:val="0"/>
+        <w:spacing w:after="0" w:line="240" w:lineRule="auto"/>
+        <w:rPr>
+          <w:rFonts w:ascii="Consolas" w:hAnsi="Consolas" w:cs="Consolas"/>
+          <w:color w:val="000000"/>
+          <w:kern w:val="0"/>
+          <w:sz w:val="19"/>
+          <w:szCs w:val="19"/>
+        </w:rPr>
+      </w:pPr>
+      <w:r>
+        <w:rPr>
+          <w:rFonts w:ascii="Consolas" w:hAnsi="Consolas" w:cs="Consolas"/>
+          <w:color w:val="0000FF"/>
+          <w:kern w:val="0"/>
+          <w:sz w:val="19"/>
+          <w:szCs w:val="19"/>
+        </w:rPr>
+        <w:t>BEGIN</w:t>
+      </w:r>
+    </w:p>
+    <w:p>
+      <w:pPr>
+        <w:autoSpaceDE w:val="0"/>
+        <w:autoSpaceDN w:val="0"/>
+        <w:adjustRightInd w:val="0"/>
+        <w:spacing w:after="0" w:line="240" w:lineRule="auto"/>
+        <w:rPr>
+          <w:rFonts w:ascii="Consolas" w:hAnsi="Consolas" w:cs="Consolas"/>
+          <w:color w:val="000000"/>
+          <w:kern w:val="0"/>
+          <w:sz w:val="19"/>
+          <w:szCs w:val="19"/>
+        </w:rPr>
+      </w:pPr>
+      <w:r>
+        <w:rPr>
+          <w:rFonts w:ascii="Consolas" w:hAnsi="Consolas" w:cs="Consolas"/>
+          <w:color w:val="000000"/>
+          <w:kern w:val="0"/>
+          <w:sz w:val="19"/>
+          <w:szCs w:val="19"/>
+        </w:rPr>
+        <w:tab/>
+      </w:r>
+    </w:p>
+    <w:p>
+      <w:pPr>
+        <w:autoSpaceDE w:val="0"/>
+        <w:autoSpaceDN w:val="0"/>
+        <w:adjustRightInd w:val="0"/>
+        <w:spacing w:after="0" w:line="240" w:lineRule="auto"/>
+        <w:rPr>
+          <w:rFonts w:ascii="Consolas" w:hAnsi="Consolas" w:cs="Consolas"/>
+          <w:color w:val="000000"/>
+          <w:kern w:val="0"/>
+          <w:sz w:val="19"/>
+          <w:szCs w:val="19"/>
+        </w:rPr>
+      </w:pPr>
+      <w:r>
+        <w:rPr>
+          <w:rFonts w:ascii="Consolas" w:hAnsi="Consolas" w:cs="Consolas"/>
+          <w:color w:val="0000FF"/>
+          <w:kern w:val="0"/>
+          <w:sz w:val="19"/>
+          <w:szCs w:val="19"/>
+        </w:rPr>
+        <w:t>WITH</w:t>
+      </w:r>
+      <w:r>
+        <w:rPr>
+          <w:rFonts w:ascii="Consolas" w:hAnsi="Consolas" w:cs="Consolas"/>
+          <w:color w:val="000000"/>
+          <w:kern w:val="0"/>
+          <w:sz w:val="19"/>
+          <w:szCs w:val="19"/>
+        </w:rPr>
+        <w:t xml:space="preserve"> </w:t>
+      </w:r>
+      <w:proofErr w:type="spellStart"/>
+      <w:r>
+        <w:rPr>
+          <w:rFonts w:ascii="Consolas" w:hAnsi="Consolas" w:cs="Consolas"/>
+          <w:color w:val="000000"/>
+          <w:kern w:val="0"/>
+          <w:sz w:val="19"/>
+          <w:szCs w:val="19"/>
+        </w:rPr>
+        <w:t>UsageMetrics</w:t>
+      </w:r>
+      <w:proofErr w:type="spellEnd"/>
+      <w:r>
+        <w:rPr>
+          <w:rFonts w:ascii="Consolas" w:hAnsi="Consolas" w:cs="Consolas"/>
+          <w:color w:val="000000"/>
+          <w:kern w:val="0"/>
+          <w:sz w:val="19"/>
+          <w:szCs w:val="19"/>
+        </w:rPr>
+        <w:t xml:space="preserve"> </w:t>
+      </w:r>
+      <w:r>
+        <w:rPr>
+          <w:rFonts w:ascii="Consolas" w:hAnsi="Consolas" w:cs="Consolas"/>
+          <w:color w:val="0000FF"/>
+          <w:kern w:val="0"/>
+          <w:sz w:val="19"/>
+          <w:szCs w:val="19"/>
+        </w:rPr>
+        <w:t>AS</w:t>
+      </w:r>
+    </w:p>
+    <w:p>
+      <w:pPr>
+        <w:autoSpaceDE w:val="0"/>
+        <w:autoSpaceDN w:val="0"/>
+        <w:adjustRightInd w:val="0"/>
+        <w:spacing w:after="0" w:line="240" w:lineRule="auto"/>
+        <w:rPr>
+          <w:rFonts w:ascii="Consolas" w:hAnsi="Consolas" w:cs="Consolas"/>
+          <w:color w:val="000000"/>
+          <w:kern w:val="0"/>
+          <w:sz w:val="19"/>
+          <w:szCs w:val="19"/>
+        </w:rPr>
+      </w:pPr>
+      <w:r>
+        <w:rPr>
+          <w:rFonts w:ascii="Consolas" w:hAnsi="Consolas" w:cs="Consolas"/>
+          <w:color w:val="000000"/>
+          <w:kern w:val="0"/>
+          <w:sz w:val="19"/>
+          <w:szCs w:val="19"/>
+        </w:rPr>
+        <w:t xml:space="preserve"> </w:t>
+      </w:r>
+    </w:p>
+    <w:p>
+      <w:pPr>
+        <w:autoSpaceDE w:val="0"/>
+        <w:autoSpaceDN w:val="0"/>
+        <w:adjustRightInd w:val="0"/>
+        <w:spacing w:after="0" w:line="240" w:lineRule="auto"/>
+        <w:rPr>
+          <w:rFonts w:ascii="Consolas" w:hAnsi="Consolas" w:cs="Consolas"/>
+          <w:color w:val="000000"/>
+          <w:kern w:val="0"/>
+          <w:sz w:val="19"/>
+          <w:szCs w:val="19"/>
+        </w:rPr>
+      </w:pPr>
+      <w:r>
+        <w:rPr>
+          <w:rFonts w:ascii="Consolas" w:hAnsi="Consolas" w:cs="Consolas"/>
+          <w:color w:val="808080"/>
+          <w:kern w:val="0"/>
+          <w:sz w:val="19"/>
+          <w:szCs w:val="19"/>
+        </w:rPr>
+        <w:t>(</w:t>
+      </w:r>
+    </w:p>
+    <w:p>
+      <w:pPr>
+        <w:autoSpaceDE w:val="0"/>
+        <w:autoSpaceDN w:val="0"/>
+        <w:adjustRightInd w:val="0"/>
+        <w:spacing w:after="0" w:line="240" w:lineRule="auto"/>
+        <w:rPr>
+          <w:rFonts w:ascii="Consolas" w:hAnsi="Consolas" w:cs="Consolas"/>
+          <w:color w:val="000000"/>
+          <w:kern w:val="0"/>
+          <w:sz w:val="19"/>
+          <w:szCs w:val="19"/>
+        </w:rPr>
+      </w:pPr>
+      <w:r>
+        <w:rPr>
+          <w:rFonts w:ascii="Consolas" w:hAnsi="Consolas" w:cs="Consolas"/>
+          <w:color w:val="000000"/>
+          <w:kern w:val="0"/>
+          <w:sz w:val="19"/>
+          <w:szCs w:val="19"/>
+        </w:rPr>
+        <w:t xml:space="preserve"> </w:t>
+      </w:r>
+    </w:p>
+    <w:p>
+      <w:pPr>
+        <w:autoSpaceDE w:val="0"/>
+        <w:autoSpaceDN w:val="0"/>
+        <w:adjustRightInd w:val="0"/>
+        <w:spacing w:after="0" w:line="240" w:lineRule="auto"/>
+        <w:rPr>
+          <w:rFonts w:ascii="Consolas" w:hAnsi="Consolas" w:cs="Consolas"/>
+          <w:color w:val="000000"/>
+          <w:kern w:val="0"/>
+          <w:sz w:val="19"/>
+          <w:szCs w:val="19"/>
+        </w:rPr>
+      </w:pPr>
+      <w:r>
+        <w:rPr>
+          <w:rFonts w:ascii="Consolas" w:hAnsi="Consolas" w:cs="Consolas"/>
+          <w:color w:val="000000"/>
+          <w:kern w:val="0"/>
+          <w:sz w:val="19"/>
+          <w:szCs w:val="19"/>
+        </w:rPr>
+        <w:t xml:space="preserve">    </w:t>
+      </w:r>
+      <w:r>
+        <w:rPr>
+          <w:rFonts w:ascii="Consolas" w:hAnsi="Consolas" w:cs="Consolas"/>
+          <w:color w:val="0000FF"/>
+          <w:kern w:val="0"/>
+          <w:sz w:val="19"/>
+          <w:szCs w:val="19"/>
+        </w:rPr>
+        <w:t>SELECT</w:t>
+      </w:r>
+    </w:p>
+    <w:p>
+      <w:pPr>
+        <w:autoSpaceDE w:val="0"/>
+        <w:autoSpaceDN w:val="0"/>
+        <w:adjustRightInd w:val="0"/>
+        <w:spacing w:after="0" w:line="240" w:lineRule="auto"/>
+        <w:rPr>
+          <w:rFonts w:ascii="Consolas" w:hAnsi="Consolas" w:cs="Consolas"/>
+          <w:color w:val="000000"/>
+          <w:kern w:val="0"/>
+          <w:sz w:val="19"/>
+          <w:szCs w:val="19"/>
+        </w:rPr>
+      </w:pPr>
+      <w:r>
+        <w:rPr>
+          <w:rFonts w:ascii="Consolas" w:hAnsi="Consolas" w:cs="Consolas"/>
+          <w:color w:val="000000"/>
+          <w:kern w:val="0"/>
+          <w:sz w:val="19"/>
+          <w:szCs w:val="19"/>
+        </w:rPr>
+        <w:t xml:space="preserve">         </w:t>
+      </w:r>
+      <w:proofErr w:type="spellStart"/>
+      <w:r>
+        <w:rPr>
+          <w:rFonts w:ascii="Consolas" w:hAnsi="Consolas" w:cs="Consolas"/>
+          <w:color w:val="000000"/>
+          <w:kern w:val="0"/>
+          <w:sz w:val="19"/>
+          <w:szCs w:val="19"/>
+        </w:rPr>
+        <w:t>ItemPath</w:t>
+      </w:r>
+      <w:proofErr w:type="spellEnd"/>
+      <w:r>
+        <w:rPr>
+          <w:rFonts w:ascii="Consolas" w:hAnsi="Consolas" w:cs="Consolas"/>
+          <w:color w:val="808080"/>
+          <w:kern w:val="0"/>
+          <w:sz w:val="19"/>
+          <w:szCs w:val="19"/>
+        </w:rPr>
+        <w:t>,</w:t>
+      </w:r>
+    </w:p>
+    <w:p>
+      <w:pPr>
+        <w:autoSpaceDE w:val="0"/>
+        <w:autoSpaceDN w:val="0"/>
+        <w:adjustRightInd w:val="0"/>
+        <w:spacing w:after="0" w:line="240" w:lineRule="auto"/>
+        <w:rPr>
+          <w:rFonts w:ascii="Consolas" w:hAnsi="Consolas" w:cs="Consolas"/>
+          <w:color w:val="000000"/>
+          <w:kern w:val="0"/>
+          <w:sz w:val="19"/>
+          <w:szCs w:val="19"/>
+        </w:rPr>
+      </w:pPr>
+      <w:r>
+        <w:rPr>
+          <w:rFonts w:ascii="Consolas" w:hAnsi="Consolas" w:cs="Consolas"/>
+          <w:color w:val="000000"/>
+          <w:kern w:val="0"/>
+          <w:sz w:val="19"/>
+          <w:szCs w:val="19"/>
+        </w:rPr>
+        <w:t xml:space="preserve">         </w:t>
+      </w:r>
+      <w:r>
+        <w:rPr>
+          <w:rFonts w:ascii="Consolas" w:hAnsi="Consolas" w:cs="Consolas"/>
+          <w:color w:val="FF00FF"/>
+          <w:kern w:val="0"/>
+          <w:sz w:val="19"/>
+          <w:szCs w:val="19"/>
+        </w:rPr>
+        <w:t>COUNT</w:t>
+      </w:r>
+      <w:r>
+        <w:rPr>
+          <w:rFonts w:ascii="Consolas" w:hAnsi="Consolas" w:cs="Consolas"/>
+          <w:color w:val="808080"/>
+          <w:kern w:val="0"/>
+          <w:sz w:val="19"/>
+          <w:szCs w:val="19"/>
+        </w:rPr>
+        <w:t>(*)</w:t>
+      </w:r>
+      <w:r>
+        <w:rPr>
+          <w:rFonts w:ascii="Consolas" w:hAnsi="Consolas" w:cs="Consolas"/>
+          <w:color w:val="000000"/>
+          <w:kern w:val="0"/>
+          <w:sz w:val="19"/>
+          <w:szCs w:val="19"/>
+        </w:rPr>
+        <w:t xml:space="preserve"> </w:t>
+      </w:r>
+      <w:r>
+        <w:rPr>
+          <w:rFonts w:ascii="Consolas" w:hAnsi="Consolas" w:cs="Consolas"/>
+          <w:color w:val="0000FF"/>
+          <w:kern w:val="0"/>
+          <w:sz w:val="19"/>
+          <w:szCs w:val="19"/>
+        </w:rPr>
+        <w:t>AS</w:t>
+      </w:r>
+      <w:r>
+        <w:rPr>
+          <w:rFonts w:ascii="Consolas" w:hAnsi="Consolas" w:cs="Consolas"/>
+          <w:color w:val="000000"/>
+          <w:kern w:val="0"/>
+          <w:sz w:val="19"/>
+          <w:szCs w:val="19"/>
+        </w:rPr>
+        <w:t xml:space="preserve"> </w:t>
+      </w:r>
+      <w:proofErr w:type="spellStart"/>
+      <w:r>
+        <w:rPr>
+          <w:rFonts w:ascii="Consolas" w:hAnsi="Consolas" w:cs="Consolas"/>
+          <w:color w:val="000000"/>
+          <w:kern w:val="0"/>
+          <w:sz w:val="19"/>
+          <w:szCs w:val="19"/>
+        </w:rPr>
+        <w:t>ExecutionCount</w:t>
+      </w:r>
+      <w:proofErr w:type="spellEnd"/>
+      <w:r>
+        <w:rPr>
+          <w:rFonts w:ascii="Consolas" w:hAnsi="Consolas" w:cs="Consolas"/>
+          <w:color w:val="808080"/>
+          <w:kern w:val="0"/>
+          <w:sz w:val="19"/>
+          <w:szCs w:val="19"/>
+        </w:rPr>
+        <w:t>,</w:t>
+      </w:r>
+    </w:p>
+    <w:p>
+      <w:pPr>
+        <w:autoSpaceDE w:val="0"/>
+        <w:autoSpaceDN w:val="0"/>
+        <w:adjustRightInd w:val="0"/>
+        <w:spacing w:after="0" w:line="240" w:lineRule="auto"/>
+        <w:rPr>
+          <w:rFonts w:ascii="Consolas" w:hAnsi="Consolas" w:cs="Consolas"/>
+          <w:color w:val="000000"/>
+          <w:kern w:val="0"/>
+          <w:sz w:val="19"/>
+          <w:szCs w:val="19"/>
+        </w:rPr>
+      </w:pPr>
+      <w:r>
+        <w:rPr>
+          <w:rFonts w:ascii="Consolas" w:hAnsi="Consolas" w:cs="Consolas"/>
+          <w:color w:val="000000"/>
+          <w:kern w:val="0"/>
+          <w:sz w:val="19"/>
+          <w:szCs w:val="19"/>
+        </w:rPr>
+        <w:t xml:space="preserve">         </w:t>
+      </w:r>
+      <w:r>
+        <w:rPr>
+          <w:rFonts w:ascii="Consolas" w:hAnsi="Consolas" w:cs="Consolas"/>
+          <w:color w:val="FF00FF"/>
+          <w:kern w:val="0"/>
+          <w:sz w:val="19"/>
+          <w:szCs w:val="19"/>
+        </w:rPr>
+        <w:t>COUNT</w:t>
+      </w:r>
+      <w:r>
+        <w:rPr>
+          <w:rFonts w:ascii="Consolas" w:hAnsi="Consolas" w:cs="Consolas"/>
+          <w:color w:val="808080"/>
+          <w:kern w:val="0"/>
+          <w:sz w:val="19"/>
+          <w:szCs w:val="19"/>
+        </w:rPr>
+        <w:t>(</w:t>
+      </w:r>
+      <w:r>
+        <w:rPr>
+          <w:rFonts w:ascii="Consolas" w:hAnsi="Consolas" w:cs="Consolas"/>
+          <w:color w:val="0000FF"/>
+          <w:kern w:val="0"/>
+          <w:sz w:val="19"/>
+          <w:szCs w:val="19"/>
+        </w:rPr>
+        <w:t>DISTINCT</w:t>
+      </w:r>
+      <w:r>
+        <w:rPr>
+          <w:rFonts w:ascii="Consolas" w:hAnsi="Consolas" w:cs="Consolas"/>
+          <w:color w:val="000000"/>
+          <w:kern w:val="0"/>
+          <w:sz w:val="19"/>
+          <w:szCs w:val="19"/>
+        </w:rPr>
+        <w:t xml:space="preserve"> </w:t>
+      </w:r>
+      <w:proofErr w:type="spellStart"/>
+      <w:r>
+        <w:rPr>
+          <w:rFonts w:ascii="Consolas" w:hAnsi="Consolas" w:cs="Consolas"/>
+          <w:color w:val="000000"/>
+          <w:kern w:val="0"/>
+          <w:sz w:val="19"/>
+          <w:szCs w:val="19"/>
+        </w:rPr>
+        <w:t>UserName</w:t>
+      </w:r>
+      <w:proofErr w:type="spellEnd"/>
+      <w:r>
+        <w:rPr>
+          <w:rFonts w:ascii="Consolas" w:hAnsi="Consolas" w:cs="Consolas"/>
+          <w:color w:val="808080"/>
+          <w:kern w:val="0"/>
+          <w:sz w:val="19"/>
+          <w:szCs w:val="19"/>
+        </w:rPr>
+        <w:t>)</w:t>
+      </w:r>
+      <w:r>
+        <w:rPr>
+          <w:rFonts w:ascii="Consolas" w:hAnsi="Consolas" w:cs="Consolas"/>
+          <w:color w:val="000000"/>
+          <w:kern w:val="0"/>
+          <w:sz w:val="19"/>
+          <w:szCs w:val="19"/>
+        </w:rPr>
+        <w:t xml:space="preserve"> </w:t>
+      </w:r>
+      <w:r>
+        <w:rPr>
+          <w:rFonts w:ascii="Consolas" w:hAnsi="Consolas" w:cs="Consolas"/>
+          <w:color w:val="0000FF"/>
+          <w:kern w:val="0"/>
+          <w:sz w:val="19"/>
+          <w:szCs w:val="19"/>
+        </w:rPr>
+        <w:t>AS</w:t>
+      </w:r>
+      <w:r>
+        <w:rPr>
+          <w:rFonts w:ascii="Consolas" w:hAnsi="Consolas" w:cs="Consolas"/>
+          <w:color w:val="000000"/>
+          <w:kern w:val="0"/>
+          <w:sz w:val="19"/>
+          <w:szCs w:val="19"/>
+        </w:rPr>
+        <w:t xml:space="preserve"> </w:t>
+      </w:r>
+      <w:proofErr w:type="spellStart"/>
+      <w:r>
+        <w:rPr>
+          <w:rFonts w:ascii="Consolas" w:hAnsi="Consolas" w:cs="Consolas"/>
+          <w:color w:val="000000"/>
+          <w:kern w:val="0"/>
+          <w:sz w:val="19"/>
+          <w:szCs w:val="19"/>
+        </w:rPr>
+        <w:t>UniqueUsers</w:t>
+      </w:r>
+      <w:proofErr w:type="spellEnd"/>
+      <w:r>
+        <w:rPr>
+          <w:rFonts w:ascii="Consolas" w:hAnsi="Consolas" w:cs="Consolas"/>
+          <w:color w:val="808080"/>
+          <w:kern w:val="0"/>
+          <w:sz w:val="19"/>
+          <w:szCs w:val="19"/>
+        </w:rPr>
+        <w:t>,</w:t>
+      </w:r>
+    </w:p>
+    <w:p>
+      <w:pPr>
+        <w:autoSpaceDE w:val="0"/>
+        <w:autoSpaceDN w:val="0"/>
+        <w:adjustRightInd w:val="0"/>
+        <w:spacing w:after="0" w:line="240" w:lineRule="auto"/>
+        <w:rPr>
+          <w:rFonts w:ascii="Consolas" w:hAnsi="Consolas" w:cs="Consolas"/>
+          <w:color w:val="000000"/>
+          <w:kern w:val="0"/>
+          <w:sz w:val="19"/>
+          <w:szCs w:val="19"/>
+        </w:rPr>
+      </w:pPr>
+      <w:r>
+        <w:rPr>
+          <w:rFonts w:ascii="Consolas" w:hAnsi="Consolas" w:cs="Consolas"/>
+          <w:color w:val="000000"/>
+          <w:kern w:val="0"/>
+          <w:sz w:val="19"/>
+          <w:szCs w:val="19"/>
+        </w:rPr>
+        <w:t xml:space="preserve">         </w:t>
+      </w:r>
+      <w:r>
+        <w:rPr>
+          <w:rFonts w:ascii="Consolas" w:hAnsi="Consolas" w:cs="Consolas"/>
+          <w:color w:val="FF00FF"/>
+          <w:kern w:val="0"/>
+          <w:sz w:val="19"/>
+          <w:szCs w:val="19"/>
+        </w:rPr>
+        <w:t>MAX</w:t>
+      </w:r>
+      <w:r>
+        <w:rPr>
+          <w:rFonts w:ascii="Consolas" w:hAnsi="Consolas" w:cs="Consolas"/>
+          <w:color w:val="808080"/>
+          <w:kern w:val="0"/>
+          <w:sz w:val="19"/>
+          <w:szCs w:val="19"/>
+        </w:rPr>
+        <w:t>(</w:t>
+      </w:r>
+      <w:proofErr w:type="spellStart"/>
+      <w:r>
+        <w:rPr>
+          <w:rFonts w:ascii="Consolas" w:hAnsi="Consolas" w:cs="Consolas"/>
+          <w:color w:val="000000"/>
+          <w:kern w:val="0"/>
+          <w:sz w:val="19"/>
+          <w:szCs w:val="19"/>
+        </w:rPr>
+        <w:t>TimeStart</w:t>
+      </w:r>
+      <w:proofErr w:type="spellEnd"/>
+      <w:r>
+        <w:rPr>
+          <w:rFonts w:ascii="Consolas" w:hAnsi="Consolas" w:cs="Consolas"/>
+          <w:color w:val="808080"/>
+          <w:kern w:val="0"/>
+          <w:sz w:val="19"/>
+          <w:szCs w:val="19"/>
+        </w:rPr>
+        <w:t>)</w:t>
+      </w:r>
+      <w:r>
+        <w:rPr>
+          <w:rFonts w:ascii="Consolas" w:hAnsi="Consolas" w:cs="Consolas"/>
+          <w:color w:val="000000"/>
+          <w:kern w:val="0"/>
+          <w:sz w:val="19"/>
+          <w:szCs w:val="19"/>
+        </w:rPr>
+        <w:t xml:space="preserve"> </w:t>
+      </w:r>
+      <w:r>
+        <w:rPr>
+          <w:rFonts w:ascii="Consolas" w:hAnsi="Consolas" w:cs="Consolas"/>
+          <w:color w:val="0000FF"/>
+          <w:kern w:val="0"/>
+          <w:sz w:val="19"/>
+          <w:szCs w:val="19"/>
+        </w:rPr>
+        <w:t>AS</w:t>
+      </w:r>
+      <w:r>
+        <w:rPr>
+          <w:rFonts w:ascii="Consolas" w:hAnsi="Consolas" w:cs="Consolas"/>
+          <w:color w:val="000000"/>
+          <w:kern w:val="0"/>
+          <w:sz w:val="19"/>
+          <w:szCs w:val="19"/>
+        </w:rPr>
+        <w:t xml:space="preserve"> </w:t>
+      </w:r>
+      <w:proofErr w:type="spellStart"/>
+      <w:r>
+        <w:rPr>
+          <w:rFonts w:ascii="Consolas" w:hAnsi="Consolas" w:cs="Consolas"/>
+          <w:color w:val="000000"/>
+          <w:kern w:val="0"/>
+          <w:sz w:val="19"/>
+          <w:szCs w:val="19"/>
+        </w:rPr>
+        <w:t>LastExecutedDate</w:t>
+      </w:r>
+      <w:proofErr w:type="spellEnd"/>
+      <w:r>
+        <w:rPr>
+          <w:rFonts w:ascii="Consolas" w:hAnsi="Consolas" w:cs="Consolas"/>
+          <w:color w:val="808080"/>
+          <w:kern w:val="0"/>
+          <w:sz w:val="19"/>
+          <w:szCs w:val="19"/>
+        </w:rPr>
+        <w:t>,</w:t>
+      </w:r>
+    </w:p>
+    <w:p>
+      <w:pPr>
+        <w:autoSpaceDE w:val="0"/>
+        <w:autoSpaceDN w:val="0"/>
+        <w:adjustRightInd w:val="0"/>
+        <w:spacing w:after="0" w:line="240" w:lineRule="auto"/>
+        <w:rPr>
+          <w:rFonts w:ascii="Consolas" w:hAnsi="Consolas" w:cs="Consolas"/>
+          <w:color w:val="000000"/>
+          <w:kern w:val="0"/>
+          <w:sz w:val="19"/>
+          <w:szCs w:val="19"/>
+        </w:rPr>
+      </w:pPr>
+      <w:r>
+        <w:rPr>
+          <w:rFonts w:ascii="Consolas" w:hAnsi="Consolas" w:cs="Consolas"/>
+          <w:color w:val="000000"/>
+          <w:kern w:val="0"/>
+          <w:sz w:val="19"/>
+          <w:szCs w:val="19"/>
+        </w:rPr>
+        <w:t xml:space="preserve">        </w:t>
+      </w:r>
+      <w:r>
+        <w:rPr>
+          <w:rFonts w:ascii="Consolas" w:hAnsi="Consolas" w:cs="Consolas"/>
+          <w:color w:val="FF00FF"/>
+          <w:kern w:val="0"/>
+          <w:sz w:val="19"/>
+          <w:szCs w:val="19"/>
+        </w:rPr>
+        <w:t>SUM</w:t>
+      </w:r>
+      <w:r>
+        <w:rPr>
+          <w:rFonts w:ascii="Consolas" w:hAnsi="Consolas" w:cs="Consolas"/>
+          <w:color w:val="808080"/>
+          <w:kern w:val="0"/>
+          <w:sz w:val="19"/>
+          <w:szCs w:val="19"/>
+        </w:rPr>
+        <w:t>(</w:t>
+      </w:r>
+      <w:r>
+        <w:rPr>
+          <w:rFonts w:ascii="Consolas" w:hAnsi="Consolas" w:cs="Consolas"/>
+          <w:color w:val="0000FF"/>
+          <w:kern w:val="0"/>
+          <w:sz w:val="19"/>
+          <w:szCs w:val="19"/>
+        </w:rPr>
+        <w:t>CASE</w:t>
+      </w:r>
+      <w:r>
+        <w:rPr>
+          <w:rFonts w:ascii="Consolas" w:hAnsi="Consolas" w:cs="Consolas"/>
+          <w:color w:val="000000"/>
+          <w:kern w:val="0"/>
+          <w:sz w:val="19"/>
+          <w:szCs w:val="19"/>
+        </w:rPr>
+        <w:t xml:space="preserve"> </w:t>
+      </w:r>
+    </w:p>
+    <w:p>
+      <w:pPr>
+        <w:autoSpaceDE w:val="0"/>
+        <w:autoSpaceDN w:val="0"/>
+        <w:adjustRightInd w:val="0"/>
+        <w:spacing w:after="0" w:line="240" w:lineRule="auto"/>
+        <w:rPr>
+          <w:rFonts w:ascii="Consolas" w:hAnsi="Consolas" w:cs="Consolas"/>
+          <w:color w:val="000000"/>
+          <w:kern w:val="0"/>
+          <w:sz w:val="19"/>
+          <w:szCs w:val="19"/>
+        </w:rPr>
+      </w:pPr>
+      <w:r>
+        <w:rPr>
+          <w:rFonts w:ascii="Consolas" w:hAnsi="Consolas" w:cs="Consolas"/>
+          <w:color w:val="000000"/>
+          <w:kern w:val="0"/>
+          <w:sz w:val="19"/>
+          <w:szCs w:val="19"/>
+        </w:rPr>
+        <w:t xml:space="preserve">            </w:t>
+      </w:r>
+      <w:r>
+        <w:rPr>
+          <w:rFonts w:ascii="Consolas" w:hAnsi="Consolas" w:cs="Consolas"/>
+          <w:color w:val="0000FF"/>
+          <w:kern w:val="0"/>
+          <w:sz w:val="19"/>
+          <w:szCs w:val="19"/>
+        </w:rPr>
+        <w:t>WHEN</w:t>
+      </w:r>
+      <w:r>
+        <w:rPr>
+          <w:rFonts w:ascii="Consolas" w:hAnsi="Consolas" w:cs="Consolas"/>
+          <w:color w:val="000000"/>
+          <w:kern w:val="0"/>
+          <w:sz w:val="19"/>
+          <w:szCs w:val="19"/>
+        </w:rPr>
+        <w:t xml:space="preserve"> </w:t>
+      </w:r>
+      <w:r>
+        <w:rPr>
+          <w:rFonts w:ascii="Consolas" w:hAnsi="Consolas" w:cs="Consolas"/>
+          <w:color w:val="0000FF"/>
+          <w:kern w:val="0"/>
+          <w:sz w:val="19"/>
+          <w:szCs w:val="19"/>
+        </w:rPr>
+        <w:t>Status</w:t>
+      </w:r>
+      <w:r>
+        <w:rPr>
+          <w:rFonts w:ascii="Consolas" w:hAnsi="Consolas" w:cs="Consolas"/>
+          <w:color w:val="000000"/>
+          <w:kern w:val="0"/>
+          <w:sz w:val="19"/>
+          <w:szCs w:val="19"/>
+        </w:rPr>
+        <w:t xml:space="preserve"> </w:t>
+      </w:r>
+      <w:r>
+        <w:rPr>
+          <w:rFonts w:ascii="Consolas" w:hAnsi="Consolas" w:cs="Consolas"/>
+          <w:color w:val="808080"/>
+          <w:kern w:val="0"/>
+          <w:sz w:val="19"/>
+          <w:szCs w:val="19"/>
+        </w:rPr>
+        <w:t>=</w:t>
+      </w:r>
+      <w:r>
+        <w:rPr>
+          <w:rFonts w:ascii="Consolas" w:hAnsi="Consolas" w:cs="Consolas"/>
+          <w:color w:val="000000"/>
+          <w:kern w:val="0"/>
+          <w:sz w:val="19"/>
+          <w:szCs w:val="19"/>
+        </w:rPr>
+        <w:t xml:space="preserve"> </w:t>
+      </w:r>
+      <w:r>
+        <w:rPr>
+          <w:rFonts w:ascii="Consolas" w:hAnsi="Consolas" w:cs="Consolas"/>
+          <w:color w:val="FF0000"/>
+          <w:kern w:val="0"/>
+          <w:sz w:val="19"/>
+          <w:szCs w:val="19"/>
+        </w:rPr>
+        <w:t>'</w:t>
+      </w:r>
+      <w:proofErr w:type="spellStart"/>
+      <w:r>
+        <w:rPr>
+          <w:rFonts w:ascii="Consolas" w:hAnsi="Consolas" w:cs="Consolas"/>
+          <w:color w:val="FF0000"/>
+          <w:kern w:val="0"/>
+          <w:sz w:val="19"/>
+          <w:szCs w:val="19"/>
+        </w:rPr>
+        <w:t>rsSuccess</w:t>
+      </w:r>
+      <w:proofErr w:type="spellEnd"/>
+      <w:r>
+        <w:rPr>
+          <w:rFonts w:ascii="Consolas" w:hAnsi="Consolas" w:cs="Consolas"/>
+          <w:color w:val="FF0000"/>
+          <w:kern w:val="0"/>
+          <w:sz w:val="19"/>
+          <w:szCs w:val="19"/>
+        </w:rPr>
+        <w:t>'</w:t>
+      </w:r>
+      <w:r>
+        <w:rPr>
+          <w:rFonts w:ascii="Consolas" w:hAnsi="Consolas" w:cs="Consolas"/>
+          <w:color w:val="000000"/>
+          <w:kern w:val="0"/>
+          <w:sz w:val="19"/>
+          <w:szCs w:val="19"/>
+        </w:rPr>
+        <w:t xml:space="preserve"> </w:t>
+      </w:r>
+      <w:r>
+        <w:rPr>
+          <w:rFonts w:ascii="Consolas" w:hAnsi="Consolas" w:cs="Consolas"/>
+          <w:color w:val="0000FF"/>
+          <w:kern w:val="0"/>
+          <w:sz w:val="19"/>
+          <w:szCs w:val="19"/>
+        </w:rPr>
+        <w:t>THEN</w:t>
+      </w:r>
+      <w:r>
+        <w:rPr>
+          <w:rFonts w:ascii="Consolas" w:hAnsi="Consolas" w:cs="Consolas"/>
+          <w:color w:val="000000"/>
+          <w:kern w:val="0"/>
+          <w:sz w:val="19"/>
+          <w:szCs w:val="19"/>
+        </w:rPr>
+        <w:t xml:space="preserve"> 1</w:t>
+      </w:r>
+    </w:p>
+    <w:p>
+      <w:pPr>
+        <w:autoSpaceDE w:val="0"/>
+        <w:autoSpaceDN w:val="0"/>
+        <w:adjustRightInd w:val="0"/>
+        <w:spacing w:after="0" w:line="240" w:lineRule="auto"/>
+        <w:rPr>
+          <w:rFonts w:ascii="Consolas" w:hAnsi="Consolas" w:cs="Consolas"/>
+          <w:color w:val="000000"/>
+          <w:kern w:val="0"/>
+          <w:sz w:val="19"/>
+          <w:szCs w:val="19"/>
+        </w:rPr>
+      </w:pPr>
+      <w:r>
+        <w:rPr>
+          <w:rFonts w:ascii="Consolas" w:hAnsi="Consolas" w:cs="Consolas"/>
+          <w:color w:val="000000"/>
+          <w:kern w:val="0"/>
+          <w:sz w:val="19"/>
+          <w:szCs w:val="19"/>
+        </w:rPr>
+        <w:t xml:space="preserve">            </w:t>
+      </w:r>
+      <w:r>
+        <w:rPr>
+          <w:rFonts w:ascii="Consolas" w:hAnsi="Consolas" w:cs="Consolas"/>
+          <w:color w:val="0000FF"/>
+          <w:kern w:val="0"/>
+          <w:sz w:val="19"/>
+          <w:szCs w:val="19"/>
+        </w:rPr>
+        <w:t>ELSE</w:t>
+      </w:r>
+      <w:r>
+        <w:rPr>
+          <w:rFonts w:ascii="Consolas" w:hAnsi="Consolas" w:cs="Consolas"/>
+          <w:color w:val="000000"/>
+          <w:kern w:val="0"/>
+          <w:sz w:val="19"/>
+          <w:szCs w:val="19"/>
+        </w:rPr>
+        <w:t xml:space="preserve"> 0</w:t>
+      </w:r>
+    </w:p>
+    <w:p>
+      <w:pPr>
+        <w:autoSpaceDE w:val="0"/>
+        <w:autoSpaceDN w:val="0"/>
+        <w:adjustRightInd w:val="0"/>
+        <w:spacing w:after="0" w:line="240" w:lineRule="auto"/>
+        <w:rPr>
+          <w:rFonts w:ascii="Consolas" w:hAnsi="Consolas" w:cs="Consolas"/>
+          <w:color w:val="000000"/>
+          <w:kern w:val="0"/>
+          <w:sz w:val="19"/>
+          <w:szCs w:val="19"/>
+        </w:rPr>
+      </w:pPr>
+      <w:r>
+        <w:rPr>
+          <w:rFonts w:ascii="Consolas" w:hAnsi="Consolas" w:cs="Consolas"/>
+          <w:color w:val="000000"/>
+          <w:kern w:val="0"/>
+          <w:sz w:val="19"/>
+          <w:szCs w:val="19"/>
+        </w:rPr>
+        <w:t xml:space="preserve">         </w:t>
+      </w:r>
+      <w:r>
+        <w:rPr>
+          <w:rFonts w:ascii="Consolas" w:hAnsi="Consolas" w:cs="Consolas"/>
+          <w:color w:val="0000FF"/>
+          <w:kern w:val="0"/>
+          <w:sz w:val="19"/>
+          <w:szCs w:val="19"/>
+        </w:rPr>
+        <w:t>END</w:t>
+      </w:r>
+      <w:r>
+        <w:rPr>
+          <w:rFonts w:ascii="Consolas" w:hAnsi="Consolas" w:cs="Consolas"/>
+          <w:color w:val="808080"/>
+          <w:kern w:val="0"/>
+          <w:sz w:val="19"/>
+          <w:szCs w:val="19"/>
+        </w:rPr>
+        <w:t>)</w:t>
+      </w:r>
+      <w:r>
+        <w:rPr>
+          <w:rFonts w:ascii="Consolas" w:hAnsi="Consolas" w:cs="Consolas"/>
+          <w:color w:val="000000"/>
+          <w:kern w:val="0"/>
+          <w:sz w:val="19"/>
+          <w:szCs w:val="19"/>
+        </w:rPr>
+        <w:t xml:space="preserve"> </w:t>
+      </w:r>
+      <w:r>
+        <w:rPr>
+          <w:rFonts w:ascii="Consolas" w:hAnsi="Consolas" w:cs="Consolas"/>
+          <w:color w:val="0000FF"/>
+          <w:kern w:val="0"/>
+          <w:sz w:val="19"/>
+          <w:szCs w:val="19"/>
+        </w:rPr>
+        <w:t>AS</w:t>
+      </w:r>
+      <w:r>
+        <w:rPr>
+          <w:rFonts w:ascii="Consolas" w:hAnsi="Consolas" w:cs="Consolas"/>
+          <w:color w:val="000000"/>
+          <w:kern w:val="0"/>
+          <w:sz w:val="19"/>
+          <w:szCs w:val="19"/>
+        </w:rPr>
+        <w:t xml:space="preserve"> </w:t>
+      </w:r>
+      <w:proofErr w:type="spellStart"/>
+      <w:r>
+        <w:rPr>
+          <w:rFonts w:ascii="Consolas" w:hAnsi="Consolas" w:cs="Consolas"/>
+          <w:color w:val="000000"/>
+          <w:kern w:val="0"/>
+          <w:sz w:val="19"/>
+          <w:szCs w:val="19"/>
+        </w:rPr>
+        <w:t>SuccessfulExecutions</w:t>
+      </w:r>
+      <w:proofErr w:type="spellEnd"/>
+      <w:r>
+        <w:rPr>
+          <w:rFonts w:ascii="Consolas" w:hAnsi="Consolas" w:cs="Consolas"/>
+          <w:color w:val="808080"/>
+          <w:kern w:val="0"/>
+          <w:sz w:val="19"/>
+          <w:szCs w:val="19"/>
+        </w:rPr>
+        <w:t>,</w:t>
+      </w:r>
+    </w:p>
+    <w:p>
+      <w:pPr>
+        <w:autoSpaceDE w:val="0"/>
+        <w:autoSpaceDN w:val="0"/>
+        <w:adjustRightInd w:val="0"/>
+        <w:spacing w:after="0" w:line="240" w:lineRule="auto"/>
+        <w:rPr>
+          <w:rFonts w:ascii="Consolas" w:hAnsi="Consolas" w:cs="Consolas"/>
+          <w:color w:val="000000"/>
+          <w:kern w:val="0"/>
+          <w:sz w:val="19"/>
+          <w:szCs w:val="19"/>
+        </w:rPr>
+      </w:pPr>
+      <w:r>
+        <w:rPr>
+          <w:rFonts w:ascii="Consolas" w:hAnsi="Consolas" w:cs="Consolas"/>
+          <w:color w:val="000000"/>
+          <w:kern w:val="0"/>
+          <w:sz w:val="19"/>
+          <w:szCs w:val="19"/>
+        </w:rPr>
+        <w:t xml:space="preserve">        </w:t>
+      </w:r>
+      <w:r>
+        <w:rPr>
+          <w:rFonts w:ascii="Consolas" w:hAnsi="Consolas" w:cs="Consolas"/>
+          <w:color w:val="FF00FF"/>
+          <w:kern w:val="0"/>
+          <w:sz w:val="19"/>
+          <w:szCs w:val="19"/>
+        </w:rPr>
+        <w:t>SUM</w:t>
+      </w:r>
+      <w:r>
+        <w:rPr>
+          <w:rFonts w:ascii="Consolas" w:hAnsi="Consolas" w:cs="Consolas"/>
+          <w:color w:val="808080"/>
+          <w:kern w:val="0"/>
+          <w:sz w:val="19"/>
+          <w:szCs w:val="19"/>
+        </w:rPr>
+        <w:t>(</w:t>
+      </w:r>
+      <w:r>
+        <w:rPr>
+          <w:rFonts w:ascii="Consolas" w:hAnsi="Consolas" w:cs="Consolas"/>
+          <w:color w:val="0000FF"/>
+          <w:kern w:val="0"/>
+          <w:sz w:val="19"/>
+          <w:szCs w:val="19"/>
+        </w:rPr>
+        <w:t>CASE</w:t>
+      </w:r>
+    </w:p>
+    <w:p>
+      <w:pPr>
+        <w:autoSpaceDE w:val="0"/>
+        <w:autoSpaceDN w:val="0"/>
+        <w:adjustRightInd w:val="0"/>
+        <w:spacing w:after="0" w:line="240" w:lineRule="auto"/>
+        <w:rPr>
+          <w:rFonts w:ascii="Consolas" w:hAnsi="Consolas" w:cs="Consolas"/>
+          <w:color w:val="000000"/>
+          <w:kern w:val="0"/>
+          <w:sz w:val="19"/>
+          <w:szCs w:val="19"/>
+        </w:rPr>
+      </w:pPr>
+      <w:r>
+        <w:rPr>
+          <w:rFonts w:ascii="Consolas" w:hAnsi="Consolas" w:cs="Consolas"/>
+          <w:color w:val="000000"/>
+          <w:kern w:val="0"/>
+          <w:sz w:val="19"/>
+          <w:szCs w:val="19"/>
+        </w:rPr>
+        <w:t xml:space="preserve">             </w:t>
+      </w:r>
+      <w:r>
+        <w:rPr>
+          <w:rFonts w:ascii="Consolas" w:hAnsi="Consolas" w:cs="Consolas"/>
+          <w:color w:val="0000FF"/>
+          <w:kern w:val="0"/>
+          <w:sz w:val="19"/>
+          <w:szCs w:val="19"/>
+        </w:rPr>
+        <w:t>WHEN</w:t>
+      </w:r>
+      <w:r>
+        <w:rPr>
+          <w:rFonts w:ascii="Consolas" w:hAnsi="Consolas" w:cs="Consolas"/>
+          <w:color w:val="000000"/>
+          <w:kern w:val="0"/>
+          <w:sz w:val="19"/>
+          <w:szCs w:val="19"/>
+        </w:rPr>
+        <w:t xml:space="preserve"> </w:t>
+      </w:r>
+      <w:r>
+        <w:rPr>
+          <w:rFonts w:ascii="Consolas" w:hAnsi="Consolas" w:cs="Consolas"/>
+          <w:color w:val="0000FF"/>
+          <w:kern w:val="0"/>
+          <w:sz w:val="19"/>
+          <w:szCs w:val="19"/>
+        </w:rPr>
+        <w:t>Status</w:t>
+      </w:r>
+      <w:r>
+        <w:rPr>
+          <w:rFonts w:ascii="Consolas" w:hAnsi="Consolas" w:cs="Consolas"/>
+          <w:color w:val="000000"/>
+          <w:kern w:val="0"/>
+          <w:sz w:val="19"/>
+          <w:szCs w:val="19"/>
+        </w:rPr>
+        <w:t xml:space="preserve"> </w:t>
+      </w:r>
+      <w:r>
+        <w:rPr>
+          <w:rFonts w:ascii="Consolas" w:hAnsi="Consolas" w:cs="Consolas"/>
+          <w:color w:val="808080"/>
+          <w:kern w:val="0"/>
+          <w:sz w:val="19"/>
+          <w:szCs w:val="19"/>
+        </w:rPr>
+        <w:t>&lt;&gt;</w:t>
+      </w:r>
+      <w:r>
+        <w:rPr>
+          <w:rFonts w:ascii="Consolas" w:hAnsi="Consolas" w:cs="Consolas"/>
+          <w:color w:val="000000"/>
+          <w:kern w:val="0"/>
+          <w:sz w:val="19"/>
+          <w:szCs w:val="19"/>
+        </w:rPr>
+        <w:t xml:space="preserve"> </w:t>
+      </w:r>
+      <w:r>
+        <w:rPr>
+          <w:rFonts w:ascii="Consolas" w:hAnsi="Consolas" w:cs="Consolas"/>
+          <w:color w:val="FF0000"/>
+          <w:kern w:val="0"/>
+          <w:sz w:val="19"/>
+          <w:szCs w:val="19"/>
+        </w:rPr>
+        <w:t>'</w:t>
+      </w:r>
+      <w:proofErr w:type="spellStart"/>
+      <w:r>
+        <w:rPr>
+          <w:rFonts w:ascii="Consolas" w:hAnsi="Consolas" w:cs="Consolas"/>
+          <w:color w:val="FF0000"/>
+          <w:kern w:val="0"/>
+          <w:sz w:val="19"/>
+          <w:szCs w:val="19"/>
+        </w:rPr>
+        <w:t>rsSuccess</w:t>
+      </w:r>
+      <w:proofErr w:type="spellEnd"/>
+      <w:r>
+        <w:rPr>
+          <w:rFonts w:ascii="Consolas" w:hAnsi="Consolas" w:cs="Consolas"/>
+          <w:color w:val="FF0000"/>
+          <w:kern w:val="0"/>
+          <w:sz w:val="19"/>
+          <w:szCs w:val="19"/>
+        </w:rPr>
+        <w:t>'</w:t>
+      </w:r>
+      <w:r>
+        <w:rPr>
+          <w:rFonts w:ascii="Consolas" w:hAnsi="Consolas" w:cs="Consolas"/>
+          <w:color w:val="000000"/>
+          <w:kern w:val="0"/>
+          <w:sz w:val="19"/>
+          <w:szCs w:val="19"/>
+        </w:rPr>
+        <w:t xml:space="preserve"> </w:t>
+      </w:r>
+      <w:r>
+        <w:rPr>
+          <w:rFonts w:ascii="Consolas" w:hAnsi="Consolas" w:cs="Consolas"/>
+          <w:color w:val="0000FF"/>
+          <w:kern w:val="0"/>
+          <w:sz w:val="19"/>
+          <w:szCs w:val="19"/>
+        </w:rPr>
+        <w:t>THEN</w:t>
+      </w:r>
+      <w:r>
+        <w:rPr>
+          <w:rFonts w:ascii="Consolas" w:hAnsi="Consolas" w:cs="Consolas"/>
+          <w:color w:val="000000"/>
+          <w:kern w:val="0"/>
+          <w:sz w:val="19"/>
+          <w:szCs w:val="19"/>
+        </w:rPr>
+        <w:t xml:space="preserve"> 1</w:t>
+      </w:r>
+    </w:p>
+    <w:p>
+      <w:pPr>
+        <w:autoSpaceDE w:val="0"/>
+        <w:autoSpaceDN w:val="0"/>
+        <w:adjustRightInd w:val="0"/>
+        <w:spacing w:after="0" w:line="240" w:lineRule="auto"/>
+        <w:rPr>
+          <w:rFonts w:ascii="Consolas" w:hAnsi="Consolas" w:cs="Consolas"/>
+          <w:color w:val="000000"/>
+          <w:kern w:val="0"/>
+          <w:sz w:val="19"/>
+          <w:szCs w:val="19"/>
+        </w:rPr>
+      </w:pPr>
+      <w:r>
+        <w:rPr>
+          <w:rFonts w:ascii="Consolas" w:hAnsi="Consolas" w:cs="Consolas"/>
+          <w:color w:val="000000"/>
+          <w:kern w:val="0"/>
+          <w:sz w:val="19"/>
+          <w:szCs w:val="19"/>
+        </w:rPr>
+        <w:t xml:space="preserve">             </w:t>
+      </w:r>
+      <w:r>
+        <w:rPr>
+          <w:rFonts w:ascii="Consolas" w:hAnsi="Consolas" w:cs="Consolas"/>
+          <w:color w:val="0000FF"/>
+          <w:kern w:val="0"/>
+          <w:sz w:val="19"/>
+          <w:szCs w:val="19"/>
+        </w:rPr>
+        <w:t>ELSE</w:t>
+      </w:r>
+      <w:r>
+        <w:rPr>
+          <w:rFonts w:ascii="Consolas" w:hAnsi="Consolas" w:cs="Consolas"/>
+          <w:color w:val="000000"/>
+          <w:kern w:val="0"/>
+          <w:sz w:val="19"/>
+          <w:szCs w:val="19"/>
+        </w:rPr>
+        <w:t xml:space="preserve"> 0</w:t>
+      </w:r>
+    </w:p>
+    <w:p>
+      <w:pPr>
+        <w:autoSpaceDE w:val="0"/>
+        <w:autoSpaceDN w:val="0"/>
+        <w:adjustRightInd w:val="0"/>
+        <w:spacing w:after="0" w:line="240" w:lineRule="auto"/>
+        <w:rPr>
+          <w:rFonts w:ascii="Consolas" w:hAnsi="Consolas" w:cs="Consolas"/>
+          <w:color w:val="000000"/>
+          <w:kern w:val="0"/>
+          <w:sz w:val="19"/>
+          <w:szCs w:val="19"/>
+        </w:rPr>
+      </w:pPr>
+      <w:r>
+        <w:rPr>
+          <w:rFonts w:ascii="Consolas" w:hAnsi="Consolas" w:cs="Consolas"/>
+          <w:color w:val="000000"/>
+          <w:kern w:val="0"/>
+          <w:sz w:val="19"/>
+          <w:szCs w:val="19"/>
+        </w:rPr>
+        <w:t xml:space="preserve">         </w:t>
+      </w:r>
+      <w:r>
+        <w:rPr>
+          <w:rFonts w:ascii="Consolas" w:hAnsi="Consolas" w:cs="Consolas"/>
+          <w:color w:val="0000FF"/>
+          <w:kern w:val="0"/>
+          <w:sz w:val="19"/>
+          <w:szCs w:val="19"/>
+        </w:rPr>
+        <w:t>END</w:t>
+      </w:r>
+      <w:r>
+        <w:rPr>
+          <w:rFonts w:ascii="Consolas" w:hAnsi="Consolas" w:cs="Consolas"/>
+          <w:color w:val="808080"/>
+          <w:kern w:val="0"/>
+          <w:sz w:val="19"/>
+          <w:szCs w:val="19"/>
+        </w:rPr>
+        <w:t>)</w:t>
+      </w:r>
+      <w:r>
+        <w:rPr>
+          <w:rFonts w:ascii="Consolas" w:hAnsi="Consolas" w:cs="Consolas"/>
+          <w:color w:val="000000"/>
+          <w:kern w:val="0"/>
+          <w:sz w:val="19"/>
+          <w:szCs w:val="19"/>
+        </w:rPr>
+        <w:t xml:space="preserve"> </w:t>
+      </w:r>
+      <w:r>
+        <w:rPr>
+          <w:rFonts w:ascii="Consolas" w:hAnsi="Consolas" w:cs="Consolas"/>
+          <w:color w:val="0000FF"/>
+          <w:kern w:val="0"/>
+          <w:sz w:val="19"/>
+          <w:szCs w:val="19"/>
+        </w:rPr>
+        <w:t>AS</w:t>
+      </w:r>
+      <w:r>
+        <w:rPr>
+          <w:rFonts w:ascii="Consolas" w:hAnsi="Consolas" w:cs="Consolas"/>
+          <w:color w:val="000000"/>
+          <w:kern w:val="0"/>
+          <w:sz w:val="19"/>
+          <w:szCs w:val="19"/>
+        </w:rPr>
+        <w:t xml:space="preserve"> </w:t>
+      </w:r>
+      <w:proofErr w:type="spellStart"/>
+      <w:r>
+        <w:rPr>
+          <w:rFonts w:ascii="Consolas" w:hAnsi="Consolas" w:cs="Consolas"/>
+          <w:color w:val="000000"/>
+          <w:kern w:val="0"/>
+          <w:sz w:val="19"/>
+          <w:szCs w:val="19"/>
+        </w:rPr>
+        <w:t>FailedExecutions</w:t>
+      </w:r>
+      <w:proofErr w:type="spellEnd"/>
+      <w:r>
+        <w:rPr>
+          <w:rFonts w:ascii="Consolas" w:hAnsi="Consolas" w:cs="Consolas"/>
+          <w:color w:val="808080"/>
+          <w:kern w:val="0"/>
+          <w:sz w:val="19"/>
+          <w:szCs w:val="19"/>
+        </w:rPr>
+        <w:t>,</w:t>
+      </w:r>
+    </w:p>
+    <w:p>
+      <w:pPr>
+        <w:autoSpaceDE w:val="0"/>
+        <w:autoSpaceDN w:val="0"/>
+        <w:adjustRightInd w:val="0"/>
+        <w:spacing w:after="0" w:line="240" w:lineRule="auto"/>
+        <w:rPr>
+          <w:rFonts w:ascii="Consolas" w:hAnsi="Consolas" w:cs="Consolas"/>
+          <w:color w:val="000000"/>
+          <w:kern w:val="0"/>
+          <w:sz w:val="19"/>
+          <w:szCs w:val="19"/>
+        </w:rPr>
+      </w:pPr>
+      <w:r>
+        <w:rPr>
+          <w:rFonts w:ascii="Consolas" w:hAnsi="Consolas" w:cs="Consolas"/>
+          <w:color w:val="000000"/>
+          <w:kern w:val="0"/>
+          <w:sz w:val="19"/>
+          <w:szCs w:val="19"/>
+        </w:rPr>
+        <w:t xml:space="preserve">        </w:t>
+      </w:r>
+      <w:r>
+        <w:rPr>
+          <w:rFonts w:ascii="Consolas" w:hAnsi="Consolas" w:cs="Consolas"/>
+          <w:color w:val="FF00FF"/>
+          <w:kern w:val="0"/>
+          <w:sz w:val="19"/>
+          <w:szCs w:val="19"/>
+        </w:rPr>
+        <w:t>CAST</w:t>
+      </w:r>
+      <w:r>
+        <w:rPr>
+          <w:rFonts w:ascii="Consolas" w:hAnsi="Consolas" w:cs="Consolas"/>
+          <w:color w:val="808080"/>
+          <w:kern w:val="0"/>
+          <w:sz w:val="19"/>
+          <w:szCs w:val="19"/>
+        </w:rPr>
+        <w:t>(</w:t>
+      </w:r>
+      <w:r>
+        <w:rPr>
+          <w:rFonts w:ascii="Consolas" w:hAnsi="Consolas" w:cs="Consolas"/>
+          <w:color w:val="FF00FF"/>
+          <w:kern w:val="0"/>
+          <w:sz w:val="19"/>
+          <w:szCs w:val="19"/>
+        </w:rPr>
+        <w:t>AVG</w:t>
+      </w:r>
+      <w:r>
+        <w:rPr>
+          <w:rFonts w:ascii="Consolas" w:hAnsi="Consolas" w:cs="Consolas"/>
+          <w:color w:val="808080"/>
+          <w:kern w:val="0"/>
+          <w:sz w:val="19"/>
+          <w:szCs w:val="19"/>
+        </w:rPr>
+        <w:t>(</w:t>
+      </w:r>
+      <w:r>
+        <w:rPr>
+          <w:rFonts w:ascii="Consolas" w:hAnsi="Consolas" w:cs="Consolas"/>
+          <w:color w:val="000000"/>
+          <w:kern w:val="0"/>
+          <w:sz w:val="19"/>
+          <w:szCs w:val="19"/>
+        </w:rPr>
+        <w:t xml:space="preserve"> </w:t>
+      </w:r>
+    </w:p>
+    <w:p>
+      <w:pPr>
+        <w:autoSpaceDE w:val="0"/>
+        <w:autoSpaceDN w:val="0"/>
+        <w:adjustRightInd w:val="0"/>
+        <w:spacing w:after="0" w:line="240" w:lineRule="auto"/>
+        <w:rPr>
+          <w:rFonts w:ascii="Consolas" w:hAnsi="Consolas" w:cs="Consolas"/>
+          <w:color w:val="000000"/>
+          <w:kern w:val="0"/>
+          <w:sz w:val="19"/>
+          <w:szCs w:val="19"/>
+        </w:rPr>
+      </w:pPr>
+      <w:r>
+        <w:rPr>
+          <w:rFonts w:ascii="Consolas" w:hAnsi="Consolas" w:cs="Consolas"/>
+          <w:color w:val="000000"/>
+          <w:kern w:val="0"/>
+          <w:sz w:val="19"/>
+          <w:szCs w:val="19"/>
+        </w:rPr>
+        <w:t xml:space="preserve">            </w:t>
+      </w:r>
+      <w:r>
+        <w:rPr>
+          <w:rFonts w:ascii="Consolas" w:hAnsi="Consolas" w:cs="Consolas"/>
+          <w:color w:val="FF00FF"/>
+          <w:kern w:val="0"/>
+          <w:sz w:val="19"/>
+          <w:szCs w:val="19"/>
+        </w:rPr>
+        <w:t>CAST</w:t>
+      </w:r>
+      <w:r>
+        <w:rPr>
+          <w:rFonts w:ascii="Consolas" w:hAnsi="Consolas" w:cs="Consolas"/>
+          <w:color w:val="808080"/>
+          <w:kern w:val="0"/>
+          <w:sz w:val="19"/>
+          <w:szCs w:val="19"/>
+        </w:rPr>
+        <w:t>(</w:t>
+      </w:r>
+      <w:r>
+        <w:rPr>
+          <w:rFonts w:ascii="Consolas" w:hAnsi="Consolas" w:cs="Consolas"/>
+          <w:color w:val="FF00FF"/>
+          <w:kern w:val="0"/>
+          <w:sz w:val="19"/>
+          <w:szCs w:val="19"/>
+        </w:rPr>
+        <w:t>DATEDIFF</w:t>
+      </w:r>
+      <w:r>
+        <w:rPr>
+          <w:rFonts w:ascii="Consolas" w:hAnsi="Consolas" w:cs="Consolas"/>
+          <w:color w:val="808080"/>
+          <w:kern w:val="0"/>
+          <w:sz w:val="19"/>
+          <w:szCs w:val="19"/>
+        </w:rPr>
+        <w:t>(</w:t>
+      </w:r>
+      <w:r>
+        <w:rPr>
+          <w:rFonts w:ascii="Consolas" w:hAnsi="Consolas" w:cs="Consolas"/>
+          <w:color w:val="FF00FF"/>
+          <w:kern w:val="0"/>
+          <w:sz w:val="19"/>
+          <w:szCs w:val="19"/>
+        </w:rPr>
+        <w:t>SECOND</w:t>
+      </w:r>
+      <w:r>
+        <w:rPr>
+          <w:rFonts w:ascii="Consolas" w:hAnsi="Consolas" w:cs="Consolas"/>
+          <w:color w:val="808080"/>
+          <w:kern w:val="0"/>
+          <w:sz w:val="19"/>
+          <w:szCs w:val="19"/>
+        </w:rPr>
+        <w:t>,</w:t>
+      </w:r>
+      <w:r>
+        <w:rPr>
+          <w:rFonts w:ascii="Consolas" w:hAnsi="Consolas" w:cs="Consolas"/>
+          <w:color w:val="000000"/>
+          <w:kern w:val="0"/>
+          <w:sz w:val="19"/>
+          <w:szCs w:val="19"/>
+        </w:rPr>
+        <w:t xml:space="preserve"> </w:t>
+      </w:r>
+      <w:proofErr w:type="spellStart"/>
+      <w:r>
+        <w:rPr>
+          <w:rFonts w:ascii="Consolas" w:hAnsi="Consolas" w:cs="Consolas"/>
+          <w:color w:val="000000"/>
+          <w:kern w:val="0"/>
+          <w:sz w:val="19"/>
+          <w:szCs w:val="19"/>
+        </w:rPr>
+        <w:t>TimeStart</w:t>
+      </w:r>
+      <w:proofErr w:type="spellEnd"/>
+      <w:r>
+        <w:rPr>
+          <w:rFonts w:ascii="Consolas" w:hAnsi="Consolas" w:cs="Consolas"/>
+          <w:color w:val="808080"/>
+          <w:kern w:val="0"/>
+          <w:sz w:val="19"/>
+          <w:szCs w:val="19"/>
+        </w:rPr>
+        <w:t>,</w:t>
+      </w:r>
+      <w:r>
+        <w:rPr>
+          <w:rFonts w:ascii="Consolas" w:hAnsi="Consolas" w:cs="Consolas"/>
+          <w:color w:val="000000"/>
+          <w:kern w:val="0"/>
+          <w:sz w:val="19"/>
+          <w:szCs w:val="19"/>
+        </w:rPr>
+        <w:t xml:space="preserve"> </w:t>
+      </w:r>
+      <w:proofErr w:type="spellStart"/>
+      <w:r>
+        <w:rPr>
+          <w:rFonts w:ascii="Consolas" w:hAnsi="Consolas" w:cs="Consolas"/>
+          <w:color w:val="000000"/>
+          <w:kern w:val="0"/>
+          <w:sz w:val="19"/>
+          <w:szCs w:val="19"/>
+        </w:rPr>
+        <w:t>TimeEnd</w:t>
+      </w:r>
+      <w:proofErr w:type="spellEnd"/>
+      <w:r>
+        <w:rPr>
+          <w:rFonts w:ascii="Consolas" w:hAnsi="Consolas" w:cs="Consolas"/>
+          <w:color w:val="808080"/>
+          <w:kern w:val="0"/>
+          <w:sz w:val="19"/>
+          <w:szCs w:val="19"/>
+        </w:rPr>
+        <w:t>)</w:t>
+      </w:r>
+    </w:p>
+    <w:p>
+      <w:pPr>
+        <w:autoSpaceDE w:val="0"/>
+        <w:autoSpaceDN w:val="0"/>
+        <w:adjustRightInd w:val="0"/>
+        <w:spacing w:after="0" w:line="240" w:lineRule="auto"/>
+        <w:rPr>
+          <w:rFonts w:ascii="Consolas" w:hAnsi="Consolas" w:cs="Consolas"/>
+          <w:color w:val="000000"/>
+          <w:kern w:val="0"/>
+          <w:sz w:val="19"/>
+          <w:szCs w:val="19"/>
+        </w:rPr>
+      </w:pPr>
+      <w:r>
+        <w:rPr>
+          <w:rFonts w:ascii="Consolas" w:hAnsi="Consolas" w:cs="Consolas"/>
+          <w:color w:val="000000"/>
+          <w:kern w:val="0"/>
+          <w:sz w:val="19"/>
+          <w:szCs w:val="19"/>
+        </w:rPr>
+        <w:t xml:space="preserve">                  </w:t>
+      </w:r>
+      <w:r>
+        <w:rPr>
+          <w:rFonts w:ascii="Consolas" w:hAnsi="Consolas" w:cs="Consolas"/>
+          <w:color w:val="0000FF"/>
+          <w:kern w:val="0"/>
+          <w:sz w:val="19"/>
+          <w:szCs w:val="19"/>
+        </w:rPr>
+        <w:t>AS</w:t>
+      </w:r>
+      <w:r>
+        <w:rPr>
+          <w:rFonts w:ascii="Consolas" w:hAnsi="Consolas" w:cs="Consolas"/>
+          <w:color w:val="000000"/>
+          <w:kern w:val="0"/>
+          <w:sz w:val="19"/>
+          <w:szCs w:val="19"/>
+        </w:rPr>
+        <w:t xml:space="preserve"> </w:t>
+      </w:r>
+      <w:r>
+        <w:rPr>
+          <w:rFonts w:ascii="Consolas" w:hAnsi="Consolas" w:cs="Consolas"/>
+          <w:color w:val="0000FF"/>
+          <w:kern w:val="0"/>
+          <w:sz w:val="19"/>
+          <w:szCs w:val="19"/>
+        </w:rPr>
+        <w:t>BIGINT</w:t>
+      </w:r>
+      <w:r>
+        <w:rPr>
+          <w:rFonts w:ascii="Consolas" w:hAnsi="Consolas" w:cs="Consolas"/>
+          <w:color w:val="808080"/>
+          <w:kern w:val="0"/>
+          <w:sz w:val="19"/>
+          <w:szCs w:val="19"/>
+        </w:rPr>
+        <w:t>)</w:t>
+      </w:r>
+    </w:p>
+    <w:p>
+      <w:pPr>
+        <w:autoSpaceDE w:val="0"/>
+        <w:autoSpaceDN w:val="0"/>
+        <w:adjustRightInd w:val="0"/>
+        <w:spacing w:after="0" w:line="240" w:lineRule="auto"/>
+        <w:rPr>
+          <w:rFonts w:ascii="Consolas" w:hAnsi="Consolas" w:cs="Consolas"/>
+          <w:color w:val="000000"/>
+          <w:kern w:val="0"/>
+          <w:sz w:val="19"/>
+          <w:szCs w:val="19"/>
+        </w:rPr>
+      </w:pPr>
+      <w:r>
+        <w:rPr>
+          <w:rFonts w:ascii="Consolas" w:hAnsi="Consolas" w:cs="Consolas"/>
+          <w:color w:val="000000"/>
+          <w:kern w:val="0"/>
+          <w:sz w:val="19"/>
+          <w:szCs w:val="19"/>
+        </w:rPr>
+        <w:t xml:space="preserve">         </w:t>
+      </w:r>
+      <w:r>
+        <w:rPr>
+          <w:rFonts w:ascii="Consolas" w:hAnsi="Consolas" w:cs="Consolas"/>
+          <w:color w:val="808080"/>
+          <w:kern w:val="0"/>
+          <w:sz w:val="19"/>
+          <w:szCs w:val="19"/>
+        </w:rPr>
+        <w:t>)</w:t>
+      </w:r>
+      <w:r>
+        <w:rPr>
+          <w:rFonts w:ascii="Consolas" w:hAnsi="Consolas" w:cs="Consolas"/>
+          <w:color w:val="000000"/>
+          <w:kern w:val="0"/>
+          <w:sz w:val="19"/>
+          <w:szCs w:val="19"/>
+        </w:rPr>
+        <w:t xml:space="preserve"> </w:t>
+      </w:r>
+      <w:r>
+        <w:rPr>
+          <w:rFonts w:ascii="Consolas" w:hAnsi="Consolas" w:cs="Consolas"/>
+          <w:color w:val="0000FF"/>
+          <w:kern w:val="0"/>
+          <w:sz w:val="19"/>
+          <w:szCs w:val="19"/>
+        </w:rPr>
+        <w:t>AS</w:t>
+      </w:r>
+      <w:r>
+        <w:rPr>
+          <w:rFonts w:ascii="Consolas" w:hAnsi="Consolas" w:cs="Consolas"/>
+          <w:color w:val="000000"/>
+          <w:kern w:val="0"/>
+          <w:sz w:val="19"/>
+          <w:szCs w:val="19"/>
+        </w:rPr>
+        <w:t xml:space="preserve"> </w:t>
+      </w:r>
+      <w:r>
+        <w:rPr>
+          <w:rFonts w:ascii="Consolas" w:hAnsi="Consolas" w:cs="Consolas"/>
+          <w:color w:val="0000FF"/>
+          <w:kern w:val="0"/>
+          <w:sz w:val="19"/>
+          <w:szCs w:val="19"/>
+        </w:rPr>
+        <w:t>DECIMAL</w:t>
+      </w:r>
+      <w:r>
+        <w:rPr>
+          <w:rFonts w:ascii="Consolas" w:hAnsi="Consolas" w:cs="Consolas"/>
+          <w:color w:val="808080"/>
+          <w:kern w:val="0"/>
+          <w:sz w:val="19"/>
+          <w:szCs w:val="19"/>
+        </w:rPr>
+        <w:t>(</w:t>
+      </w:r>
+      <w:r>
+        <w:rPr>
+          <w:rFonts w:ascii="Consolas" w:hAnsi="Consolas" w:cs="Consolas"/>
+          <w:color w:val="000000"/>
+          <w:kern w:val="0"/>
+          <w:sz w:val="19"/>
+          <w:szCs w:val="19"/>
+        </w:rPr>
+        <w:t>10</w:t>
+      </w:r>
+      <w:r>
+        <w:rPr>
+          <w:rFonts w:ascii="Consolas" w:hAnsi="Consolas" w:cs="Consolas"/>
+          <w:color w:val="808080"/>
+          <w:kern w:val="0"/>
+          <w:sz w:val="19"/>
+          <w:szCs w:val="19"/>
+        </w:rPr>
+        <w:t>,</w:t>
+      </w:r>
+      <w:r>
+        <w:rPr>
+          <w:rFonts w:ascii="Consolas" w:hAnsi="Consolas" w:cs="Consolas"/>
+          <w:color w:val="000000"/>
+          <w:kern w:val="0"/>
+          <w:sz w:val="19"/>
+          <w:szCs w:val="19"/>
+        </w:rPr>
+        <w:t>2</w:t>
+      </w:r>
+      <w:r>
+        <w:rPr>
+          <w:rFonts w:ascii="Consolas" w:hAnsi="Consolas" w:cs="Consolas"/>
+          <w:color w:val="808080"/>
+          <w:kern w:val="0"/>
+          <w:sz w:val="19"/>
+          <w:szCs w:val="19"/>
+        </w:rPr>
+        <w:t>))</w:t>
+      </w:r>
+      <w:r>
+        <w:rPr>
+          <w:rFonts w:ascii="Consolas" w:hAnsi="Consolas" w:cs="Consolas"/>
+          <w:color w:val="000000"/>
+          <w:kern w:val="0"/>
+          <w:sz w:val="19"/>
+          <w:szCs w:val="19"/>
+        </w:rPr>
+        <w:t xml:space="preserve"> </w:t>
+      </w:r>
+      <w:r>
+        <w:rPr>
+          <w:rFonts w:ascii="Consolas" w:hAnsi="Consolas" w:cs="Consolas"/>
+          <w:color w:val="0000FF"/>
+          <w:kern w:val="0"/>
+          <w:sz w:val="19"/>
+          <w:szCs w:val="19"/>
+        </w:rPr>
+        <w:t>AS</w:t>
+      </w:r>
+      <w:r>
+        <w:rPr>
+          <w:rFonts w:ascii="Consolas" w:hAnsi="Consolas" w:cs="Consolas"/>
+          <w:color w:val="000000"/>
+          <w:kern w:val="0"/>
+          <w:sz w:val="19"/>
+          <w:szCs w:val="19"/>
+        </w:rPr>
+        <w:t xml:space="preserve"> </w:t>
+      </w:r>
+      <w:proofErr w:type="spellStart"/>
+      <w:r>
+        <w:rPr>
+          <w:rFonts w:ascii="Consolas" w:hAnsi="Consolas" w:cs="Consolas"/>
+          <w:color w:val="000000"/>
+          <w:kern w:val="0"/>
+          <w:sz w:val="19"/>
+          <w:szCs w:val="19"/>
+        </w:rPr>
+        <w:t>AvgExecutionSeconds</w:t>
+      </w:r>
+      <w:proofErr w:type="spellEnd"/>
+    </w:p>
+    <w:p>
+      <w:pPr>
+        <w:autoSpaceDE w:val="0"/>
+        <w:autoSpaceDN w:val="0"/>
+        <w:adjustRightInd w:val="0"/>
+        <w:spacing w:after="0" w:line="240" w:lineRule="auto"/>
+        <w:rPr>
+          <w:rFonts w:ascii="Consolas" w:hAnsi="Consolas" w:cs="Consolas"/>
+          <w:color w:val="000000"/>
+          <w:kern w:val="0"/>
+          <w:sz w:val="19"/>
+          <w:szCs w:val="19"/>
+        </w:rPr>
+      </w:pPr>
+      <w:r>
+        <w:rPr>
+          <w:rFonts w:ascii="Consolas" w:hAnsi="Consolas" w:cs="Consolas"/>
+          <w:color w:val="000000"/>
+          <w:kern w:val="0"/>
+          <w:sz w:val="19"/>
+          <w:szCs w:val="19"/>
+        </w:rPr>
+        <w:t xml:space="preserve">    </w:t>
+      </w:r>
+      <w:r>
+        <w:rPr>
+          <w:rFonts w:ascii="Consolas" w:hAnsi="Consolas" w:cs="Consolas"/>
+          <w:color w:val="0000FF"/>
+          <w:kern w:val="0"/>
+          <w:sz w:val="19"/>
+          <w:szCs w:val="19"/>
+        </w:rPr>
+        <w:t>FROM</w:t>
+      </w:r>
+      <w:r>
+        <w:rPr>
+          <w:rFonts w:ascii="Consolas" w:hAnsi="Consolas" w:cs="Consolas"/>
+          <w:color w:val="000000"/>
+          <w:kern w:val="0"/>
+          <w:sz w:val="19"/>
+          <w:szCs w:val="19"/>
+        </w:rPr>
+        <w:t xml:space="preserve"> dbo</w:t>
+      </w:r>
+      <w:r>
+        <w:rPr>
+          <w:rFonts w:ascii="Consolas" w:hAnsi="Consolas" w:cs="Consolas"/>
+          <w:color w:val="808080"/>
+          <w:kern w:val="0"/>
+          <w:sz w:val="19"/>
+          <w:szCs w:val="19"/>
+        </w:rPr>
+        <w:t>.</w:t>
+      </w:r>
+      <w:r>
+        <w:rPr>
+          <w:rFonts w:ascii="Consolas" w:hAnsi="Consolas" w:cs="Consolas"/>
+          <w:color w:val="000000"/>
+          <w:kern w:val="0"/>
+          <w:sz w:val="19"/>
+          <w:szCs w:val="19"/>
+        </w:rPr>
+        <w:t>ExecutionLog3</w:t>
+      </w:r>
+    </w:p>
+    <w:p>
+      <w:pPr>
+        <w:autoSpaceDE w:val="0"/>
+        <w:autoSpaceDN w:val="0"/>
+        <w:adjustRightInd w:val="0"/>
+        <w:spacing w:after="0" w:line="240" w:lineRule="auto"/>
+        <w:rPr>
+          <w:rFonts w:ascii="Consolas" w:hAnsi="Consolas" w:cs="Consolas"/>
+          <w:color w:val="000000"/>
+          <w:kern w:val="0"/>
+          <w:sz w:val="19"/>
+          <w:szCs w:val="19"/>
+        </w:rPr>
+      </w:pPr>
+      <w:r>
+        <w:rPr>
+          <w:rFonts w:ascii="Consolas" w:hAnsi="Consolas" w:cs="Consolas"/>
+          <w:color w:val="000000"/>
+          <w:kern w:val="0"/>
+          <w:sz w:val="19"/>
+          <w:szCs w:val="19"/>
+        </w:rPr>
+        <w:t xml:space="preserve">    </w:t>
+      </w:r>
+      <w:r>
+        <w:rPr>
+          <w:rFonts w:ascii="Consolas" w:hAnsi="Consolas" w:cs="Consolas"/>
+          <w:color w:val="0000FF"/>
+          <w:kern w:val="0"/>
+          <w:sz w:val="19"/>
+          <w:szCs w:val="19"/>
+        </w:rPr>
+        <w:t>WHERE</w:t>
+      </w:r>
+      <w:r>
+        <w:rPr>
+          <w:rFonts w:ascii="Consolas" w:hAnsi="Consolas" w:cs="Consolas"/>
+          <w:color w:val="000000"/>
+          <w:kern w:val="0"/>
+          <w:sz w:val="19"/>
+          <w:szCs w:val="19"/>
+        </w:rPr>
+        <w:t xml:space="preserve"> </w:t>
+      </w:r>
+      <w:proofErr w:type="spellStart"/>
+      <w:r>
+        <w:rPr>
+          <w:rFonts w:ascii="Consolas" w:hAnsi="Consolas" w:cs="Consolas"/>
+          <w:color w:val="000000"/>
+          <w:kern w:val="0"/>
+          <w:sz w:val="19"/>
+          <w:szCs w:val="19"/>
+        </w:rPr>
+        <w:t>ItemPath</w:t>
+      </w:r>
+      <w:proofErr w:type="spellEnd"/>
+      <w:r>
+        <w:rPr>
+          <w:rFonts w:ascii="Consolas" w:hAnsi="Consolas" w:cs="Consolas"/>
+          <w:color w:val="000000"/>
+          <w:kern w:val="0"/>
+          <w:sz w:val="19"/>
+          <w:szCs w:val="19"/>
+        </w:rPr>
+        <w:t xml:space="preserve"> </w:t>
+      </w:r>
+      <w:r>
+        <w:rPr>
+          <w:rFonts w:ascii="Consolas" w:hAnsi="Consolas" w:cs="Consolas"/>
+          <w:color w:val="808080"/>
+          <w:kern w:val="0"/>
+          <w:sz w:val="19"/>
+          <w:szCs w:val="19"/>
+        </w:rPr>
+        <w:t>IS</w:t>
+      </w:r>
+      <w:r>
+        <w:rPr>
+          <w:rFonts w:ascii="Consolas" w:hAnsi="Consolas" w:cs="Consolas"/>
+          <w:color w:val="000000"/>
+          <w:kern w:val="0"/>
+          <w:sz w:val="19"/>
+          <w:szCs w:val="19"/>
+        </w:rPr>
+        <w:t xml:space="preserve"> </w:t>
+      </w:r>
+      <w:r>
+        <w:rPr>
+          <w:rFonts w:ascii="Consolas" w:hAnsi="Consolas" w:cs="Consolas"/>
+          <w:color w:val="808080"/>
+          <w:kern w:val="0"/>
+          <w:sz w:val="19"/>
+          <w:szCs w:val="19"/>
+        </w:rPr>
+        <w:t>NOT</w:t>
+      </w:r>
+      <w:r>
+        <w:rPr>
+          <w:rFonts w:ascii="Consolas" w:hAnsi="Consolas" w:cs="Consolas"/>
+          <w:color w:val="000000"/>
+          <w:kern w:val="0"/>
+          <w:sz w:val="19"/>
+          <w:szCs w:val="19"/>
+        </w:rPr>
+        <w:t xml:space="preserve"> </w:t>
+      </w:r>
+      <w:r>
+        <w:rPr>
+          <w:rFonts w:ascii="Consolas" w:hAnsi="Consolas" w:cs="Consolas"/>
+          <w:color w:val="808080"/>
+          <w:kern w:val="0"/>
+          <w:sz w:val="19"/>
+          <w:szCs w:val="19"/>
+        </w:rPr>
+        <w:t>NULL</w:t>
+      </w:r>
+    </w:p>
+    <w:p>
+      <w:pPr>
+        <w:autoSpaceDE w:val="0"/>
+        <w:autoSpaceDN w:val="0"/>
+        <w:adjustRightInd w:val="0"/>
+        <w:spacing w:after="0" w:line="240" w:lineRule="auto"/>
+        <w:rPr>
+          <w:rFonts w:ascii="Consolas" w:hAnsi="Consolas" w:cs="Consolas"/>
+          <w:color w:val="000000"/>
+          <w:kern w:val="0"/>
+          <w:sz w:val="19"/>
+          <w:szCs w:val="19"/>
+        </w:rPr>
+      </w:pPr>
+      <w:r>
+        <w:rPr>
+          <w:rFonts w:ascii="Consolas" w:hAnsi="Consolas" w:cs="Consolas"/>
+          <w:color w:val="000000"/>
+          <w:kern w:val="0"/>
+          <w:sz w:val="19"/>
+          <w:szCs w:val="19"/>
+        </w:rPr>
+        <w:t xml:space="preserve"> </w:t>
+      </w:r>
+    </w:p>
+    <w:p>
+      <w:pPr>
+        <w:autoSpaceDE w:val="0"/>
+        <w:autoSpaceDN w:val="0"/>
+        <w:adjustRightInd w:val="0"/>
+        <w:spacing w:after="0" w:line="240" w:lineRule="auto"/>
+        <w:rPr>
+          <w:rFonts w:ascii="Consolas" w:hAnsi="Consolas" w:cs="Consolas"/>
+          <w:color w:val="000000"/>
+          <w:kern w:val="0"/>
+          <w:sz w:val="19"/>
+          <w:szCs w:val="19"/>
+        </w:rPr>
+      </w:pPr>
+      <w:r>
+        <w:rPr>
+          <w:rFonts w:ascii="Consolas" w:hAnsi="Consolas" w:cs="Consolas"/>
+          <w:color w:val="000000"/>
+          <w:kern w:val="0"/>
+          <w:sz w:val="19"/>
+          <w:szCs w:val="19"/>
+        </w:rPr>
+        <w:t xml:space="preserve">    </w:t>
+      </w:r>
+      <w:r>
+        <w:rPr>
+          <w:rFonts w:ascii="Consolas" w:hAnsi="Consolas" w:cs="Consolas"/>
+          <w:color w:val="0000FF"/>
+          <w:kern w:val="0"/>
+          <w:sz w:val="19"/>
+          <w:szCs w:val="19"/>
+        </w:rPr>
+        <w:t>GROUP</w:t>
+      </w:r>
+      <w:r>
+        <w:rPr>
+          <w:rFonts w:ascii="Consolas" w:hAnsi="Consolas" w:cs="Consolas"/>
+          <w:color w:val="000000"/>
+          <w:kern w:val="0"/>
+          <w:sz w:val="19"/>
+          <w:szCs w:val="19"/>
+        </w:rPr>
+        <w:t xml:space="preserve"> </w:t>
+      </w:r>
+      <w:r>
+        <w:rPr>
+          <w:rFonts w:ascii="Consolas" w:hAnsi="Consolas" w:cs="Consolas"/>
+          <w:color w:val="0000FF"/>
+          <w:kern w:val="0"/>
+          <w:sz w:val="19"/>
+          <w:szCs w:val="19"/>
+        </w:rPr>
+        <w:t>BY</w:t>
+      </w:r>
+      <w:r>
+        <w:rPr>
+          <w:rFonts w:ascii="Consolas" w:hAnsi="Consolas" w:cs="Consolas"/>
+          <w:color w:val="000000"/>
+          <w:kern w:val="0"/>
+          <w:sz w:val="19"/>
+          <w:szCs w:val="19"/>
+        </w:rPr>
+        <w:t xml:space="preserve"> </w:t>
+      </w:r>
+      <w:proofErr w:type="spellStart"/>
+      <w:r>
+        <w:rPr>
+          <w:rFonts w:ascii="Consolas" w:hAnsi="Consolas" w:cs="Consolas"/>
+          <w:color w:val="000000"/>
+          <w:kern w:val="0"/>
+          <w:sz w:val="19"/>
+          <w:szCs w:val="19"/>
+        </w:rPr>
+        <w:t>ItemPath</w:t>
+      </w:r>
+      <w:proofErr w:type="spellEnd"/>
+    </w:p>
+    <w:p>
+      <w:pPr>
+        <w:autoSpaceDE w:val="0"/>
+        <w:autoSpaceDN w:val="0"/>
+        <w:adjustRightInd w:val="0"/>
+        <w:spacing w:after="0" w:line="240" w:lineRule="auto"/>
+        <w:rPr>
+          <w:rFonts w:ascii="Consolas" w:hAnsi="Consolas" w:cs="Consolas"/>
+          <w:color w:val="000000"/>
+          <w:kern w:val="0"/>
+          <w:sz w:val="19"/>
+          <w:szCs w:val="19"/>
+        </w:rPr>
+      </w:pPr>
+      <w:r>
+        <w:rPr>
+          <w:rFonts w:ascii="Consolas" w:hAnsi="Consolas" w:cs="Consolas"/>
+          <w:color w:val="000000"/>
+          <w:kern w:val="0"/>
+          <w:sz w:val="19"/>
+          <w:szCs w:val="19"/>
+        </w:rPr>
+        <w:t xml:space="preserve"> </w:t>
+      </w:r>
+    </w:p>
+    <w:p>
+      <w:pPr>
+        <w:autoSpaceDE w:val="0"/>
+        <w:autoSpaceDN w:val="0"/>
+        <w:adjustRightInd w:val="0"/>
+        <w:spacing w:after="0" w:line="240" w:lineRule="auto"/>
+        <w:rPr>
+          <w:rFonts w:ascii="Consolas" w:hAnsi="Consolas" w:cs="Consolas"/>
+          <w:color w:val="000000"/>
+          <w:kern w:val="0"/>
+          <w:sz w:val="19"/>
+          <w:szCs w:val="19"/>
+        </w:rPr>
+      </w:pPr>
+      <w:r>
+        <w:rPr>
+          <w:rFonts w:ascii="Consolas" w:hAnsi="Consolas" w:cs="Consolas"/>
+          <w:color w:val="808080"/>
+          <w:kern w:val="0"/>
+          <w:sz w:val="19"/>
+          <w:szCs w:val="19"/>
+        </w:rPr>
+        <w:t>)</w:t>
+      </w:r>
+    </w:p>
+    <w:p>
+      <w:pPr>
+        <w:autoSpaceDE w:val="0"/>
+        <w:autoSpaceDN w:val="0"/>
+        <w:adjustRightInd w:val="0"/>
+        <w:spacing w:after="0" w:line="240" w:lineRule="auto"/>
+        <w:rPr>
+          <w:rFonts w:ascii="Consolas" w:hAnsi="Consolas" w:cs="Consolas"/>
+          <w:color w:val="000000"/>
+          <w:kern w:val="0"/>
+          <w:sz w:val="19"/>
+          <w:szCs w:val="19"/>
+        </w:rPr>
+      </w:pPr>
+      <w:r>
+        <w:rPr>
+          <w:rFonts w:ascii="Consolas" w:hAnsi="Consolas" w:cs="Consolas"/>
+          <w:color w:val="000000"/>
+          <w:kern w:val="0"/>
+          <w:sz w:val="19"/>
+          <w:szCs w:val="19"/>
+        </w:rPr>
+        <w:t xml:space="preserve"> </w:t>
+      </w:r>
+    </w:p>
+    <w:p>
+      <w:pPr>
+        <w:autoSpaceDE w:val="0"/>
+        <w:autoSpaceDN w:val="0"/>
+        <w:adjustRightInd w:val="0"/>
+        <w:spacing w:after="0" w:line="240" w:lineRule="auto"/>
+        <w:rPr>
+          <w:rFonts w:ascii="Consolas" w:hAnsi="Consolas" w:cs="Consolas"/>
+          <w:color w:val="000000"/>
+          <w:kern w:val="0"/>
+          <w:sz w:val="19"/>
+          <w:szCs w:val="19"/>
+        </w:rPr>
+      </w:pPr>
+      <w:r>
+        <w:rPr>
+          <w:rFonts w:ascii="Consolas" w:hAnsi="Consolas" w:cs="Consolas"/>
+          <w:color w:val="0000FF"/>
+          <w:kern w:val="0"/>
+          <w:sz w:val="19"/>
+          <w:szCs w:val="19"/>
+        </w:rPr>
+        <w:t>SELECT</w:t>
+      </w:r>
+    </w:p>
+    <w:p>
+      <w:pPr>
+        <w:autoSpaceDE w:val="0"/>
+        <w:autoSpaceDN w:val="0"/>
+        <w:adjustRightInd w:val="0"/>
+        <w:spacing w:after="0" w:line="240" w:lineRule="auto"/>
+        <w:rPr>
+          <w:rFonts w:ascii="Consolas" w:hAnsi="Consolas" w:cs="Consolas"/>
+          <w:color w:val="000000"/>
+          <w:kern w:val="0"/>
+          <w:sz w:val="19"/>
+          <w:szCs w:val="19"/>
+        </w:rPr>
+      </w:pPr>
+      <w:r>
+        <w:rPr>
+          <w:rFonts w:ascii="Consolas" w:hAnsi="Consolas" w:cs="Consolas"/>
+          <w:color w:val="000000"/>
+          <w:kern w:val="0"/>
+          <w:sz w:val="19"/>
+          <w:szCs w:val="19"/>
+        </w:rPr>
+        <w:t xml:space="preserve">    </w:t>
+      </w:r>
+      <w:proofErr w:type="spellStart"/>
+      <w:r>
+        <w:rPr>
+          <w:rFonts w:ascii="Consolas" w:hAnsi="Consolas" w:cs="Consolas"/>
+          <w:color w:val="000000"/>
+          <w:kern w:val="0"/>
+          <w:sz w:val="19"/>
+          <w:szCs w:val="19"/>
+        </w:rPr>
+        <w:t>C</w:t>
+      </w:r>
+      <w:r>
+        <w:rPr>
+          <w:rFonts w:ascii="Consolas" w:hAnsi="Consolas" w:cs="Consolas"/>
+          <w:color w:val="808080"/>
+          <w:kern w:val="0"/>
+          <w:sz w:val="19"/>
+          <w:szCs w:val="19"/>
+        </w:rPr>
+        <w:t>.</w:t>
+      </w:r>
+      <w:r>
+        <w:rPr>
+          <w:rFonts w:ascii="Consolas" w:hAnsi="Consolas" w:cs="Consolas"/>
+          <w:color w:val="000000"/>
+          <w:kern w:val="0"/>
+          <w:sz w:val="19"/>
+          <w:szCs w:val="19"/>
+        </w:rPr>
+        <w:t>ItemID</w:t>
+      </w:r>
+      <w:proofErr w:type="spellEnd"/>
+      <w:r>
+        <w:rPr>
+          <w:rFonts w:ascii="Consolas" w:hAnsi="Consolas" w:cs="Consolas"/>
+          <w:color w:val="808080"/>
+          <w:kern w:val="0"/>
+          <w:sz w:val="19"/>
+          <w:szCs w:val="19"/>
+        </w:rPr>
+        <w:t>,</w:t>
+      </w:r>
+    </w:p>
+    <w:p>
+      <w:pPr>
+        <w:autoSpaceDE w:val="0"/>
+        <w:autoSpaceDN w:val="0"/>
+        <w:adjustRightInd w:val="0"/>
+        <w:spacing w:after="0" w:line="240" w:lineRule="auto"/>
+        <w:rPr>
+          <w:rFonts w:ascii="Consolas" w:hAnsi="Consolas" w:cs="Consolas"/>
+          <w:color w:val="000000"/>
+          <w:kern w:val="0"/>
+          <w:sz w:val="19"/>
+          <w:szCs w:val="19"/>
+        </w:rPr>
+      </w:pPr>
+      <w:r>
+        <w:rPr>
+          <w:rFonts w:ascii="Consolas" w:hAnsi="Consolas" w:cs="Consolas"/>
+          <w:color w:val="000000"/>
+          <w:kern w:val="0"/>
+          <w:sz w:val="19"/>
+          <w:szCs w:val="19"/>
+        </w:rPr>
+        <w:t xml:space="preserve">    </w:t>
+      </w:r>
+      <w:proofErr w:type="spellStart"/>
+      <w:r>
+        <w:rPr>
+          <w:rFonts w:ascii="Consolas" w:hAnsi="Consolas" w:cs="Consolas"/>
+          <w:color w:val="000000"/>
+          <w:kern w:val="0"/>
+          <w:sz w:val="19"/>
+          <w:szCs w:val="19"/>
+        </w:rPr>
+        <w:t>C</w:t>
+      </w:r>
+      <w:r>
+        <w:rPr>
+          <w:rFonts w:ascii="Consolas" w:hAnsi="Consolas" w:cs="Consolas"/>
+          <w:color w:val="808080"/>
+          <w:kern w:val="0"/>
+          <w:sz w:val="19"/>
+          <w:szCs w:val="19"/>
+        </w:rPr>
+        <w:t>.</w:t>
+      </w:r>
+      <w:r>
+        <w:rPr>
+          <w:rFonts w:ascii="Consolas" w:hAnsi="Consolas" w:cs="Consolas"/>
+          <w:color w:val="0000FF"/>
+          <w:kern w:val="0"/>
+          <w:sz w:val="19"/>
+          <w:szCs w:val="19"/>
+        </w:rPr>
+        <w:t>Path</w:t>
+      </w:r>
+      <w:proofErr w:type="spellEnd"/>
+      <w:r>
+        <w:rPr>
+          <w:rFonts w:ascii="Consolas" w:hAnsi="Consolas" w:cs="Consolas"/>
+          <w:color w:val="000000"/>
+          <w:kern w:val="0"/>
+          <w:sz w:val="19"/>
+          <w:szCs w:val="19"/>
+        </w:rPr>
+        <w:t xml:space="preserve"> </w:t>
+      </w:r>
+      <w:r>
+        <w:rPr>
+          <w:rFonts w:ascii="Consolas" w:hAnsi="Consolas" w:cs="Consolas"/>
+          <w:color w:val="0000FF"/>
+          <w:kern w:val="0"/>
+          <w:sz w:val="19"/>
+          <w:szCs w:val="19"/>
+        </w:rPr>
+        <w:t>AS</w:t>
+      </w:r>
+      <w:r>
+        <w:rPr>
+          <w:rFonts w:ascii="Consolas" w:hAnsi="Consolas" w:cs="Consolas"/>
+          <w:color w:val="000000"/>
+          <w:kern w:val="0"/>
+          <w:sz w:val="19"/>
+          <w:szCs w:val="19"/>
+        </w:rPr>
+        <w:t xml:space="preserve"> </w:t>
+      </w:r>
+      <w:proofErr w:type="spellStart"/>
+      <w:r>
+        <w:rPr>
+          <w:rFonts w:ascii="Consolas" w:hAnsi="Consolas" w:cs="Consolas"/>
+          <w:color w:val="000000"/>
+          <w:kern w:val="0"/>
+          <w:sz w:val="19"/>
+          <w:szCs w:val="19"/>
+        </w:rPr>
+        <w:t>ReportPath</w:t>
+      </w:r>
+      <w:proofErr w:type="spellEnd"/>
+      <w:r>
+        <w:rPr>
+          <w:rFonts w:ascii="Consolas" w:hAnsi="Consolas" w:cs="Consolas"/>
+          <w:color w:val="808080"/>
+          <w:kern w:val="0"/>
+          <w:sz w:val="19"/>
+          <w:szCs w:val="19"/>
+        </w:rPr>
+        <w:t>,</w:t>
+      </w:r>
+    </w:p>
+    <w:p>
+      <w:pPr>
+        <w:autoSpaceDE w:val="0"/>
+        <w:autoSpaceDN w:val="0"/>
+        <w:adjustRightInd w:val="0"/>
+        <w:spacing w:after="0" w:line="240" w:lineRule="auto"/>
+        <w:rPr>
+          <w:rFonts w:ascii="Consolas" w:hAnsi="Consolas" w:cs="Consolas"/>
+          <w:color w:val="000000"/>
+          <w:kern w:val="0"/>
+          <w:sz w:val="19"/>
+          <w:szCs w:val="19"/>
+        </w:rPr>
+      </w:pPr>
+      <w:r>
+        <w:rPr>
+          <w:rFonts w:ascii="Consolas" w:hAnsi="Consolas" w:cs="Consolas"/>
+          <w:color w:val="000000"/>
+          <w:kern w:val="0"/>
+          <w:sz w:val="19"/>
+          <w:szCs w:val="19"/>
+        </w:rPr>
+        <w:t xml:space="preserve">    </w:t>
+      </w:r>
+      <w:proofErr w:type="spellStart"/>
+      <w:r>
+        <w:rPr>
+          <w:rFonts w:ascii="Consolas" w:hAnsi="Consolas" w:cs="Consolas"/>
+          <w:color w:val="000000"/>
+          <w:kern w:val="0"/>
+          <w:sz w:val="19"/>
+          <w:szCs w:val="19"/>
+        </w:rPr>
+        <w:t>C</w:t>
+      </w:r>
+      <w:r>
+        <w:rPr>
+          <w:rFonts w:ascii="Consolas" w:hAnsi="Consolas" w:cs="Consolas"/>
+          <w:color w:val="808080"/>
+          <w:kern w:val="0"/>
+          <w:sz w:val="19"/>
+          <w:szCs w:val="19"/>
+        </w:rPr>
+        <w:t>.</w:t>
+      </w:r>
+      <w:r>
+        <w:rPr>
+          <w:rFonts w:ascii="Consolas" w:hAnsi="Consolas" w:cs="Consolas"/>
+          <w:color w:val="0000FF"/>
+          <w:kern w:val="0"/>
+          <w:sz w:val="19"/>
+          <w:szCs w:val="19"/>
+        </w:rPr>
+        <w:t>Name</w:t>
+      </w:r>
+      <w:proofErr w:type="spellEnd"/>
+      <w:r>
+        <w:rPr>
+          <w:rFonts w:ascii="Consolas" w:hAnsi="Consolas" w:cs="Consolas"/>
+          <w:color w:val="000000"/>
+          <w:kern w:val="0"/>
+          <w:sz w:val="19"/>
+          <w:szCs w:val="19"/>
+        </w:rPr>
+        <w:t xml:space="preserve"> </w:t>
+      </w:r>
+      <w:r>
+        <w:rPr>
+          <w:rFonts w:ascii="Consolas" w:hAnsi="Consolas" w:cs="Consolas"/>
+          <w:color w:val="0000FF"/>
+          <w:kern w:val="0"/>
+          <w:sz w:val="19"/>
+          <w:szCs w:val="19"/>
+        </w:rPr>
+        <w:t>AS</w:t>
+      </w:r>
+      <w:r>
+        <w:rPr>
+          <w:rFonts w:ascii="Consolas" w:hAnsi="Consolas" w:cs="Consolas"/>
+          <w:color w:val="000000"/>
+          <w:kern w:val="0"/>
+          <w:sz w:val="19"/>
+          <w:szCs w:val="19"/>
+        </w:rPr>
+        <w:t xml:space="preserve"> </w:t>
+      </w:r>
+      <w:proofErr w:type="spellStart"/>
+      <w:r>
+        <w:rPr>
+          <w:rFonts w:ascii="Consolas" w:hAnsi="Consolas" w:cs="Consolas"/>
+          <w:color w:val="000000"/>
+          <w:kern w:val="0"/>
+          <w:sz w:val="19"/>
+          <w:szCs w:val="19"/>
+        </w:rPr>
+        <w:t>ReportName</w:t>
+      </w:r>
+      <w:proofErr w:type="spellEnd"/>
+      <w:r>
+        <w:rPr>
+          <w:rFonts w:ascii="Consolas" w:hAnsi="Consolas" w:cs="Consolas"/>
+          <w:color w:val="808080"/>
+          <w:kern w:val="0"/>
+          <w:sz w:val="19"/>
+          <w:szCs w:val="19"/>
+        </w:rPr>
+        <w:t>,</w:t>
+      </w:r>
+    </w:p>
+    <w:p>
+      <w:pPr>
+        <w:autoSpaceDE w:val="0"/>
+        <w:autoSpaceDN w:val="0"/>
+        <w:adjustRightInd w:val="0"/>
+        <w:spacing w:after="0" w:line="240" w:lineRule="auto"/>
+        <w:rPr>
+          <w:rFonts w:ascii="Consolas" w:hAnsi="Consolas" w:cs="Consolas"/>
+          <w:color w:val="000000"/>
+          <w:kern w:val="0"/>
+          <w:sz w:val="19"/>
+          <w:szCs w:val="19"/>
+        </w:rPr>
+      </w:pPr>
+      <w:r>
+        <w:rPr>
+          <w:rFonts w:ascii="Consolas" w:hAnsi="Consolas" w:cs="Consolas"/>
+          <w:color w:val="000000"/>
+          <w:kern w:val="0"/>
+          <w:sz w:val="19"/>
+          <w:szCs w:val="19"/>
+        </w:rPr>
+        <w:t xml:space="preserve">    </w:t>
+      </w:r>
+      <w:r>
+        <w:rPr>
+          <w:rFonts w:ascii="Consolas" w:hAnsi="Consolas" w:cs="Consolas"/>
+          <w:color w:val="FF00FF"/>
+          <w:kern w:val="0"/>
+          <w:sz w:val="19"/>
+          <w:szCs w:val="19"/>
+        </w:rPr>
+        <w:t>COALESCE</w:t>
+      </w:r>
+      <w:r>
+        <w:rPr>
+          <w:rFonts w:ascii="Consolas" w:hAnsi="Consolas" w:cs="Consolas"/>
+          <w:color w:val="808080"/>
+          <w:kern w:val="0"/>
+          <w:sz w:val="19"/>
+          <w:szCs w:val="19"/>
+        </w:rPr>
+        <w:t>(</w:t>
+      </w:r>
+      <w:proofErr w:type="spellStart"/>
+      <w:r>
+        <w:rPr>
+          <w:rFonts w:ascii="Consolas" w:hAnsi="Consolas" w:cs="Consolas"/>
+          <w:color w:val="000000"/>
+          <w:kern w:val="0"/>
+          <w:sz w:val="19"/>
+          <w:szCs w:val="19"/>
+        </w:rPr>
+        <w:t>U</w:t>
+      </w:r>
+      <w:r>
+        <w:rPr>
+          <w:rFonts w:ascii="Consolas" w:hAnsi="Consolas" w:cs="Consolas"/>
+          <w:color w:val="808080"/>
+          <w:kern w:val="0"/>
+          <w:sz w:val="19"/>
+          <w:szCs w:val="19"/>
+        </w:rPr>
+        <w:t>.</w:t>
+      </w:r>
+      <w:r>
+        <w:rPr>
+          <w:rFonts w:ascii="Consolas" w:hAnsi="Consolas" w:cs="Consolas"/>
+          <w:color w:val="000000"/>
+          <w:kern w:val="0"/>
+          <w:sz w:val="19"/>
+          <w:szCs w:val="19"/>
+        </w:rPr>
+        <w:t>ExecutionCount</w:t>
+      </w:r>
+      <w:proofErr w:type="spellEnd"/>
+      <w:r>
+        <w:rPr>
+          <w:rFonts w:ascii="Consolas" w:hAnsi="Consolas" w:cs="Consolas"/>
+          <w:color w:val="808080"/>
+          <w:kern w:val="0"/>
+          <w:sz w:val="19"/>
+          <w:szCs w:val="19"/>
+        </w:rPr>
+        <w:t>,</w:t>
+      </w:r>
+      <w:r>
+        <w:rPr>
+          <w:rFonts w:ascii="Consolas" w:hAnsi="Consolas" w:cs="Consolas"/>
+          <w:color w:val="000000"/>
+          <w:kern w:val="0"/>
+          <w:sz w:val="19"/>
+          <w:szCs w:val="19"/>
+        </w:rPr>
+        <w:t xml:space="preserve"> 0</w:t>
+      </w:r>
+      <w:r>
+        <w:rPr>
+          <w:rFonts w:ascii="Consolas" w:hAnsi="Consolas" w:cs="Consolas"/>
+          <w:color w:val="808080"/>
+          <w:kern w:val="0"/>
+          <w:sz w:val="19"/>
+          <w:szCs w:val="19"/>
+        </w:rPr>
+        <w:t>)</w:t>
+      </w:r>
+      <w:r>
+        <w:rPr>
+          <w:rFonts w:ascii="Consolas" w:hAnsi="Consolas" w:cs="Consolas"/>
+          <w:color w:val="000000"/>
+          <w:kern w:val="0"/>
+          <w:sz w:val="19"/>
+          <w:szCs w:val="19"/>
+        </w:rPr>
+        <w:t xml:space="preserve"> </w:t>
+      </w:r>
+      <w:r>
+        <w:rPr>
+          <w:rFonts w:ascii="Consolas" w:hAnsi="Consolas" w:cs="Consolas"/>
+          <w:color w:val="0000FF"/>
+          <w:kern w:val="0"/>
+          <w:sz w:val="19"/>
+          <w:szCs w:val="19"/>
+        </w:rPr>
+        <w:t>AS</w:t>
+      </w:r>
+      <w:r>
+        <w:rPr>
+          <w:rFonts w:ascii="Consolas" w:hAnsi="Consolas" w:cs="Consolas"/>
+          <w:color w:val="000000"/>
+          <w:kern w:val="0"/>
+          <w:sz w:val="19"/>
+          <w:szCs w:val="19"/>
+        </w:rPr>
+        <w:t xml:space="preserve"> </w:t>
+      </w:r>
+      <w:proofErr w:type="spellStart"/>
+      <w:r>
+        <w:rPr>
+          <w:rFonts w:ascii="Consolas" w:hAnsi="Consolas" w:cs="Consolas"/>
+          <w:color w:val="000000"/>
+          <w:kern w:val="0"/>
+          <w:sz w:val="19"/>
+          <w:szCs w:val="19"/>
+        </w:rPr>
+        <w:t>ExecutionCount</w:t>
+      </w:r>
+      <w:proofErr w:type="spellEnd"/>
+      <w:r>
+        <w:rPr>
+          <w:rFonts w:ascii="Consolas" w:hAnsi="Consolas" w:cs="Consolas"/>
+          <w:color w:val="808080"/>
+          <w:kern w:val="0"/>
+          <w:sz w:val="19"/>
+          <w:szCs w:val="19"/>
+        </w:rPr>
+        <w:t>,</w:t>
+      </w:r>
+    </w:p>
+    <w:p>
+      <w:pPr>
+        <w:autoSpaceDE w:val="0"/>
+        <w:autoSpaceDN w:val="0"/>
+        <w:adjustRightInd w:val="0"/>
+        <w:spacing w:after="0" w:line="240" w:lineRule="auto"/>
+        <w:rPr>
+          <w:rFonts w:ascii="Consolas" w:hAnsi="Consolas" w:cs="Consolas"/>
+          <w:color w:val="000000"/>
+          <w:kern w:val="0"/>
+          <w:sz w:val="19"/>
+          <w:szCs w:val="19"/>
+        </w:rPr>
+      </w:pPr>
+      <w:r>
+        <w:rPr>
+          <w:rFonts w:ascii="Consolas" w:hAnsi="Consolas" w:cs="Consolas"/>
+          <w:color w:val="000000"/>
+          <w:kern w:val="0"/>
+          <w:sz w:val="19"/>
+          <w:szCs w:val="19"/>
+        </w:rPr>
+        <w:t xml:space="preserve">    </w:t>
+      </w:r>
+      <w:r>
+        <w:rPr>
+          <w:rFonts w:ascii="Consolas" w:hAnsi="Consolas" w:cs="Consolas"/>
+          <w:color w:val="FF00FF"/>
+          <w:kern w:val="0"/>
+          <w:sz w:val="19"/>
+          <w:szCs w:val="19"/>
+        </w:rPr>
+        <w:t>COALESCE</w:t>
+      </w:r>
+      <w:r>
+        <w:rPr>
+          <w:rFonts w:ascii="Consolas" w:hAnsi="Consolas" w:cs="Consolas"/>
+          <w:color w:val="808080"/>
+          <w:kern w:val="0"/>
+          <w:sz w:val="19"/>
+          <w:szCs w:val="19"/>
+        </w:rPr>
+        <w:t>(</w:t>
+      </w:r>
+      <w:proofErr w:type="spellStart"/>
+      <w:r>
+        <w:rPr>
+          <w:rFonts w:ascii="Consolas" w:hAnsi="Consolas" w:cs="Consolas"/>
+          <w:color w:val="000000"/>
+          <w:kern w:val="0"/>
+          <w:sz w:val="19"/>
+          <w:szCs w:val="19"/>
+        </w:rPr>
+        <w:t>U</w:t>
+      </w:r>
+      <w:r>
+        <w:rPr>
+          <w:rFonts w:ascii="Consolas" w:hAnsi="Consolas" w:cs="Consolas"/>
+          <w:color w:val="808080"/>
+          <w:kern w:val="0"/>
+          <w:sz w:val="19"/>
+          <w:szCs w:val="19"/>
+        </w:rPr>
+        <w:t>.</w:t>
+      </w:r>
+      <w:r>
+        <w:rPr>
+          <w:rFonts w:ascii="Consolas" w:hAnsi="Consolas" w:cs="Consolas"/>
+          <w:color w:val="000000"/>
+          <w:kern w:val="0"/>
+          <w:sz w:val="19"/>
+          <w:szCs w:val="19"/>
+        </w:rPr>
+        <w:t>UniqueUsers</w:t>
+      </w:r>
+      <w:proofErr w:type="spellEnd"/>
+      <w:r>
+        <w:rPr>
+          <w:rFonts w:ascii="Consolas" w:hAnsi="Consolas" w:cs="Consolas"/>
+          <w:color w:val="808080"/>
+          <w:kern w:val="0"/>
+          <w:sz w:val="19"/>
+          <w:szCs w:val="19"/>
+        </w:rPr>
+        <w:t>,</w:t>
+      </w:r>
+      <w:r>
+        <w:rPr>
+          <w:rFonts w:ascii="Consolas" w:hAnsi="Consolas" w:cs="Consolas"/>
+          <w:color w:val="000000"/>
+          <w:kern w:val="0"/>
+          <w:sz w:val="19"/>
+          <w:szCs w:val="19"/>
+        </w:rPr>
+        <w:t xml:space="preserve"> 0</w:t>
+      </w:r>
+      <w:r>
+        <w:rPr>
+          <w:rFonts w:ascii="Consolas" w:hAnsi="Consolas" w:cs="Consolas"/>
+          <w:color w:val="808080"/>
+          <w:kern w:val="0"/>
+          <w:sz w:val="19"/>
+          <w:szCs w:val="19"/>
+        </w:rPr>
+        <w:t>)</w:t>
+      </w:r>
+      <w:r>
+        <w:rPr>
+          <w:rFonts w:ascii="Consolas" w:hAnsi="Consolas" w:cs="Consolas"/>
+          <w:color w:val="000000"/>
+          <w:kern w:val="0"/>
+          <w:sz w:val="19"/>
+          <w:szCs w:val="19"/>
+        </w:rPr>
+        <w:t xml:space="preserve"> </w:t>
+      </w:r>
+      <w:r>
+        <w:rPr>
+          <w:rFonts w:ascii="Consolas" w:hAnsi="Consolas" w:cs="Consolas"/>
+          <w:color w:val="0000FF"/>
+          <w:kern w:val="0"/>
+          <w:sz w:val="19"/>
+          <w:szCs w:val="19"/>
+        </w:rPr>
+        <w:t>AS</w:t>
+      </w:r>
+      <w:r>
+        <w:rPr>
+          <w:rFonts w:ascii="Consolas" w:hAnsi="Consolas" w:cs="Consolas"/>
+          <w:color w:val="000000"/>
+          <w:kern w:val="0"/>
+          <w:sz w:val="19"/>
+          <w:szCs w:val="19"/>
+        </w:rPr>
+        <w:t xml:space="preserve"> </w:t>
+      </w:r>
+      <w:proofErr w:type="spellStart"/>
+      <w:r>
+        <w:rPr>
+          <w:rFonts w:ascii="Consolas" w:hAnsi="Consolas" w:cs="Consolas"/>
+          <w:color w:val="000000"/>
+          <w:kern w:val="0"/>
+          <w:sz w:val="19"/>
+          <w:szCs w:val="19"/>
+        </w:rPr>
+        <w:t>UniqueUsers</w:t>
+      </w:r>
+      <w:proofErr w:type="spellEnd"/>
+      <w:r>
+        <w:rPr>
+          <w:rFonts w:ascii="Consolas" w:hAnsi="Consolas" w:cs="Consolas"/>
+          <w:color w:val="808080"/>
+          <w:kern w:val="0"/>
+          <w:sz w:val="19"/>
+          <w:szCs w:val="19"/>
+        </w:rPr>
+        <w:t>,</w:t>
+      </w:r>
+    </w:p>
+    <w:p>
+      <w:pPr>
+        <w:autoSpaceDE w:val="0"/>
+        <w:autoSpaceDN w:val="0"/>
+        <w:adjustRightInd w:val="0"/>
+        <w:spacing w:after="0" w:line="240" w:lineRule="auto"/>
+        <w:rPr>
+          <w:rFonts w:ascii="Consolas" w:hAnsi="Consolas" w:cs="Consolas"/>
+          <w:color w:val="000000"/>
+          <w:kern w:val="0"/>
+          <w:sz w:val="19"/>
+          <w:szCs w:val="19"/>
+        </w:rPr>
+      </w:pPr>
+      <w:r>
+        <w:rPr>
+          <w:rFonts w:ascii="Consolas" w:hAnsi="Consolas" w:cs="Consolas"/>
+          <w:color w:val="000000"/>
+          <w:kern w:val="0"/>
+          <w:sz w:val="19"/>
+          <w:szCs w:val="19"/>
+        </w:rPr>
+        <w:t xml:space="preserve">    </w:t>
+      </w:r>
+      <w:proofErr w:type="spellStart"/>
+      <w:r>
+        <w:rPr>
+          <w:rFonts w:ascii="Consolas" w:hAnsi="Consolas" w:cs="Consolas"/>
+          <w:color w:val="000000"/>
+          <w:kern w:val="0"/>
+          <w:sz w:val="19"/>
+          <w:szCs w:val="19"/>
+        </w:rPr>
+        <w:t>U</w:t>
+      </w:r>
+      <w:r>
+        <w:rPr>
+          <w:rFonts w:ascii="Consolas" w:hAnsi="Consolas" w:cs="Consolas"/>
+          <w:color w:val="808080"/>
+          <w:kern w:val="0"/>
+          <w:sz w:val="19"/>
+          <w:szCs w:val="19"/>
+        </w:rPr>
+        <w:t>.</w:t>
+      </w:r>
+      <w:r>
+        <w:rPr>
+          <w:rFonts w:ascii="Consolas" w:hAnsi="Consolas" w:cs="Consolas"/>
+          <w:color w:val="000000"/>
+          <w:kern w:val="0"/>
+          <w:sz w:val="19"/>
+          <w:szCs w:val="19"/>
+        </w:rPr>
+        <w:t>LastExecutedDate</w:t>
+      </w:r>
+      <w:proofErr w:type="spellEnd"/>
+      <w:r>
+        <w:rPr>
+          <w:rFonts w:ascii="Consolas" w:hAnsi="Consolas" w:cs="Consolas"/>
+          <w:color w:val="808080"/>
+          <w:kern w:val="0"/>
+          <w:sz w:val="19"/>
+          <w:szCs w:val="19"/>
+        </w:rPr>
+        <w:t>,</w:t>
+      </w:r>
+    </w:p>
+    <w:p>
+      <w:pPr>
+        <w:autoSpaceDE w:val="0"/>
+        <w:autoSpaceDN w:val="0"/>
+        <w:adjustRightInd w:val="0"/>
+        <w:spacing w:after="0" w:line="240" w:lineRule="auto"/>
+        <w:rPr>
+          <w:rFonts w:ascii="Consolas" w:hAnsi="Consolas" w:cs="Consolas"/>
+          <w:color w:val="000000"/>
+          <w:kern w:val="0"/>
+          <w:sz w:val="19"/>
+          <w:szCs w:val="19"/>
+        </w:rPr>
+      </w:pPr>
+      <w:r>
+        <w:rPr>
+          <w:rFonts w:ascii="Consolas" w:hAnsi="Consolas" w:cs="Consolas"/>
+          <w:color w:val="000000"/>
+          <w:kern w:val="0"/>
+          <w:sz w:val="19"/>
+          <w:szCs w:val="19"/>
+        </w:rPr>
+        <w:t xml:space="preserve">    </w:t>
+      </w:r>
+      <w:r>
+        <w:rPr>
+          <w:rFonts w:ascii="Consolas" w:hAnsi="Consolas" w:cs="Consolas"/>
+          <w:color w:val="FF00FF"/>
+          <w:kern w:val="0"/>
+          <w:sz w:val="19"/>
+          <w:szCs w:val="19"/>
+        </w:rPr>
+        <w:t>COALESCE</w:t>
+      </w:r>
+      <w:r>
+        <w:rPr>
+          <w:rFonts w:ascii="Consolas" w:hAnsi="Consolas" w:cs="Consolas"/>
+          <w:color w:val="808080"/>
+          <w:kern w:val="0"/>
+          <w:sz w:val="19"/>
+          <w:szCs w:val="19"/>
+        </w:rPr>
+        <w:t>(</w:t>
+      </w:r>
+      <w:proofErr w:type="spellStart"/>
+      <w:r>
+        <w:rPr>
+          <w:rFonts w:ascii="Consolas" w:hAnsi="Consolas" w:cs="Consolas"/>
+          <w:color w:val="000000"/>
+          <w:kern w:val="0"/>
+          <w:sz w:val="19"/>
+          <w:szCs w:val="19"/>
+        </w:rPr>
+        <w:t>U</w:t>
+      </w:r>
+      <w:r>
+        <w:rPr>
+          <w:rFonts w:ascii="Consolas" w:hAnsi="Consolas" w:cs="Consolas"/>
+          <w:color w:val="808080"/>
+          <w:kern w:val="0"/>
+          <w:sz w:val="19"/>
+          <w:szCs w:val="19"/>
+        </w:rPr>
+        <w:t>.</w:t>
+      </w:r>
+      <w:r>
+        <w:rPr>
+          <w:rFonts w:ascii="Consolas" w:hAnsi="Consolas" w:cs="Consolas"/>
+          <w:color w:val="000000"/>
+          <w:kern w:val="0"/>
+          <w:sz w:val="19"/>
+          <w:szCs w:val="19"/>
+        </w:rPr>
+        <w:t>SuccessfulExecutions</w:t>
+      </w:r>
+      <w:proofErr w:type="spellEnd"/>
+      <w:r>
+        <w:rPr>
+          <w:rFonts w:ascii="Consolas" w:hAnsi="Consolas" w:cs="Consolas"/>
+          <w:color w:val="808080"/>
+          <w:kern w:val="0"/>
+          <w:sz w:val="19"/>
+          <w:szCs w:val="19"/>
+        </w:rPr>
+        <w:t>,</w:t>
+      </w:r>
+      <w:r>
+        <w:rPr>
+          <w:rFonts w:ascii="Consolas" w:hAnsi="Consolas" w:cs="Consolas"/>
+          <w:color w:val="000000"/>
+          <w:kern w:val="0"/>
+          <w:sz w:val="19"/>
+          <w:szCs w:val="19"/>
+        </w:rPr>
+        <w:t xml:space="preserve"> 0</w:t>
+      </w:r>
+      <w:r>
+        <w:rPr>
+          <w:rFonts w:ascii="Consolas" w:hAnsi="Consolas" w:cs="Consolas"/>
+          <w:color w:val="808080"/>
+          <w:kern w:val="0"/>
+          <w:sz w:val="19"/>
+          <w:szCs w:val="19"/>
+        </w:rPr>
+        <w:t>)</w:t>
+      </w:r>
+      <w:r>
+        <w:rPr>
+          <w:rFonts w:ascii="Consolas" w:hAnsi="Consolas" w:cs="Consolas"/>
+          <w:color w:val="000000"/>
+          <w:kern w:val="0"/>
+          <w:sz w:val="19"/>
+          <w:szCs w:val="19"/>
+        </w:rPr>
+        <w:t xml:space="preserve"> </w:t>
+      </w:r>
+      <w:r>
+        <w:rPr>
+          <w:rFonts w:ascii="Consolas" w:hAnsi="Consolas" w:cs="Consolas"/>
+          <w:color w:val="0000FF"/>
+          <w:kern w:val="0"/>
+          <w:sz w:val="19"/>
+          <w:szCs w:val="19"/>
+        </w:rPr>
+        <w:t>AS</w:t>
+      </w:r>
+      <w:r>
+        <w:rPr>
+          <w:rFonts w:ascii="Consolas" w:hAnsi="Consolas" w:cs="Consolas"/>
+          <w:color w:val="000000"/>
+          <w:kern w:val="0"/>
+          <w:sz w:val="19"/>
+          <w:szCs w:val="19"/>
+        </w:rPr>
+        <w:t xml:space="preserve"> </w:t>
+      </w:r>
+      <w:proofErr w:type="spellStart"/>
+      <w:r>
+        <w:rPr>
+          <w:rFonts w:ascii="Consolas" w:hAnsi="Consolas" w:cs="Consolas"/>
+          <w:color w:val="000000"/>
+          <w:kern w:val="0"/>
+          <w:sz w:val="19"/>
+          <w:szCs w:val="19"/>
+        </w:rPr>
+        <w:t>SuccessfulExecutions</w:t>
+      </w:r>
+      <w:proofErr w:type="spellEnd"/>
+      <w:r>
+        <w:rPr>
+          <w:rFonts w:ascii="Consolas" w:hAnsi="Consolas" w:cs="Consolas"/>
+          <w:color w:val="808080"/>
+          <w:kern w:val="0"/>
+          <w:sz w:val="19"/>
+          <w:szCs w:val="19"/>
+        </w:rPr>
+        <w:t>,</w:t>
+      </w:r>
+    </w:p>
+    <w:p>
+      <w:pPr>
+        <w:autoSpaceDE w:val="0"/>
+        <w:autoSpaceDN w:val="0"/>
+        <w:adjustRightInd w:val="0"/>
+        <w:spacing w:after="0" w:line="240" w:lineRule="auto"/>
+        <w:rPr>
+          <w:rFonts w:ascii="Consolas" w:hAnsi="Consolas" w:cs="Consolas"/>
+          <w:color w:val="000000"/>
+          <w:kern w:val="0"/>
+          <w:sz w:val="19"/>
+          <w:szCs w:val="19"/>
+        </w:rPr>
+      </w:pPr>
+      <w:r>
+        <w:rPr>
+          <w:rFonts w:ascii="Consolas" w:hAnsi="Consolas" w:cs="Consolas"/>
+          <w:color w:val="000000"/>
+          <w:kern w:val="0"/>
+          <w:sz w:val="19"/>
+          <w:szCs w:val="19"/>
+        </w:rPr>
+        <w:t xml:space="preserve">    </w:t>
+      </w:r>
+      <w:r>
+        <w:rPr>
+          <w:rFonts w:ascii="Consolas" w:hAnsi="Consolas" w:cs="Consolas"/>
+          <w:color w:val="FF00FF"/>
+          <w:kern w:val="0"/>
+          <w:sz w:val="19"/>
+          <w:szCs w:val="19"/>
+        </w:rPr>
+        <w:t>COALESCE</w:t>
+      </w:r>
+      <w:r>
+        <w:rPr>
+          <w:rFonts w:ascii="Consolas" w:hAnsi="Consolas" w:cs="Consolas"/>
+          <w:color w:val="808080"/>
+          <w:kern w:val="0"/>
+          <w:sz w:val="19"/>
+          <w:szCs w:val="19"/>
+        </w:rPr>
+        <w:t>(</w:t>
+      </w:r>
+      <w:proofErr w:type="spellStart"/>
+      <w:r>
+        <w:rPr>
+          <w:rFonts w:ascii="Consolas" w:hAnsi="Consolas" w:cs="Consolas"/>
+          <w:color w:val="000000"/>
+          <w:kern w:val="0"/>
+          <w:sz w:val="19"/>
+          <w:szCs w:val="19"/>
+        </w:rPr>
+        <w:t>U</w:t>
+      </w:r>
+      <w:r>
+        <w:rPr>
+          <w:rFonts w:ascii="Consolas" w:hAnsi="Consolas" w:cs="Consolas"/>
+          <w:color w:val="808080"/>
+          <w:kern w:val="0"/>
+          <w:sz w:val="19"/>
+          <w:szCs w:val="19"/>
+        </w:rPr>
+        <w:t>.</w:t>
+      </w:r>
+      <w:r>
+        <w:rPr>
+          <w:rFonts w:ascii="Consolas" w:hAnsi="Consolas" w:cs="Consolas"/>
+          <w:color w:val="000000"/>
+          <w:kern w:val="0"/>
+          <w:sz w:val="19"/>
+          <w:szCs w:val="19"/>
+        </w:rPr>
+        <w:t>FailedExecutions</w:t>
+      </w:r>
+      <w:proofErr w:type="spellEnd"/>
+      <w:r>
+        <w:rPr>
+          <w:rFonts w:ascii="Consolas" w:hAnsi="Consolas" w:cs="Consolas"/>
+          <w:color w:val="808080"/>
+          <w:kern w:val="0"/>
+          <w:sz w:val="19"/>
+          <w:szCs w:val="19"/>
+        </w:rPr>
+        <w:t>,</w:t>
+      </w:r>
+      <w:r>
+        <w:rPr>
+          <w:rFonts w:ascii="Consolas" w:hAnsi="Consolas" w:cs="Consolas"/>
+          <w:color w:val="000000"/>
+          <w:kern w:val="0"/>
+          <w:sz w:val="19"/>
+          <w:szCs w:val="19"/>
+        </w:rPr>
+        <w:t xml:space="preserve"> 0</w:t>
+      </w:r>
+      <w:r>
+        <w:rPr>
+          <w:rFonts w:ascii="Consolas" w:hAnsi="Consolas" w:cs="Consolas"/>
+          <w:color w:val="808080"/>
+          <w:kern w:val="0"/>
+          <w:sz w:val="19"/>
+          <w:szCs w:val="19"/>
+        </w:rPr>
+        <w:t>)</w:t>
+      </w:r>
+      <w:r>
+        <w:rPr>
+          <w:rFonts w:ascii="Consolas" w:hAnsi="Consolas" w:cs="Consolas"/>
+          <w:color w:val="000000"/>
+          <w:kern w:val="0"/>
+          <w:sz w:val="19"/>
+          <w:szCs w:val="19"/>
+        </w:rPr>
+        <w:t xml:space="preserve"> </w:t>
+      </w:r>
+      <w:r>
+        <w:rPr>
+          <w:rFonts w:ascii="Consolas" w:hAnsi="Consolas" w:cs="Consolas"/>
+          <w:color w:val="0000FF"/>
+          <w:kern w:val="0"/>
+          <w:sz w:val="19"/>
+          <w:szCs w:val="19"/>
+        </w:rPr>
+        <w:t>AS</w:t>
+      </w:r>
+      <w:r>
+        <w:rPr>
+          <w:rFonts w:ascii="Consolas" w:hAnsi="Consolas" w:cs="Consolas"/>
+          <w:color w:val="000000"/>
+          <w:kern w:val="0"/>
+          <w:sz w:val="19"/>
+          <w:szCs w:val="19"/>
+        </w:rPr>
+        <w:t xml:space="preserve"> </w:t>
+      </w:r>
+      <w:proofErr w:type="spellStart"/>
+      <w:r>
+        <w:rPr>
+          <w:rFonts w:ascii="Consolas" w:hAnsi="Consolas" w:cs="Consolas"/>
+          <w:color w:val="000000"/>
+          <w:kern w:val="0"/>
+          <w:sz w:val="19"/>
+          <w:szCs w:val="19"/>
+        </w:rPr>
+        <w:t>FailedExecutions</w:t>
+      </w:r>
+      <w:proofErr w:type="spellEnd"/>
+      <w:r>
+        <w:rPr>
+          <w:rFonts w:ascii="Consolas" w:hAnsi="Consolas" w:cs="Consolas"/>
+          <w:color w:val="808080"/>
+          <w:kern w:val="0"/>
+          <w:sz w:val="19"/>
+          <w:szCs w:val="19"/>
+        </w:rPr>
+        <w:t>,</w:t>
+      </w:r>
+    </w:p>
+    <w:p>
+      <w:pPr>
+        <w:autoSpaceDE w:val="0"/>
+        <w:autoSpaceDN w:val="0"/>
+        <w:adjustRightInd w:val="0"/>
+        <w:spacing w:after="0" w:line="240" w:lineRule="auto"/>
+        <w:rPr>
+          <w:rFonts w:ascii="Consolas" w:hAnsi="Consolas" w:cs="Consolas"/>
+          <w:color w:val="000000"/>
+          <w:kern w:val="0"/>
+          <w:sz w:val="19"/>
+          <w:szCs w:val="19"/>
+        </w:rPr>
+      </w:pPr>
+      <w:r>
+        <w:rPr>
+          <w:rFonts w:ascii="Consolas" w:hAnsi="Consolas" w:cs="Consolas"/>
+          <w:color w:val="000000"/>
+          <w:kern w:val="0"/>
+          <w:sz w:val="19"/>
+          <w:szCs w:val="19"/>
+        </w:rPr>
+        <w:t xml:space="preserve">    </w:t>
+      </w:r>
+      <w:proofErr w:type="spellStart"/>
+      <w:r>
+        <w:rPr>
+          <w:rFonts w:ascii="Consolas" w:hAnsi="Consolas" w:cs="Consolas"/>
+          <w:color w:val="000000"/>
+          <w:kern w:val="0"/>
+          <w:sz w:val="19"/>
+          <w:szCs w:val="19"/>
+        </w:rPr>
+        <w:t>U</w:t>
+      </w:r>
+      <w:r>
+        <w:rPr>
+          <w:rFonts w:ascii="Consolas" w:hAnsi="Consolas" w:cs="Consolas"/>
+          <w:color w:val="808080"/>
+          <w:kern w:val="0"/>
+          <w:sz w:val="19"/>
+          <w:szCs w:val="19"/>
+        </w:rPr>
+        <w:t>.</w:t>
+      </w:r>
+      <w:r>
+        <w:rPr>
+          <w:rFonts w:ascii="Consolas" w:hAnsi="Consolas" w:cs="Consolas"/>
+          <w:color w:val="000000"/>
+          <w:kern w:val="0"/>
+          <w:sz w:val="19"/>
+          <w:szCs w:val="19"/>
+        </w:rPr>
+        <w:t>AvgExecutionSeconds</w:t>
+      </w:r>
+      <w:proofErr w:type="spellEnd"/>
+      <w:r>
+        <w:rPr>
+          <w:rFonts w:ascii="Consolas" w:hAnsi="Consolas" w:cs="Consolas"/>
+          <w:color w:val="808080"/>
+          <w:kern w:val="0"/>
+          <w:sz w:val="19"/>
+          <w:szCs w:val="19"/>
+        </w:rPr>
+        <w:t>,</w:t>
+      </w:r>
+    </w:p>
+    <w:p>
+      <w:pPr>
+        <w:autoSpaceDE w:val="0"/>
+        <w:autoSpaceDN w:val="0"/>
+        <w:adjustRightInd w:val="0"/>
+        <w:spacing w:after="0" w:line="240" w:lineRule="auto"/>
+        <w:rPr>
+          <w:rFonts w:ascii="Consolas" w:hAnsi="Consolas" w:cs="Consolas"/>
+          <w:color w:val="000000"/>
+          <w:kern w:val="0"/>
+          <w:sz w:val="19"/>
+          <w:szCs w:val="19"/>
+        </w:rPr>
+      </w:pPr>
+      <w:r>
+        <w:rPr>
+          <w:rFonts w:ascii="Consolas" w:hAnsi="Consolas" w:cs="Consolas"/>
+          <w:color w:val="000000"/>
+          <w:kern w:val="0"/>
+          <w:sz w:val="19"/>
+          <w:szCs w:val="19"/>
+        </w:rPr>
+        <w:lastRenderedPageBreak/>
+        <w:t xml:space="preserve">    </w:t>
+      </w:r>
+      <w:r>
+        <w:rPr>
+          <w:rFonts w:ascii="Consolas" w:hAnsi="Consolas" w:cs="Consolas"/>
+          <w:color w:val="0000FF"/>
+          <w:kern w:val="0"/>
+          <w:sz w:val="19"/>
+          <w:szCs w:val="19"/>
+        </w:rPr>
+        <w:t>CASE</w:t>
+      </w:r>
+    </w:p>
+    <w:p>
+      <w:pPr>
+        <w:autoSpaceDE w:val="0"/>
+        <w:autoSpaceDN w:val="0"/>
+        <w:adjustRightInd w:val="0"/>
+        <w:spacing w:after="0" w:line="240" w:lineRule="auto"/>
+        <w:rPr>
+          <w:rFonts w:ascii="Consolas" w:hAnsi="Consolas" w:cs="Consolas"/>
+          <w:color w:val="000000"/>
+          <w:kern w:val="0"/>
+          <w:sz w:val="19"/>
+          <w:szCs w:val="19"/>
+        </w:rPr>
+      </w:pPr>
+      <w:r>
+        <w:rPr>
+          <w:rFonts w:ascii="Consolas" w:hAnsi="Consolas" w:cs="Consolas"/>
+          <w:color w:val="000000"/>
+          <w:kern w:val="0"/>
+          <w:sz w:val="19"/>
+          <w:szCs w:val="19"/>
+        </w:rPr>
+        <w:t xml:space="preserve">        </w:t>
+      </w:r>
+      <w:r>
+        <w:rPr>
+          <w:rFonts w:ascii="Consolas" w:hAnsi="Consolas" w:cs="Consolas"/>
+          <w:color w:val="0000FF"/>
+          <w:kern w:val="0"/>
+          <w:sz w:val="19"/>
+          <w:szCs w:val="19"/>
+        </w:rPr>
+        <w:t>WHEN</w:t>
+      </w:r>
+      <w:r>
+        <w:rPr>
+          <w:rFonts w:ascii="Consolas" w:hAnsi="Consolas" w:cs="Consolas"/>
+          <w:color w:val="000000"/>
+          <w:kern w:val="0"/>
+          <w:sz w:val="19"/>
+          <w:szCs w:val="19"/>
+        </w:rPr>
+        <w:t xml:space="preserve"> </w:t>
+      </w:r>
+      <w:proofErr w:type="spellStart"/>
+      <w:r>
+        <w:rPr>
+          <w:rFonts w:ascii="Consolas" w:hAnsi="Consolas" w:cs="Consolas"/>
+          <w:color w:val="000000"/>
+          <w:kern w:val="0"/>
+          <w:sz w:val="19"/>
+          <w:szCs w:val="19"/>
+        </w:rPr>
+        <w:t>U</w:t>
+      </w:r>
+      <w:r>
+        <w:rPr>
+          <w:rFonts w:ascii="Consolas" w:hAnsi="Consolas" w:cs="Consolas"/>
+          <w:color w:val="808080"/>
+          <w:kern w:val="0"/>
+          <w:sz w:val="19"/>
+          <w:szCs w:val="19"/>
+        </w:rPr>
+        <w:t>.</w:t>
+      </w:r>
+      <w:r>
+        <w:rPr>
+          <w:rFonts w:ascii="Consolas" w:hAnsi="Consolas" w:cs="Consolas"/>
+          <w:color w:val="000000"/>
+          <w:kern w:val="0"/>
+          <w:sz w:val="19"/>
+          <w:szCs w:val="19"/>
+        </w:rPr>
+        <w:t>ItemPath</w:t>
+      </w:r>
+      <w:proofErr w:type="spellEnd"/>
+      <w:r>
+        <w:rPr>
+          <w:rFonts w:ascii="Consolas" w:hAnsi="Consolas" w:cs="Consolas"/>
+          <w:color w:val="000000"/>
+          <w:kern w:val="0"/>
+          <w:sz w:val="19"/>
+          <w:szCs w:val="19"/>
+        </w:rPr>
+        <w:t xml:space="preserve"> </w:t>
+      </w:r>
+      <w:r>
+        <w:rPr>
+          <w:rFonts w:ascii="Consolas" w:hAnsi="Consolas" w:cs="Consolas"/>
+          <w:color w:val="808080"/>
+          <w:kern w:val="0"/>
+          <w:sz w:val="19"/>
+          <w:szCs w:val="19"/>
+        </w:rPr>
+        <w:t>IS</w:t>
+      </w:r>
+      <w:r>
+        <w:rPr>
+          <w:rFonts w:ascii="Consolas" w:hAnsi="Consolas" w:cs="Consolas"/>
+          <w:color w:val="000000"/>
+          <w:kern w:val="0"/>
+          <w:sz w:val="19"/>
+          <w:szCs w:val="19"/>
+        </w:rPr>
+        <w:t xml:space="preserve"> </w:t>
+      </w:r>
+      <w:r>
+        <w:rPr>
+          <w:rFonts w:ascii="Consolas" w:hAnsi="Consolas" w:cs="Consolas"/>
+          <w:color w:val="808080"/>
+          <w:kern w:val="0"/>
+          <w:sz w:val="19"/>
+          <w:szCs w:val="19"/>
+        </w:rPr>
+        <w:t>NULL</w:t>
+      </w:r>
+    </w:p>
+    <w:p>
+      <w:pPr>
+        <w:autoSpaceDE w:val="0"/>
+        <w:autoSpaceDN w:val="0"/>
+        <w:adjustRightInd w:val="0"/>
+        <w:spacing w:after="0" w:line="240" w:lineRule="auto"/>
+        <w:rPr>
+          <w:rFonts w:ascii="Consolas" w:hAnsi="Consolas" w:cs="Consolas"/>
+          <w:color w:val="000000"/>
+          <w:kern w:val="0"/>
+          <w:sz w:val="19"/>
+          <w:szCs w:val="19"/>
+        </w:rPr>
+      </w:pPr>
+      <w:r>
+        <w:rPr>
+          <w:rFonts w:ascii="Consolas" w:hAnsi="Consolas" w:cs="Consolas"/>
+          <w:color w:val="000000"/>
+          <w:kern w:val="0"/>
+          <w:sz w:val="19"/>
+          <w:szCs w:val="19"/>
+        </w:rPr>
+        <w:t xml:space="preserve">            </w:t>
+      </w:r>
+      <w:r>
+        <w:rPr>
+          <w:rFonts w:ascii="Consolas" w:hAnsi="Consolas" w:cs="Consolas"/>
+          <w:color w:val="0000FF"/>
+          <w:kern w:val="0"/>
+          <w:sz w:val="19"/>
+          <w:szCs w:val="19"/>
+        </w:rPr>
+        <w:t>THEN</w:t>
+      </w:r>
+      <w:r>
+        <w:rPr>
+          <w:rFonts w:ascii="Consolas" w:hAnsi="Consolas" w:cs="Consolas"/>
+          <w:color w:val="000000"/>
+          <w:kern w:val="0"/>
+          <w:sz w:val="19"/>
+          <w:szCs w:val="19"/>
+        </w:rPr>
+        <w:t xml:space="preserve"> </w:t>
+      </w:r>
+      <w:r>
+        <w:rPr>
+          <w:rFonts w:ascii="Consolas" w:hAnsi="Consolas" w:cs="Consolas"/>
+          <w:color w:val="FF0000"/>
+          <w:kern w:val="0"/>
+          <w:sz w:val="19"/>
+          <w:szCs w:val="19"/>
+        </w:rPr>
+        <w:t>'No Matching Execution Logs'</w:t>
+      </w:r>
+    </w:p>
+    <w:p>
+      <w:pPr>
+        <w:autoSpaceDE w:val="0"/>
+        <w:autoSpaceDN w:val="0"/>
+        <w:adjustRightInd w:val="0"/>
+        <w:spacing w:after="0" w:line="240" w:lineRule="auto"/>
+        <w:rPr>
+          <w:rFonts w:ascii="Consolas" w:hAnsi="Consolas" w:cs="Consolas"/>
+          <w:color w:val="000000"/>
+          <w:kern w:val="0"/>
+          <w:sz w:val="19"/>
+          <w:szCs w:val="19"/>
+        </w:rPr>
+      </w:pPr>
+      <w:r>
+        <w:rPr>
+          <w:rFonts w:ascii="Consolas" w:hAnsi="Consolas" w:cs="Consolas"/>
+          <w:color w:val="000000"/>
+          <w:kern w:val="0"/>
+          <w:sz w:val="19"/>
+          <w:szCs w:val="19"/>
+        </w:rPr>
+        <w:t xml:space="preserve">        </w:t>
+      </w:r>
+      <w:r>
+        <w:rPr>
+          <w:rFonts w:ascii="Consolas" w:hAnsi="Consolas" w:cs="Consolas"/>
+          <w:color w:val="0000FF"/>
+          <w:kern w:val="0"/>
+          <w:sz w:val="19"/>
+          <w:szCs w:val="19"/>
+        </w:rPr>
+        <w:t>ELSE</w:t>
+      </w:r>
+      <w:r>
+        <w:rPr>
+          <w:rFonts w:ascii="Consolas" w:hAnsi="Consolas" w:cs="Consolas"/>
+          <w:color w:val="000000"/>
+          <w:kern w:val="0"/>
+          <w:sz w:val="19"/>
+          <w:szCs w:val="19"/>
+        </w:rPr>
+        <w:t xml:space="preserve"> </w:t>
+      </w:r>
+      <w:r>
+        <w:rPr>
+          <w:rFonts w:ascii="Consolas" w:hAnsi="Consolas" w:cs="Consolas"/>
+          <w:color w:val="FF0000"/>
+          <w:kern w:val="0"/>
+          <w:sz w:val="19"/>
+          <w:szCs w:val="19"/>
+        </w:rPr>
+        <w:t>'Has Execution Logs'</w:t>
+      </w:r>
+    </w:p>
+    <w:p>
+      <w:pPr>
+        <w:autoSpaceDE w:val="0"/>
+        <w:autoSpaceDN w:val="0"/>
+        <w:adjustRightInd w:val="0"/>
+        <w:spacing w:after="0" w:line="240" w:lineRule="auto"/>
+        <w:rPr>
+          <w:rFonts w:ascii="Consolas" w:hAnsi="Consolas" w:cs="Consolas"/>
+          <w:color w:val="000000"/>
+          <w:kern w:val="0"/>
+          <w:sz w:val="19"/>
+          <w:szCs w:val="19"/>
+        </w:rPr>
+      </w:pPr>
+      <w:r>
+        <w:rPr>
+          <w:rFonts w:ascii="Consolas" w:hAnsi="Consolas" w:cs="Consolas"/>
+          <w:color w:val="000000"/>
+          <w:kern w:val="0"/>
+          <w:sz w:val="19"/>
+          <w:szCs w:val="19"/>
+        </w:rPr>
+        <w:t xml:space="preserve">    </w:t>
+      </w:r>
+      <w:r>
+        <w:rPr>
+          <w:rFonts w:ascii="Consolas" w:hAnsi="Consolas" w:cs="Consolas"/>
+          <w:color w:val="0000FF"/>
+          <w:kern w:val="0"/>
+          <w:sz w:val="19"/>
+          <w:szCs w:val="19"/>
+        </w:rPr>
+        <w:t>END</w:t>
+      </w:r>
+      <w:r>
+        <w:rPr>
+          <w:rFonts w:ascii="Consolas" w:hAnsi="Consolas" w:cs="Consolas"/>
+          <w:color w:val="000000"/>
+          <w:kern w:val="0"/>
+          <w:sz w:val="19"/>
+          <w:szCs w:val="19"/>
+        </w:rPr>
+        <w:t xml:space="preserve"> </w:t>
+      </w:r>
+      <w:r>
+        <w:rPr>
+          <w:rFonts w:ascii="Consolas" w:hAnsi="Consolas" w:cs="Consolas"/>
+          <w:color w:val="0000FF"/>
+          <w:kern w:val="0"/>
+          <w:sz w:val="19"/>
+          <w:szCs w:val="19"/>
+        </w:rPr>
+        <w:t>AS</w:t>
+      </w:r>
+      <w:r>
+        <w:rPr>
+          <w:rFonts w:ascii="Consolas" w:hAnsi="Consolas" w:cs="Consolas"/>
+          <w:color w:val="000000"/>
+          <w:kern w:val="0"/>
+          <w:sz w:val="19"/>
+          <w:szCs w:val="19"/>
+        </w:rPr>
+        <w:t xml:space="preserve"> </w:t>
+      </w:r>
+      <w:proofErr w:type="spellStart"/>
+      <w:r>
+        <w:rPr>
+          <w:rFonts w:ascii="Consolas" w:hAnsi="Consolas" w:cs="Consolas"/>
+          <w:color w:val="000000"/>
+          <w:kern w:val="0"/>
+          <w:sz w:val="19"/>
+          <w:szCs w:val="19"/>
+        </w:rPr>
+        <w:t>UsageStatus</w:t>
+      </w:r>
+      <w:proofErr w:type="spellEnd"/>
+      <w:r>
+        <w:rPr>
+          <w:rFonts w:ascii="Consolas" w:hAnsi="Consolas" w:cs="Consolas"/>
+          <w:color w:val="808080"/>
+          <w:kern w:val="0"/>
+          <w:sz w:val="19"/>
+          <w:szCs w:val="19"/>
+        </w:rPr>
+        <w:t>,</w:t>
+      </w:r>
+    </w:p>
+    <w:p>
+      <w:pPr>
+        <w:autoSpaceDE w:val="0"/>
+        <w:autoSpaceDN w:val="0"/>
+        <w:adjustRightInd w:val="0"/>
+        <w:spacing w:after="0" w:line="240" w:lineRule="auto"/>
+        <w:rPr>
+          <w:rFonts w:ascii="Consolas" w:hAnsi="Consolas" w:cs="Consolas"/>
+          <w:color w:val="000000"/>
+          <w:kern w:val="0"/>
+          <w:sz w:val="19"/>
+          <w:szCs w:val="19"/>
+        </w:rPr>
+      </w:pPr>
+      <w:r>
+        <w:rPr>
+          <w:rFonts w:ascii="Consolas" w:hAnsi="Consolas" w:cs="Consolas"/>
+          <w:color w:val="000000"/>
+          <w:kern w:val="0"/>
+          <w:sz w:val="19"/>
+          <w:szCs w:val="19"/>
+        </w:rPr>
+        <w:t xml:space="preserve"> </w:t>
+      </w:r>
+    </w:p>
+    <w:p>
+      <w:pPr>
+        <w:autoSpaceDE w:val="0"/>
+        <w:autoSpaceDN w:val="0"/>
+        <w:adjustRightInd w:val="0"/>
+        <w:spacing w:after="0" w:line="240" w:lineRule="auto"/>
+        <w:rPr>
+          <w:rFonts w:ascii="Consolas" w:hAnsi="Consolas" w:cs="Consolas"/>
+          <w:color w:val="000000"/>
+          <w:kern w:val="0"/>
+          <w:sz w:val="19"/>
+          <w:szCs w:val="19"/>
+        </w:rPr>
+      </w:pPr>
+      <w:r>
+        <w:rPr>
+          <w:rFonts w:ascii="Consolas" w:hAnsi="Consolas" w:cs="Consolas"/>
+          <w:color w:val="000000"/>
+          <w:kern w:val="0"/>
+          <w:sz w:val="19"/>
+          <w:szCs w:val="19"/>
+        </w:rPr>
+        <w:tab/>
+      </w:r>
+      <w:r>
+        <w:rPr>
+          <w:rFonts w:ascii="Consolas" w:hAnsi="Consolas" w:cs="Consolas"/>
+          <w:color w:val="0000FF"/>
+          <w:kern w:val="0"/>
+          <w:sz w:val="19"/>
+          <w:szCs w:val="19"/>
+        </w:rPr>
+        <w:t>case</w:t>
+      </w:r>
+      <w:r>
+        <w:rPr>
+          <w:rFonts w:ascii="Consolas" w:hAnsi="Consolas" w:cs="Consolas"/>
+          <w:color w:val="000000"/>
+          <w:kern w:val="0"/>
+          <w:sz w:val="19"/>
+          <w:szCs w:val="19"/>
+        </w:rPr>
+        <w:t xml:space="preserve"> </w:t>
+      </w:r>
+    </w:p>
+    <w:p>
+      <w:pPr>
+        <w:autoSpaceDE w:val="0"/>
+        <w:autoSpaceDN w:val="0"/>
+        <w:adjustRightInd w:val="0"/>
+        <w:spacing w:after="0" w:line="240" w:lineRule="auto"/>
+        <w:rPr>
+          <w:rFonts w:ascii="Consolas" w:hAnsi="Consolas" w:cs="Consolas"/>
+          <w:color w:val="000000"/>
+          <w:kern w:val="0"/>
+          <w:sz w:val="19"/>
+          <w:szCs w:val="19"/>
+        </w:rPr>
+      </w:pPr>
+      <w:r>
+        <w:rPr>
+          <w:rFonts w:ascii="Consolas" w:hAnsi="Consolas" w:cs="Consolas"/>
+          <w:color w:val="000000"/>
+          <w:kern w:val="0"/>
+          <w:sz w:val="19"/>
+          <w:szCs w:val="19"/>
+        </w:rPr>
+        <w:tab/>
+      </w:r>
+      <w:r>
+        <w:rPr>
+          <w:rFonts w:ascii="Consolas" w:hAnsi="Consolas" w:cs="Consolas"/>
+          <w:color w:val="000000"/>
+          <w:kern w:val="0"/>
+          <w:sz w:val="19"/>
+          <w:szCs w:val="19"/>
+        </w:rPr>
+        <w:tab/>
+      </w:r>
+      <w:r>
+        <w:rPr>
+          <w:rFonts w:ascii="Consolas" w:hAnsi="Consolas" w:cs="Consolas"/>
+          <w:color w:val="0000FF"/>
+          <w:kern w:val="0"/>
+          <w:sz w:val="19"/>
+          <w:szCs w:val="19"/>
+        </w:rPr>
+        <w:t>when</w:t>
+      </w:r>
+      <w:r>
+        <w:rPr>
+          <w:rFonts w:ascii="Consolas" w:hAnsi="Consolas" w:cs="Consolas"/>
+          <w:color w:val="000000"/>
+          <w:kern w:val="0"/>
+          <w:sz w:val="19"/>
+          <w:szCs w:val="19"/>
+        </w:rPr>
+        <w:t xml:space="preserve"> </w:t>
+      </w:r>
+      <w:r>
+        <w:rPr>
+          <w:rFonts w:ascii="Consolas" w:hAnsi="Consolas" w:cs="Consolas"/>
+          <w:color w:val="FF00FF"/>
+          <w:kern w:val="0"/>
+          <w:sz w:val="19"/>
+          <w:szCs w:val="19"/>
+        </w:rPr>
+        <w:t>convert</w:t>
+      </w:r>
+      <w:r>
+        <w:rPr>
+          <w:rFonts w:ascii="Consolas" w:hAnsi="Consolas" w:cs="Consolas"/>
+          <w:color w:val="808080"/>
+          <w:kern w:val="0"/>
+          <w:sz w:val="19"/>
+          <w:szCs w:val="19"/>
+        </w:rPr>
+        <w:t>(</w:t>
+      </w:r>
+      <w:proofErr w:type="spellStart"/>
+      <w:r>
+        <w:rPr>
+          <w:rFonts w:ascii="Consolas" w:hAnsi="Consolas" w:cs="Consolas"/>
+          <w:color w:val="0000FF"/>
+          <w:kern w:val="0"/>
+          <w:sz w:val="19"/>
+          <w:szCs w:val="19"/>
+        </w:rPr>
+        <w:t>date</w:t>
+      </w:r>
+      <w:r>
+        <w:rPr>
+          <w:rFonts w:ascii="Consolas" w:hAnsi="Consolas" w:cs="Consolas"/>
+          <w:color w:val="808080"/>
+          <w:kern w:val="0"/>
+          <w:sz w:val="19"/>
+          <w:szCs w:val="19"/>
+        </w:rPr>
+        <w:t>,</w:t>
+      </w:r>
+      <w:r>
+        <w:rPr>
+          <w:rFonts w:ascii="Consolas" w:hAnsi="Consolas" w:cs="Consolas"/>
+          <w:color w:val="000000"/>
+          <w:kern w:val="0"/>
+          <w:sz w:val="19"/>
+          <w:szCs w:val="19"/>
+        </w:rPr>
+        <w:t>LastExecutedDate</w:t>
+      </w:r>
+      <w:proofErr w:type="spellEnd"/>
+      <w:r>
+        <w:rPr>
+          <w:rFonts w:ascii="Consolas" w:hAnsi="Consolas" w:cs="Consolas"/>
+          <w:color w:val="808080"/>
+          <w:kern w:val="0"/>
+          <w:sz w:val="19"/>
+          <w:szCs w:val="19"/>
+        </w:rPr>
+        <w:t>)</w:t>
+      </w:r>
+      <w:r>
+        <w:rPr>
+          <w:rFonts w:ascii="Consolas" w:hAnsi="Consolas" w:cs="Consolas"/>
+          <w:color w:val="000000"/>
+          <w:kern w:val="0"/>
+          <w:sz w:val="19"/>
+          <w:szCs w:val="19"/>
+        </w:rPr>
+        <w:t xml:space="preserve"> </w:t>
+      </w:r>
+      <w:r>
+        <w:rPr>
+          <w:rFonts w:ascii="Consolas" w:hAnsi="Consolas" w:cs="Consolas"/>
+          <w:color w:val="808080"/>
+          <w:kern w:val="0"/>
+          <w:sz w:val="19"/>
+          <w:szCs w:val="19"/>
+        </w:rPr>
+        <w:t>&gt;=</w:t>
+      </w:r>
+      <w:r>
+        <w:rPr>
+          <w:rFonts w:ascii="Consolas" w:hAnsi="Consolas" w:cs="Consolas"/>
+          <w:color w:val="000000"/>
+          <w:kern w:val="0"/>
+          <w:sz w:val="19"/>
+          <w:szCs w:val="19"/>
+        </w:rPr>
+        <w:t xml:space="preserve"> </w:t>
+      </w:r>
+      <w:r>
+        <w:rPr>
+          <w:rFonts w:ascii="Consolas" w:hAnsi="Consolas" w:cs="Consolas"/>
+          <w:color w:val="FF00FF"/>
+          <w:kern w:val="0"/>
+          <w:sz w:val="19"/>
+          <w:szCs w:val="19"/>
+        </w:rPr>
+        <w:t>convert</w:t>
+      </w:r>
+      <w:r>
+        <w:rPr>
+          <w:rFonts w:ascii="Consolas" w:hAnsi="Consolas" w:cs="Consolas"/>
+          <w:color w:val="808080"/>
+          <w:kern w:val="0"/>
+          <w:sz w:val="19"/>
+          <w:szCs w:val="19"/>
+        </w:rPr>
+        <w:t>(</w:t>
+      </w:r>
+      <w:proofErr w:type="spellStart"/>
+      <w:r>
+        <w:rPr>
+          <w:rFonts w:ascii="Consolas" w:hAnsi="Consolas" w:cs="Consolas"/>
+          <w:color w:val="0000FF"/>
+          <w:kern w:val="0"/>
+          <w:sz w:val="19"/>
+          <w:szCs w:val="19"/>
+        </w:rPr>
+        <w:t>date</w:t>
+      </w:r>
+      <w:r>
+        <w:rPr>
+          <w:rFonts w:ascii="Consolas" w:hAnsi="Consolas" w:cs="Consolas"/>
+          <w:color w:val="808080"/>
+          <w:kern w:val="0"/>
+          <w:sz w:val="19"/>
+          <w:szCs w:val="19"/>
+        </w:rPr>
+        <w:t>,</w:t>
+      </w:r>
+      <w:r>
+        <w:rPr>
+          <w:rFonts w:ascii="Consolas" w:hAnsi="Consolas" w:cs="Consolas"/>
+          <w:color w:val="FF00FF"/>
+          <w:kern w:val="0"/>
+          <w:sz w:val="19"/>
+          <w:szCs w:val="19"/>
+        </w:rPr>
+        <w:t>getdate</w:t>
+      </w:r>
+      <w:proofErr w:type="spellEnd"/>
+      <w:r>
+        <w:rPr>
+          <w:rFonts w:ascii="Consolas" w:hAnsi="Consolas" w:cs="Consolas"/>
+          <w:color w:val="808080"/>
+          <w:kern w:val="0"/>
+          <w:sz w:val="19"/>
+          <w:szCs w:val="19"/>
+        </w:rPr>
+        <w:t>()-</w:t>
+      </w:r>
+      <w:r>
+        <w:rPr>
+          <w:rFonts w:ascii="Consolas" w:hAnsi="Consolas" w:cs="Consolas"/>
+          <w:color w:val="000000"/>
+          <w:kern w:val="0"/>
+          <w:sz w:val="19"/>
+          <w:szCs w:val="19"/>
+        </w:rPr>
+        <w:t>5</w:t>
+      </w:r>
+      <w:r>
+        <w:rPr>
+          <w:rFonts w:ascii="Consolas" w:hAnsi="Consolas" w:cs="Consolas"/>
+          <w:color w:val="808080"/>
+          <w:kern w:val="0"/>
+          <w:sz w:val="19"/>
+          <w:szCs w:val="19"/>
+        </w:rPr>
+        <w:t>)</w:t>
+      </w:r>
+      <w:r>
+        <w:rPr>
+          <w:rFonts w:ascii="Consolas" w:hAnsi="Consolas" w:cs="Consolas"/>
+          <w:color w:val="000000"/>
+          <w:kern w:val="0"/>
+          <w:sz w:val="19"/>
+          <w:szCs w:val="19"/>
+        </w:rPr>
+        <w:t xml:space="preserve"> </w:t>
+      </w:r>
+    </w:p>
+    <w:p>
+      <w:pPr>
+        <w:autoSpaceDE w:val="0"/>
+        <w:autoSpaceDN w:val="0"/>
+        <w:adjustRightInd w:val="0"/>
+        <w:spacing w:after="0" w:line="240" w:lineRule="auto"/>
+        <w:rPr>
+          <w:rFonts w:ascii="Consolas" w:hAnsi="Consolas" w:cs="Consolas"/>
+          <w:color w:val="000000"/>
+          <w:kern w:val="0"/>
+          <w:sz w:val="19"/>
+          <w:szCs w:val="19"/>
+        </w:rPr>
+      </w:pPr>
+      <w:r>
+        <w:rPr>
+          <w:rFonts w:ascii="Consolas" w:hAnsi="Consolas" w:cs="Consolas"/>
+          <w:color w:val="000000"/>
+          <w:kern w:val="0"/>
+          <w:sz w:val="19"/>
+          <w:szCs w:val="19"/>
+        </w:rPr>
+        <w:tab/>
+      </w:r>
+      <w:r>
+        <w:rPr>
+          <w:rFonts w:ascii="Consolas" w:hAnsi="Consolas" w:cs="Consolas"/>
+          <w:color w:val="000000"/>
+          <w:kern w:val="0"/>
+          <w:sz w:val="19"/>
+          <w:szCs w:val="19"/>
+        </w:rPr>
+        <w:tab/>
+      </w:r>
+      <w:r>
+        <w:rPr>
+          <w:rFonts w:ascii="Consolas" w:hAnsi="Consolas" w:cs="Consolas"/>
+          <w:color w:val="000000"/>
+          <w:kern w:val="0"/>
+          <w:sz w:val="19"/>
+          <w:szCs w:val="19"/>
+        </w:rPr>
+        <w:tab/>
+      </w:r>
+      <w:r>
+        <w:rPr>
+          <w:rFonts w:ascii="Consolas" w:hAnsi="Consolas" w:cs="Consolas"/>
+          <w:color w:val="0000FF"/>
+          <w:kern w:val="0"/>
+          <w:sz w:val="19"/>
+          <w:szCs w:val="19"/>
+        </w:rPr>
+        <w:t>then</w:t>
+      </w:r>
+      <w:r>
+        <w:rPr>
+          <w:rFonts w:ascii="Consolas" w:hAnsi="Consolas" w:cs="Consolas"/>
+          <w:color w:val="000000"/>
+          <w:kern w:val="0"/>
+          <w:sz w:val="19"/>
+          <w:szCs w:val="19"/>
+        </w:rPr>
+        <w:t xml:space="preserve"> </w:t>
+      </w:r>
+      <w:r>
+        <w:rPr>
+          <w:rFonts w:ascii="Consolas" w:hAnsi="Consolas" w:cs="Consolas"/>
+          <w:color w:val="FF0000"/>
+          <w:kern w:val="0"/>
+          <w:sz w:val="19"/>
+          <w:szCs w:val="19"/>
+        </w:rPr>
+        <w:t>'High Utilization'</w:t>
+      </w:r>
+    </w:p>
+    <w:p>
+      <w:pPr>
+        <w:autoSpaceDE w:val="0"/>
+        <w:autoSpaceDN w:val="0"/>
+        <w:adjustRightInd w:val="0"/>
+        <w:spacing w:after="0" w:line="240" w:lineRule="auto"/>
+        <w:rPr>
+          <w:rFonts w:ascii="Consolas" w:hAnsi="Consolas" w:cs="Consolas"/>
+          <w:color w:val="000000"/>
+          <w:kern w:val="0"/>
+          <w:sz w:val="19"/>
+          <w:szCs w:val="19"/>
+        </w:rPr>
+      </w:pPr>
+      <w:r>
+        <w:rPr>
+          <w:rFonts w:ascii="Consolas" w:hAnsi="Consolas" w:cs="Consolas"/>
+          <w:color w:val="000000"/>
+          <w:kern w:val="0"/>
+          <w:sz w:val="19"/>
+          <w:szCs w:val="19"/>
+        </w:rPr>
+        <w:tab/>
+      </w:r>
+      <w:r>
+        <w:rPr>
+          <w:rFonts w:ascii="Consolas" w:hAnsi="Consolas" w:cs="Consolas"/>
+          <w:color w:val="000000"/>
+          <w:kern w:val="0"/>
+          <w:sz w:val="19"/>
+          <w:szCs w:val="19"/>
+        </w:rPr>
+        <w:tab/>
+      </w:r>
+      <w:r>
+        <w:rPr>
+          <w:rFonts w:ascii="Consolas" w:hAnsi="Consolas" w:cs="Consolas"/>
+          <w:color w:val="0000FF"/>
+          <w:kern w:val="0"/>
+          <w:sz w:val="19"/>
+          <w:szCs w:val="19"/>
+        </w:rPr>
+        <w:t>when</w:t>
+      </w:r>
+      <w:r>
+        <w:rPr>
+          <w:rFonts w:ascii="Consolas" w:hAnsi="Consolas" w:cs="Consolas"/>
+          <w:color w:val="000000"/>
+          <w:kern w:val="0"/>
+          <w:sz w:val="19"/>
+          <w:szCs w:val="19"/>
+        </w:rPr>
+        <w:t xml:space="preserve"> </w:t>
+      </w:r>
+      <w:r>
+        <w:rPr>
+          <w:rFonts w:ascii="Consolas" w:hAnsi="Consolas" w:cs="Consolas"/>
+          <w:color w:val="FF00FF"/>
+          <w:kern w:val="0"/>
+          <w:sz w:val="19"/>
+          <w:szCs w:val="19"/>
+        </w:rPr>
+        <w:t>convert</w:t>
+      </w:r>
+      <w:r>
+        <w:rPr>
+          <w:rFonts w:ascii="Consolas" w:hAnsi="Consolas" w:cs="Consolas"/>
+          <w:color w:val="808080"/>
+          <w:kern w:val="0"/>
+          <w:sz w:val="19"/>
+          <w:szCs w:val="19"/>
+        </w:rPr>
+        <w:t>(</w:t>
+      </w:r>
+      <w:proofErr w:type="spellStart"/>
+      <w:r>
+        <w:rPr>
+          <w:rFonts w:ascii="Consolas" w:hAnsi="Consolas" w:cs="Consolas"/>
+          <w:color w:val="0000FF"/>
+          <w:kern w:val="0"/>
+          <w:sz w:val="19"/>
+          <w:szCs w:val="19"/>
+        </w:rPr>
+        <w:t>date</w:t>
+      </w:r>
+      <w:r>
+        <w:rPr>
+          <w:rFonts w:ascii="Consolas" w:hAnsi="Consolas" w:cs="Consolas"/>
+          <w:color w:val="808080"/>
+          <w:kern w:val="0"/>
+          <w:sz w:val="19"/>
+          <w:szCs w:val="19"/>
+        </w:rPr>
+        <w:t>,</w:t>
+      </w:r>
+      <w:r>
+        <w:rPr>
+          <w:rFonts w:ascii="Consolas" w:hAnsi="Consolas" w:cs="Consolas"/>
+          <w:color w:val="000000"/>
+          <w:kern w:val="0"/>
+          <w:sz w:val="19"/>
+          <w:szCs w:val="19"/>
+        </w:rPr>
+        <w:t>LastExecutedDate</w:t>
+      </w:r>
+      <w:proofErr w:type="spellEnd"/>
+      <w:r>
+        <w:rPr>
+          <w:rFonts w:ascii="Consolas" w:hAnsi="Consolas" w:cs="Consolas"/>
+          <w:color w:val="808080"/>
+          <w:kern w:val="0"/>
+          <w:sz w:val="19"/>
+          <w:szCs w:val="19"/>
+        </w:rPr>
+        <w:t>)</w:t>
+      </w:r>
+      <w:r>
+        <w:rPr>
+          <w:rFonts w:ascii="Consolas" w:hAnsi="Consolas" w:cs="Consolas"/>
+          <w:color w:val="000000"/>
+          <w:kern w:val="0"/>
+          <w:sz w:val="19"/>
+          <w:szCs w:val="19"/>
+        </w:rPr>
+        <w:t xml:space="preserve"> </w:t>
+      </w:r>
+      <w:r>
+        <w:rPr>
+          <w:rFonts w:ascii="Consolas" w:hAnsi="Consolas" w:cs="Consolas"/>
+          <w:color w:val="808080"/>
+          <w:kern w:val="0"/>
+          <w:sz w:val="19"/>
+          <w:szCs w:val="19"/>
+        </w:rPr>
+        <w:t>between</w:t>
+      </w:r>
+      <w:r>
+        <w:rPr>
+          <w:rFonts w:ascii="Consolas" w:hAnsi="Consolas" w:cs="Consolas"/>
+          <w:color w:val="000000"/>
+          <w:kern w:val="0"/>
+          <w:sz w:val="19"/>
+          <w:szCs w:val="19"/>
+        </w:rPr>
+        <w:t xml:space="preserve"> </w:t>
+      </w:r>
+      <w:r>
+        <w:rPr>
+          <w:rFonts w:ascii="Consolas" w:hAnsi="Consolas" w:cs="Consolas"/>
+          <w:color w:val="FF00FF"/>
+          <w:kern w:val="0"/>
+          <w:sz w:val="19"/>
+          <w:szCs w:val="19"/>
+        </w:rPr>
+        <w:t>convert</w:t>
+      </w:r>
+      <w:r>
+        <w:rPr>
+          <w:rFonts w:ascii="Consolas" w:hAnsi="Consolas" w:cs="Consolas"/>
+          <w:color w:val="808080"/>
+          <w:kern w:val="0"/>
+          <w:sz w:val="19"/>
+          <w:szCs w:val="19"/>
+        </w:rPr>
+        <w:t>(</w:t>
+      </w:r>
+      <w:proofErr w:type="spellStart"/>
+      <w:r>
+        <w:rPr>
+          <w:rFonts w:ascii="Consolas" w:hAnsi="Consolas" w:cs="Consolas"/>
+          <w:color w:val="0000FF"/>
+          <w:kern w:val="0"/>
+          <w:sz w:val="19"/>
+          <w:szCs w:val="19"/>
+        </w:rPr>
+        <w:t>date</w:t>
+      </w:r>
+      <w:r>
+        <w:rPr>
+          <w:rFonts w:ascii="Consolas" w:hAnsi="Consolas" w:cs="Consolas"/>
+          <w:color w:val="808080"/>
+          <w:kern w:val="0"/>
+          <w:sz w:val="19"/>
+          <w:szCs w:val="19"/>
+        </w:rPr>
+        <w:t>,</w:t>
+      </w:r>
+      <w:r>
+        <w:rPr>
+          <w:rFonts w:ascii="Consolas" w:hAnsi="Consolas" w:cs="Consolas"/>
+          <w:color w:val="FF00FF"/>
+          <w:kern w:val="0"/>
+          <w:sz w:val="19"/>
+          <w:szCs w:val="19"/>
+        </w:rPr>
+        <w:t>getdate</w:t>
+      </w:r>
+      <w:proofErr w:type="spellEnd"/>
+      <w:r>
+        <w:rPr>
+          <w:rFonts w:ascii="Consolas" w:hAnsi="Consolas" w:cs="Consolas"/>
+          <w:color w:val="808080"/>
+          <w:kern w:val="0"/>
+          <w:sz w:val="19"/>
+          <w:szCs w:val="19"/>
+        </w:rPr>
+        <w:t>()-</w:t>
+      </w:r>
+      <w:r>
+        <w:rPr>
+          <w:rFonts w:ascii="Consolas" w:hAnsi="Consolas" w:cs="Consolas"/>
+          <w:color w:val="000000"/>
+          <w:kern w:val="0"/>
+          <w:sz w:val="19"/>
+          <w:szCs w:val="19"/>
+        </w:rPr>
+        <w:t>30</w:t>
+      </w:r>
+      <w:r>
+        <w:rPr>
+          <w:rFonts w:ascii="Consolas" w:hAnsi="Consolas" w:cs="Consolas"/>
+          <w:color w:val="808080"/>
+          <w:kern w:val="0"/>
+          <w:sz w:val="19"/>
+          <w:szCs w:val="19"/>
+        </w:rPr>
+        <w:t>)</w:t>
+      </w:r>
+      <w:r>
+        <w:rPr>
+          <w:rFonts w:ascii="Consolas" w:hAnsi="Consolas" w:cs="Consolas"/>
+          <w:color w:val="000000"/>
+          <w:kern w:val="0"/>
+          <w:sz w:val="19"/>
+          <w:szCs w:val="19"/>
+        </w:rPr>
+        <w:t xml:space="preserve"> </w:t>
+      </w:r>
+    </w:p>
+    <w:p>
+      <w:pPr>
+        <w:autoSpaceDE w:val="0"/>
+        <w:autoSpaceDN w:val="0"/>
+        <w:adjustRightInd w:val="0"/>
+        <w:spacing w:after="0" w:line="240" w:lineRule="auto"/>
+        <w:rPr>
+          <w:rFonts w:ascii="Consolas" w:hAnsi="Consolas" w:cs="Consolas"/>
+          <w:color w:val="000000"/>
+          <w:kern w:val="0"/>
+          <w:sz w:val="19"/>
+          <w:szCs w:val="19"/>
+        </w:rPr>
+      </w:pPr>
+      <w:r>
+        <w:rPr>
+          <w:rFonts w:ascii="Consolas" w:hAnsi="Consolas" w:cs="Consolas"/>
+          <w:color w:val="000000"/>
+          <w:kern w:val="0"/>
+          <w:sz w:val="19"/>
+          <w:szCs w:val="19"/>
+        </w:rPr>
+        <w:tab/>
+      </w:r>
+      <w:r>
+        <w:rPr>
+          <w:rFonts w:ascii="Consolas" w:hAnsi="Consolas" w:cs="Consolas"/>
+          <w:color w:val="000000"/>
+          <w:kern w:val="0"/>
+          <w:sz w:val="19"/>
+          <w:szCs w:val="19"/>
+        </w:rPr>
+        <w:tab/>
+      </w:r>
+      <w:r>
+        <w:rPr>
+          <w:rFonts w:ascii="Consolas" w:hAnsi="Consolas" w:cs="Consolas"/>
+          <w:color w:val="808080"/>
+          <w:kern w:val="0"/>
+          <w:sz w:val="19"/>
+          <w:szCs w:val="19"/>
+        </w:rPr>
+        <w:t>and</w:t>
+      </w:r>
+      <w:r>
+        <w:rPr>
+          <w:rFonts w:ascii="Consolas" w:hAnsi="Consolas" w:cs="Consolas"/>
+          <w:color w:val="000000"/>
+          <w:kern w:val="0"/>
+          <w:sz w:val="19"/>
+          <w:szCs w:val="19"/>
+        </w:rPr>
+        <w:t xml:space="preserve"> </w:t>
+      </w:r>
+      <w:r>
+        <w:rPr>
+          <w:rFonts w:ascii="Consolas" w:hAnsi="Consolas" w:cs="Consolas"/>
+          <w:color w:val="FF00FF"/>
+          <w:kern w:val="0"/>
+          <w:sz w:val="19"/>
+          <w:szCs w:val="19"/>
+        </w:rPr>
+        <w:t>convert</w:t>
+      </w:r>
+      <w:r>
+        <w:rPr>
+          <w:rFonts w:ascii="Consolas" w:hAnsi="Consolas" w:cs="Consolas"/>
+          <w:color w:val="808080"/>
+          <w:kern w:val="0"/>
+          <w:sz w:val="19"/>
+          <w:szCs w:val="19"/>
+        </w:rPr>
+        <w:t>(</w:t>
+      </w:r>
+      <w:proofErr w:type="spellStart"/>
+      <w:r>
+        <w:rPr>
+          <w:rFonts w:ascii="Consolas" w:hAnsi="Consolas" w:cs="Consolas"/>
+          <w:color w:val="0000FF"/>
+          <w:kern w:val="0"/>
+          <w:sz w:val="19"/>
+          <w:szCs w:val="19"/>
+        </w:rPr>
+        <w:t>date</w:t>
+      </w:r>
+      <w:r>
+        <w:rPr>
+          <w:rFonts w:ascii="Consolas" w:hAnsi="Consolas" w:cs="Consolas"/>
+          <w:color w:val="808080"/>
+          <w:kern w:val="0"/>
+          <w:sz w:val="19"/>
+          <w:szCs w:val="19"/>
+        </w:rPr>
+        <w:t>,</w:t>
+      </w:r>
+      <w:r>
+        <w:rPr>
+          <w:rFonts w:ascii="Consolas" w:hAnsi="Consolas" w:cs="Consolas"/>
+          <w:color w:val="FF00FF"/>
+          <w:kern w:val="0"/>
+          <w:sz w:val="19"/>
+          <w:szCs w:val="19"/>
+        </w:rPr>
+        <w:t>getdate</w:t>
+      </w:r>
+      <w:proofErr w:type="spellEnd"/>
+      <w:r>
+        <w:rPr>
+          <w:rFonts w:ascii="Consolas" w:hAnsi="Consolas" w:cs="Consolas"/>
+          <w:color w:val="808080"/>
+          <w:kern w:val="0"/>
+          <w:sz w:val="19"/>
+          <w:szCs w:val="19"/>
+        </w:rPr>
+        <w:t>()-</w:t>
+      </w:r>
+      <w:r>
+        <w:rPr>
+          <w:rFonts w:ascii="Consolas" w:hAnsi="Consolas" w:cs="Consolas"/>
+          <w:color w:val="000000"/>
+          <w:kern w:val="0"/>
+          <w:sz w:val="19"/>
+          <w:szCs w:val="19"/>
+        </w:rPr>
+        <w:t>6</w:t>
+      </w:r>
+      <w:r>
+        <w:rPr>
+          <w:rFonts w:ascii="Consolas" w:hAnsi="Consolas" w:cs="Consolas"/>
+          <w:color w:val="808080"/>
+          <w:kern w:val="0"/>
+          <w:sz w:val="19"/>
+          <w:szCs w:val="19"/>
+        </w:rPr>
+        <w:t>)</w:t>
+      </w:r>
+      <w:r>
+        <w:rPr>
+          <w:rFonts w:ascii="Consolas" w:hAnsi="Consolas" w:cs="Consolas"/>
+          <w:color w:val="000000"/>
+          <w:kern w:val="0"/>
+          <w:sz w:val="19"/>
+          <w:szCs w:val="19"/>
+        </w:rPr>
+        <w:t xml:space="preserve"> </w:t>
+      </w:r>
+      <w:r>
+        <w:rPr>
+          <w:rFonts w:ascii="Consolas" w:hAnsi="Consolas" w:cs="Consolas"/>
+          <w:color w:val="0000FF"/>
+          <w:kern w:val="0"/>
+          <w:sz w:val="19"/>
+          <w:szCs w:val="19"/>
+        </w:rPr>
+        <w:t>then</w:t>
+      </w:r>
+      <w:r>
+        <w:rPr>
+          <w:rFonts w:ascii="Consolas" w:hAnsi="Consolas" w:cs="Consolas"/>
+          <w:color w:val="000000"/>
+          <w:kern w:val="0"/>
+          <w:sz w:val="19"/>
+          <w:szCs w:val="19"/>
+        </w:rPr>
+        <w:t xml:space="preserve"> </w:t>
+      </w:r>
+      <w:r>
+        <w:rPr>
+          <w:rFonts w:ascii="Consolas" w:hAnsi="Consolas" w:cs="Consolas"/>
+          <w:color w:val="FF0000"/>
+          <w:kern w:val="0"/>
+          <w:sz w:val="19"/>
+          <w:szCs w:val="19"/>
+        </w:rPr>
+        <w:t>'Medium Utilization'</w:t>
+      </w:r>
+      <w:r>
+        <w:rPr>
+          <w:rFonts w:ascii="Consolas" w:hAnsi="Consolas" w:cs="Consolas"/>
+          <w:color w:val="000000"/>
+          <w:kern w:val="0"/>
+          <w:sz w:val="19"/>
+          <w:szCs w:val="19"/>
+        </w:rPr>
+        <w:t xml:space="preserve"> </w:t>
+      </w:r>
+      <w:r>
+        <w:rPr>
+          <w:rFonts w:ascii="Consolas" w:hAnsi="Consolas" w:cs="Consolas"/>
+          <w:color w:val="008000"/>
+          <w:kern w:val="0"/>
+          <w:sz w:val="19"/>
+          <w:szCs w:val="19"/>
+        </w:rPr>
+        <w:t>--within 1 month</w:t>
+      </w:r>
+    </w:p>
+    <w:p>
+      <w:pPr>
+        <w:autoSpaceDE w:val="0"/>
+        <w:autoSpaceDN w:val="0"/>
+        <w:adjustRightInd w:val="0"/>
+        <w:spacing w:after="0" w:line="240" w:lineRule="auto"/>
+        <w:rPr>
+          <w:rFonts w:ascii="Consolas" w:hAnsi="Consolas" w:cs="Consolas"/>
+          <w:color w:val="000000"/>
+          <w:kern w:val="0"/>
+          <w:sz w:val="19"/>
+          <w:szCs w:val="19"/>
+        </w:rPr>
+      </w:pPr>
+      <w:r>
+        <w:rPr>
+          <w:rFonts w:ascii="Consolas" w:hAnsi="Consolas" w:cs="Consolas"/>
+          <w:color w:val="000000"/>
+          <w:kern w:val="0"/>
+          <w:sz w:val="19"/>
+          <w:szCs w:val="19"/>
+        </w:rPr>
+        <w:tab/>
+      </w:r>
+      <w:r>
+        <w:rPr>
+          <w:rFonts w:ascii="Consolas" w:hAnsi="Consolas" w:cs="Consolas"/>
+          <w:color w:val="000000"/>
+          <w:kern w:val="0"/>
+          <w:sz w:val="19"/>
+          <w:szCs w:val="19"/>
+        </w:rPr>
+        <w:tab/>
+      </w:r>
+    </w:p>
+    <w:p>
+      <w:pPr>
+        <w:autoSpaceDE w:val="0"/>
+        <w:autoSpaceDN w:val="0"/>
+        <w:adjustRightInd w:val="0"/>
+        <w:spacing w:after="0" w:line="240" w:lineRule="auto"/>
+        <w:rPr>
+          <w:rFonts w:ascii="Consolas" w:hAnsi="Consolas" w:cs="Consolas"/>
+          <w:color w:val="000000"/>
+          <w:kern w:val="0"/>
+          <w:sz w:val="19"/>
+          <w:szCs w:val="19"/>
+        </w:rPr>
+      </w:pPr>
+      <w:r>
+        <w:rPr>
+          <w:rFonts w:ascii="Consolas" w:hAnsi="Consolas" w:cs="Consolas"/>
+          <w:color w:val="000000"/>
+          <w:kern w:val="0"/>
+          <w:sz w:val="19"/>
+          <w:szCs w:val="19"/>
+        </w:rPr>
+        <w:tab/>
+      </w:r>
+      <w:r>
+        <w:rPr>
+          <w:rFonts w:ascii="Consolas" w:hAnsi="Consolas" w:cs="Consolas"/>
+          <w:color w:val="000000"/>
+          <w:kern w:val="0"/>
+          <w:sz w:val="19"/>
+          <w:szCs w:val="19"/>
+        </w:rPr>
+        <w:tab/>
+      </w:r>
+      <w:r>
+        <w:rPr>
+          <w:rFonts w:ascii="Consolas" w:hAnsi="Consolas" w:cs="Consolas"/>
+          <w:color w:val="0000FF"/>
+          <w:kern w:val="0"/>
+          <w:sz w:val="19"/>
+          <w:szCs w:val="19"/>
+        </w:rPr>
+        <w:t>else</w:t>
+      </w:r>
+      <w:r>
+        <w:rPr>
+          <w:rFonts w:ascii="Consolas" w:hAnsi="Consolas" w:cs="Consolas"/>
+          <w:color w:val="000000"/>
+          <w:kern w:val="0"/>
+          <w:sz w:val="19"/>
+          <w:szCs w:val="19"/>
+        </w:rPr>
+        <w:t xml:space="preserve"> </w:t>
+      </w:r>
+      <w:r>
+        <w:rPr>
+          <w:rFonts w:ascii="Consolas" w:hAnsi="Consolas" w:cs="Consolas"/>
+          <w:color w:val="FF0000"/>
+          <w:kern w:val="0"/>
+          <w:sz w:val="19"/>
+          <w:szCs w:val="19"/>
+        </w:rPr>
+        <w:t>'Low utilization'</w:t>
+      </w:r>
+      <w:r>
+        <w:rPr>
+          <w:rFonts w:ascii="Consolas" w:hAnsi="Consolas" w:cs="Consolas"/>
+          <w:color w:val="000000"/>
+          <w:kern w:val="0"/>
+          <w:sz w:val="19"/>
+          <w:szCs w:val="19"/>
+        </w:rPr>
+        <w:t xml:space="preserve"> </w:t>
+      </w:r>
+      <w:r>
+        <w:rPr>
+          <w:rFonts w:ascii="Consolas" w:hAnsi="Consolas" w:cs="Consolas"/>
+          <w:color w:val="0000FF"/>
+          <w:kern w:val="0"/>
+          <w:sz w:val="19"/>
+          <w:szCs w:val="19"/>
+        </w:rPr>
+        <w:t>end</w:t>
+      </w:r>
+      <w:r>
+        <w:rPr>
+          <w:rFonts w:ascii="Consolas" w:hAnsi="Consolas" w:cs="Consolas"/>
+          <w:color w:val="000000"/>
+          <w:kern w:val="0"/>
+          <w:sz w:val="19"/>
+          <w:szCs w:val="19"/>
+        </w:rPr>
+        <w:t xml:space="preserve"> </w:t>
+      </w:r>
+      <w:r>
+        <w:rPr>
+          <w:rFonts w:ascii="Consolas" w:hAnsi="Consolas" w:cs="Consolas"/>
+          <w:color w:val="FF0000"/>
+          <w:kern w:val="0"/>
+          <w:sz w:val="19"/>
+          <w:szCs w:val="19"/>
+        </w:rPr>
+        <w:t>'</w:t>
+      </w:r>
+      <w:proofErr w:type="spellStart"/>
+      <w:r>
+        <w:rPr>
+          <w:rFonts w:ascii="Consolas" w:hAnsi="Consolas" w:cs="Consolas"/>
+          <w:color w:val="FF0000"/>
+          <w:kern w:val="0"/>
+          <w:sz w:val="19"/>
+          <w:szCs w:val="19"/>
+        </w:rPr>
+        <w:t>UtilizationMetrics</w:t>
+      </w:r>
+      <w:proofErr w:type="spellEnd"/>
+      <w:r>
+        <w:rPr>
+          <w:rFonts w:ascii="Consolas" w:hAnsi="Consolas" w:cs="Consolas"/>
+          <w:color w:val="FF0000"/>
+          <w:kern w:val="0"/>
+          <w:sz w:val="19"/>
+          <w:szCs w:val="19"/>
+        </w:rPr>
+        <w:t>'</w:t>
+      </w:r>
+    </w:p>
+    <w:p>
+      <w:pPr>
+        <w:autoSpaceDE w:val="0"/>
+        <w:autoSpaceDN w:val="0"/>
+        <w:adjustRightInd w:val="0"/>
+        <w:spacing w:after="0" w:line="240" w:lineRule="auto"/>
+        <w:rPr>
+          <w:rFonts w:ascii="Consolas" w:hAnsi="Consolas" w:cs="Consolas"/>
+          <w:color w:val="000000"/>
+          <w:kern w:val="0"/>
+          <w:sz w:val="19"/>
+          <w:szCs w:val="19"/>
+        </w:rPr>
+      </w:pPr>
+      <w:r>
+        <w:rPr>
+          <w:rFonts w:ascii="Consolas" w:hAnsi="Consolas" w:cs="Consolas"/>
+          <w:color w:val="000000"/>
+          <w:kern w:val="0"/>
+          <w:sz w:val="19"/>
+          <w:szCs w:val="19"/>
+        </w:rPr>
+        <w:t xml:space="preserve"> </w:t>
+      </w:r>
+    </w:p>
+    <w:p>
+      <w:pPr>
+        <w:autoSpaceDE w:val="0"/>
+        <w:autoSpaceDN w:val="0"/>
+        <w:adjustRightInd w:val="0"/>
+        <w:spacing w:after="0" w:line="240" w:lineRule="auto"/>
+        <w:rPr>
+          <w:rFonts w:ascii="Consolas" w:hAnsi="Consolas" w:cs="Consolas"/>
+          <w:color w:val="000000"/>
+          <w:kern w:val="0"/>
+          <w:sz w:val="19"/>
+          <w:szCs w:val="19"/>
+        </w:rPr>
+      </w:pPr>
+    </w:p>
+    <w:p>
+      <w:pPr>
+        <w:autoSpaceDE w:val="0"/>
+        <w:autoSpaceDN w:val="0"/>
+        <w:adjustRightInd w:val="0"/>
+        <w:spacing w:after="0" w:line="240" w:lineRule="auto"/>
+        <w:rPr>
+          <w:rFonts w:ascii="Consolas" w:hAnsi="Consolas" w:cs="Consolas"/>
+          <w:color w:val="000000"/>
+          <w:kern w:val="0"/>
+          <w:sz w:val="19"/>
+          <w:szCs w:val="19"/>
+        </w:rPr>
+      </w:pPr>
+      <w:r>
+        <w:rPr>
+          <w:rFonts w:ascii="Consolas" w:hAnsi="Consolas" w:cs="Consolas"/>
+          <w:color w:val="0000FF"/>
+          <w:kern w:val="0"/>
+          <w:sz w:val="19"/>
+          <w:szCs w:val="19"/>
+        </w:rPr>
+        <w:t>FROM</w:t>
+      </w:r>
+      <w:r>
+        <w:rPr>
+          <w:rFonts w:ascii="Consolas" w:hAnsi="Consolas" w:cs="Consolas"/>
+          <w:color w:val="000000"/>
+          <w:kern w:val="0"/>
+          <w:sz w:val="19"/>
+          <w:szCs w:val="19"/>
+        </w:rPr>
+        <w:t xml:space="preserve"> </w:t>
+      </w:r>
+      <w:proofErr w:type="spellStart"/>
+      <w:r>
+        <w:rPr>
+          <w:rFonts w:ascii="Consolas" w:hAnsi="Consolas" w:cs="Consolas"/>
+          <w:color w:val="000000"/>
+          <w:kern w:val="0"/>
+          <w:sz w:val="19"/>
+          <w:szCs w:val="19"/>
+        </w:rPr>
+        <w:t>dbo</w:t>
+      </w:r>
+      <w:r>
+        <w:rPr>
+          <w:rFonts w:ascii="Consolas" w:hAnsi="Consolas" w:cs="Consolas"/>
+          <w:color w:val="808080"/>
+          <w:kern w:val="0"/>
+          <w:sz w:val="19"/>
+          <w:szCs w:val="19"/>
+        </w:rPr>
+        <w:t>.</w:t>
+      </w:r>
+      <w:r>
+        <w:rPr>
+          <w:rFonts w:ascii="Consolas" w:hAnsi="Consolas" w:cs="Consolas"/>
+          <w:color w:val="0000FF"/>
+          <w:kern w:val="0"/>
+          <w:sz w:val="19"/>
+          <w:szCs w:val="19"/>
+        </w:rPr>
+        <w:t>Catalog</w:t>
+      </w:r>
+      <w:proofErr w:type="spellEnd"/>
+      <w:r>
+        <w:rPr>
+          <w:rFonts w:ascii="Consolas" w:hAnsi="Consolas" w:cs="Consolas"/>
+          <w:color w:val="000000"/>
+          <w:kern w:val="0"/>
+          <w:sz w:val="19"/>
+          <w:szCs w:val="19"/>
+        </w:rPr>
+        <w:t xml:space="preserve"> C</w:t>
+      </w:r>
+    </w:p>
+    <w:p>
+      <w:pPr>
+        <w:autoSpaceDE w:val="0"/>
+        <w:autoSpaceDN w:val="0"/>
+        <w:adjustRightInd w:val="0"/>
+        <w:spacing w:after="0" w:line="240" w:lineRule="auto"/>
+        <w:rPr>
+          <w:rFonts w:ascii="Consolas" w:hAnsi="Consolas" w:cs="Consolas"/>
+          <w:color w:val="000000"/>
+          <w:kern w:val="0"/>
+          <w:sz w:val="19"/>
+          <w:szCs w:val="19"/>
+        </w:rPr>
+      </w:pPr>
+      <w:r>
+        <w:rPr>
+          <w:rFonts w:ascii="Consolas" w:hAnsi="Consolas" w:cs="Consolas"/>
+          <w:color w:val="808080"/>
+          <w:kern w:val="0"/>
+          <w:sz w:val="19"/>
+          <w:szCs w:val="19"/>
+        </w:rPr>
+        <w:t>LEFT</w:t>
+      </w:r>
+      <w:r>
+        <w:rPr>
+          <w:rFonts w:ascii="Consolas" w:hAnsi="Consolas" w:cs="Consolas"/>
+          <w:color w:val="000000"/>
+          <w:kern w:val="0"/>
+          <w:sz w:val="19"/>
+          <w:szCs w:val="19"/>
+        </w:rPr>
+        <w:t xml:space="preserve"> </w:t>
+      </w:r>
+      <w:r>
+        <w:rPr>
+          <w:rFonts w:ascii="Consolas" w:hAnsi="Consolas" w:cs="Consolas"/>
+          <w:color w:val="808080"/>
+          <w:kern w:val="0"/>
+          <w:sz w:val="19"/>
+          <w:szCs w:val="19"/>
+        </w:rPr>
+        <w:t>JOIN</w:t>
+      </w:r>
+      <w:r>
+        <w:rPr>
+          <w:rFonts w:ascii="Consolas" w:hAnsi="Consolas" w:cs="Consolas"/>
+          <w:color w:val="000000"/>
+          <w:kern w:val="0"/>
+          <w:sz w:val="19"/>
+          <w:szCs w:val="19"/>
+        </w:rPr>
+        <w:t xml:space="preserve"> </w:t>
+      </w:r>
+      <w:proofErr w:type="spellStart"/>
+      <w:r>
+        <w:rPr>
+          <w:rFonts w:ascii="Consolas" w:hAnsi="Consolas" w:cs="Consolas"/>
+          <w:color w:val="000000"/>
+          <w:kern w:val="0"/>
+          <w:sz w:val="19"/>
+          <w:szCs w:val="19"/>
+        </w:rPr>
+        <w:t>UsageMetrics</w:t>
+      </w:r>
+      <w:proofErr w:type="spellEnd"/>
+      <w:r>
+        <w:rPr>
+          <w:rFonts w:ascii="Consolas" w:hAnsi="Consolas" w:cs="Consolas"/>
+          <w:color w:val="000000"/>
+          <w:kern w:val="0"/>
+          <w:sz w:val="19"/>
+          <w:szCs w:val="19"/>
+        </w:rPr>
+        <w:t xml:space="preserve"> U</w:t>
+      </w:r>
+    </w:p>
+    <w:p>
+      <w:pPr>
+        <w:autoSpaceDE w:val="0"/>
+        <w:autoSpaceDN w:val="0"/>
+        <w:adjustRightInd w:val="0"/>
+        <w:spacing w:after="0" w:line="240" w:lineRule="auto"/>
+        <w:rPr>
+          <w:rFonts w:ascii="Consolas" w:hAnsi="Consolas" w:cs="Consolas"/>
+          <w:color w:val="000000"/>
+          <w:kern w:val="0"/>
+          <w:sz w:val="19"/>
+          <w:szCs w:val="19"/>
+        </w:rPr>
+      </w:pPr>
+      <w:r>
+        <w:rPr>
+          <w:rFonts w:ascii="Consolas" w:hAnsi="Consolas" w:cs="Consolas"/>
+          <w:color w:val="000000"/>
+          <w:kern w:val="0"/>
+          <w:sz w:val="19"/>
+          <w:szCs w:val="19"/>
+        </w:rPr>
+        <w:t xml:space="preserve">    </w:t>
+      </w:r>
+      <w:r>
+        <w:rPr>
+          <w:rFonts w:ascii="Consolas" w:hAnsi="Consolas" w:cs="Consolas"/>
+          <w:color w:val="0000FF"/>
+          <w:kern w:val="0"/>
+          <w:sz w:val="19"/>
+          <w:szCs w:val="19"/>
+        </w:rPr>
+        <w:t>ON</w:t>
+      </w:r>
+      <w:r>
+        <w:rPr>
+          <w:rFonts w:ascii="Consolas" w:hAnsi="Consolas" w:cs="Consolas"/>
+          <w:color w:val="000000"/>
+          <w:kern w:val="0"/>
+          <w:sz w:val="19"/>
+          <w:szCs w:val="19"/>
+        </w:rPr>
+        <w:t xml:space="preserve"> </w:t>
+      </w:r>
+      <w:proofErr w:type="spellStart"/>
+      <w:r>
+        <w:rPr>
+          <w:rFonts w:ascii="Consolas" w:hAnsi="Consolas" w:cs="Consolas"/>
+          <w:color w:val="000000"/>
+          <w:kern w:val="0"/>
+          <w:sz w:val="19"/>
+          <w:szCs w:val="19"/>
+        </w:rPr>
+        <w:t>C</w:t>
+      </w:r>
+      <w:r>
+        <w:rPr>
+          <w:rFonts w:ascii="Consolas" w:hAnsi="Consolas" w:cs="Consolas"/>
+          <w:color w:val="808080"/>
+          <w:kern w:val="0"/>
+          <w:sz w:val="19"/>
+          <w:szCs w:val="19"/>
+        </w:rPr>
+        <w:t>.</w:t>
+      </w:r>
+      <w:r>
+        <w:rPr>
+          <w:rFonts w:ascii="Consolas" w:hAnsi="Consolas" w:cs="Consolas"/>
+          <w:color w:val="0000FF"/>
+          <w:kern w:val="0"/>
+          <w:sz w:val="19"/>
+          <w:szCs w:val="19"/>
+        </w:rPr>
+        <w:t>Path</w:t>
+      </w:r>
+      <w:proofErr w:type="spellEnd"/>
+      <w:r>
+        <w:rPr>
+          <w:rFonts w:ascii="Consolas" w:hAnsi="Consolas" w:cs="Consolas"/>
+          <w:color w:val="000000"/>
+          <w:kern w:val="0"/>
+          <w:sz w:val="19"/>
+          <w:szCs w:val="19"/>
+        </w:rPr>
+        <w:t xml:space="preserve"> </w:t>
+      </w:r>
+      <w:r>
+        <w:rPr>
+          <w:rFonts w:ascii="Consolas" w:hAnsi="Consolas" w:cs="Consolas"/>
+          <w:color w:val="808080"/>
+          <w:kern w:val="0"/>
+          <w:sz w:val="19"/>
+          <w:szCs w:val="19"/>
+        </w:rPr>
+        <w:t>=</w:t>
+      </w:r>
+      <w:r>
+        <w:rPr>
+          <w:rFonts w:ascii="Consolas" w:hAnsi="Consolas" w:cs="Consolas"/>
+          <w:color w:val="000000"/>
+          <w:kern w:val="0"/>
+          <w:sz w:val="19"/>
+          <w:szCs w:val="19"/>
+        </w:rPr>
+        <w:t xml:space="preserve"> </w:t>
+      </w:r>
+      <w:proofErr w:type="spellStart"/>
+      <w:r>
+        <w:rPr>
+          <w:rFonts w:ascii="Consolas" w:hAnsi="Consolas" w:cs="Consolas"/>
+          <w:color w:val="000000"/>
+          <w:kern w:val="0"/>
+          <w:sz w:val="19"/>
+          <w:szCs w:val="19"/>
+        </w:rPr>
+        <w:t>U</w:t>
+      </w:r>
+      <w:r>
+        <w:rPr>
+          <w:rFonts w:ascii="Consolas" w:hAnsi="Consolas" w:cs="Consolas"/>
+          <w:color w:val="808080"/>
+          <w:kern w:val="0"/>
+          <w:sz w:val="19"/>
+          <w:szCs w:val="19"/>
+        </w:rPr>
+        <w:t>.</w:t>
+      </w:r>
+      <w:r>
+        <w:rPr>
+          <w:rFonts w:ascii="Consolas" w:hAnsi="Consolas" w:cs="Consolas"/>
+          <w:color w:val="000000"/>
+          <w:kern w:val="0"/>
+          <w:sz w:val="19"/>
+          <w:szCs w:val="19"/>
+        </w:rPr>
+        <w:t>ItemPath</w:t>
+      </w:r>
+      <w:proofErr w:type="spellEnd"/>
+    </w:p>
+    <w:p>
+      <w:pPr>
+        <w:autoSpaceDE w:val="0"/>
+        <w:autoSpaceDN w:val="0"/>
+        <w:adjustRightInd w:val="0"/>
+        <w:spacing w:after="0" w:line="240" w:lineRule="auto"/>
+        <w:rPr>
+          <w:rFonts w:ascii="Consolas" w:hAnsi="Consolas" w:cs="Consolas"/>
+          <w:color w:val="000000"/>
+          <w:kern w:val="0"/>
+          <w:sz w:val="19"/>
+          <w:szCs w:val="19"/>
+        </w:rPr>
+      </w:pPr>
+      <w:r>
+        <w:rPr>
+          <w:rFonts w:ascii="Consolas" w:hAnsi="Consolas" w:cs="Consolas"/>
+          <w:color w:val="0000FF"/>
+          <w:kern w:val="0"/>
+          <w:sz w:val="19"/>
+          <w:szCs w:val="19"/>
+        </w:rPr>
+        <w:t>WHERE</w:t>
+      </w:r>
+      <w:r>
+        <w:rPr>
+          <w:rFonts w:ascii="Consolas" w:hAnsi="Consolas" w:cs="Consolas"/>
+          <w:color w:val="000000"/>
+          <w:kern w:val="0"/>
+          <w:sz w:val="19"/>
+          <w:szCs w:val="19"/>
+        </w:rPr>
+        <w:t xml:space="preserve"> </w:t>
+      </w:r>
+      <w:proofErr w:type="spellStart"/>
+      <w:r>
+        <w:rPr>
+          <w:rFonts w:ascii="Consolas" w:hAnsi="Consolas" w:cs="Consolas"/>
+          <w:color w:val="000000"/>
+          <w:kern w:val="0"/>
+          <w:sz w:val="19"/>
+          <w:szCs w:val="19"/>
+        </w:rPr>
+        <w:t>C</w:t>
+      </w:r>
+      <w:r>
+        <w:rPr>
+          <w:rFonts w:ascii="Consolas" w:hAnsi="Consolas" w:cs="Consolas"/>
+          <w:color w:val="808080"/>
+          <w:kern w:val="0"/>
+          <w:sz w:val="19"/>
+          <w:szCs w:val="19"/>
+        </w:rPr>
+        <w:t>.</w:t>
+      </w:r>
+      <w:r>
+        <w:rPr>
+          <w:rFonts w:ascii="Consolas" w:hAnsi="Consolas" w:cs="Consolas"/>
+          <w:color w:val="0000FF"/>
+          <w:kern w:val="0"/>
+          <w:sz w:val="19"/>
+          <w:szCs w:val="19"/>
+        </w:rPr>
+        <w:t>Type</w:t>
+      </w:r>
+      <w:proofErr w:type="spellEnd"/>
+      <w:r>
+        <w:rPr>
+          <w:rFonts w:ascii="Consolas" w:hAnsi="Consolas" w:cs="Consolas"/>
+          <w:color w:val="000000"/>
+          <w:kern w:val="0"/>
+          <w:sz w:val="19"/>
+          <w:szCs w:val="19"/>
+        </w:rPr>
+        <w:t xml:space="preserve"> </w:t>
+      </w:r>
+      <w:r>
+        <w:rPr>
+          <w:rFonts w:ascii="Consolas" w:hAnsi="Consolas" w:cs="Consolas"/>
+          <w:color w:val="808080"/>
+          <w:kern w:val="0"/>
+          <w:sz w:val="19"/>
+          <w:szCs w:val="19"/>
+        </w:rPr>
+        <w:t>=</w:t>
+      </w:r>
+      <w:r>
+        <w:rPr>
+          <w:rFonts w:ascii="Consolas" w:hAnsi="Consolas" w:cs="Consolas"/>
+          <w:color w:val="000000"/>
+          <w:kern w:val="0"/>
+          <w:sz w:val="19"/>
+          <w:szCs w:val="19"/>
+        </w:rPr>
+        <w:t xml:space="preserve"> 2</w:t>
+      </w:r>
+    </w:p>
+    <w:p>
+      <w:pPr>
+        <w:autoSpaceDE w:val="0"/>
+        <w:autoSpaceDN w:val="0"/>
+        <w:adjustRightInd w:val="0"/>
+        <w:spacing w:after="0" w:line="240" w:lineRule="auto"/>
+        <w:rPr>
+          <w:rFonts w:ascii="Consolas" w:hAnsi="Consolas" w:cs="Consolas"/>
+          <w:color w:val="000000"/>
+          <w:kern w:val="0"/>
+          <w:sz w:val="19"/>
+          <w:szCs w:val="19"/>
+        </w:rPr>
+      </w:pPr>
+      <w:r>
+        <w:rPr>
+          <w:rFonts w:ascii="Consolas" w:hAnsi="Consolas" w:cs="Consolas"/>
+          <w:color w:val="0000FF"/>
+          <w:kern w:val="0"/>
+          <w:sz w:val="19"/>
+          <w:szCs w:val="19"/>
+        </w:rPr>
+        <w:t>ORDER</w:t>
+      </w:r>
+      <w:r>
+        <w:rPr>
+          <w:rFonts w:ascii="Consolas" w:hAnsi="Consolas" w:cs="Consolas"/>
+          <w:color w:val="000000"/>
+          <w:kern w:val="0"/>
+          <w:sz w:val="19"/>
+          <w:szCs w:val="19"/>
+        </w:rPr>
+        <w:t xml:space="preserve"> </w:t>
+      </w:r>
+      <w:r>
+        <w:rPr>
+          <w:rFonts w:ascii="Consolas" w:hAnsi="Consolas" w:cs="Consolas"/>
+          <w:color w:val="0000FF"/>
+          <w:kern w:val="0"/>
+          <w:sz w:val="19"/>
+          <w:szCs w:val="19"/>
+        </w:rPr>
+        <w:t>BY</w:t>
+      </w:r>
+      <w:r>
+        <w:rPr>
+          <w:rFonts w:ascii="Consolas" w:hAnsi="Consolas" w:cs="Consolas"/>
+          <w:color w:val="000000"/>
+          <w:kern w:val="0"/>
+          <w:sz w:val="19"/>
+          <w:szCs w:val="19"/>
+        </w:rPr>
+        <w:t xml:space="preserve"> </w:t>
+      </w:r>
+    </w:p>
+    <w:p>
+      <w:pPr>
+        <w:autoSpaceDE w:val="0"/>
+        <w:autoSpaceDN w:val="0"/>
+        <w:adjustRightInd w:val="0"/>
+        <w:spacing w:after="0" w:line="240" w:lineRule="auto"/>
+        <w:rPr>
+          <w:rFonts w:ascii="Consolas" w:hAnsi="Consolas" w:cs="Consolas"/>
+          <w:color w:val="000000"/>
+          <w:kern w:val="0"/>
+          <w:sz w:val="19"/>
+          <w:szCs w:val="19"/>
+        </w:rPr>
+      </w:pPr>
+      <w:r>
+        <w:rPr>
+          <w:rFonts w:ascii="Consolas" w:hAnsi="Consolas" w:cs="Consolas"/>
+          <w:color w:val="000000"/>
+          <w:kern w:val="0"/>
+          <w:sz w:val="19"/>
+          <w:szCs w:val="19"/>
+        </w:rPr>
+        <w:t xml:space="preserve">    </w:t>
+      </w:r>
+      <w:r>
+        <w:rPr>
+          <w:rFonts w:ascii="Consolas" w:hAnsi="Consolas" w:cs="Consolas"/>
+          <w:color w:val="FF00FF"/>
+          <w:kern w:val="0"/>
+          <w:sz w:val="19"/>
+          <w:szCs w:val="19"/>
+        </w:rPr>
+        <w:t>COALESCE</w:t>
+      </w:r>
+      <w:r>
+        <w:rPr>
+          <w:rFonts w:ascii="Consolas" w:hAnsi="Consolas" w:cs="Consolas"/>
+          <w:color w:val="808080"/>
+          <w:kern w:val="0"/>
+          <w:sz w:val="19"/>
+          <w:szCs w:val="19"/>
+        </w:rPr>
+        <w:t>(</w:t>
+      </w:r>
+      <w:proofErr w:type="spellStart"/>
+      <w:r>
+        <w:rPr>
+          <w:rFonts w:ascii="Consolas" w:hAnsi="Consolas" w:cs="Consolas"/>
+          <w:color w:val="000000"/>
+          <w:kern w:val="0"/>
+          <w:sz w:val="19"/>
+          <w:szCs w:val="19"/>
+        </w:rPr>
+        <w:t>U</w:t>
+      </w:r>
+      <w:r>
+        <w:rPr>
+          <w:rFonts w:ascii="Consolas" w:hAnsi="Consolas" w:cs="Consolas"/>
+          <w:color w:val="808080"/>
+          <w:kern w:val="0"/>
+          <w:sz w:val="19"/>
+          <w:szCs w:val="19"/>
+        </w:rPr>
+        <w:t>.</w:t>
+      </w:r>
+      <w:r>
+        <w:rPr>
+          <w:rFonts w:ascii="Consolas" w:hAnsi="Consolas" w:cs="Consolas"/>
+          <w:color w:val="000000"/>
+          <w:kern w:val="0"/>
+          <w:sz w:val="19"/>
+          <w:szCs w:val="19"/>
+        </w:rPr>
+        <w:t>ExecutionCount</w:t>
+      </w:r>
+      <w:proofErr w:type="spellEnd"/>
+      <w:r>
+        <w:rPr>
+          <w:rFonts w:ascii="Consolas" w:hAnsi="Consolas" w:cs="Consolas"/>
+          <w:color w:val="808080"/>
+          <w:kern w:val="0"/>
+          <w:sz w:val="19"/>
+          <w:szCs w:val="19"/>
+        </w:rPr>
+        <w:t>,</w:t>
+      </w:r>
+      <w:r>
+        <w:rPr>
+          <w:rFonts w:ascii="Consolas" w:hAnsi="Consolas" w:cs="Consolas"/>
+          <w:color w:val="000000"/>
+          <w:kern w:val="0"/>
+          <w:sz w:val="19"/>
+          <w:szCs w:val="19"/>
+        </w:rPr>
+        <w:t xml:space="preserve"> 0</w:t>
+      </w:r>
+      <w:r>
+        <w:rPr>
+          <w:rFonts w:ascii="Consolas" w:hAnsi="Consolas" w:cs="Consolas"/>
+          <w:color w:val="808080"/>
+          <w:kern w:val="0"/>
+          <w:sz w:val="19"/>
+          <w:szCs w:val="19"/>
+        </w:rPr>
+        <w:t>)</w:t>
+      </w:r>
+      <w:r>
+        <w:rPr>
+          <w:rFonts w:ascii="Consolas" w:hAnsi="Consolas" w:cs="Consolas"/>
+          <w:color w:val="000000"/>
+          <w:kern w:val="0"/>
+          <w:sz w:val="19"/>
+          <w:szCs w:val="19"/>
+        </w:rPr>
+        <w:t xml:space="preserve"> </w:t>
+      </w:r>
+      <w:r>
+        <w:rPr>
+          <w:rFonts w:ascii="Consolas" w:hAnsi="Consolas" w:cs="Consolas"/>
+          <w:color w:val="0000FF"/>
+          <w:kern w:val="0"/>
+          <w:sz w:val="19"/>
+          <w:szCs w:val="19"/>
+        </w:rPr>
+        <w:t>DESC</w:t>
+      </w:r>
+      <w:r>
+        <w:rPr>
+          <w:rFonts w:ascii="Consolas" w:hAnsi="Consolas" w:cs="Consolas"/>
+          <w:color w:val="808080"/>
+          <w:kern w:val="0"/>
+          <w:sz w:val="19"/>
+          <w:szCs w:val="19"/>
+        </w:rPr>
+        <w:t>,</w:t>
+      </w:r>
+    </w:p>
+    <w:p>
+      <w:pPr>
+        <w:autoSpaceDE w:val="0"/>
+        <w:autoSpaceDN w:val="0"/>
+        <w:adjustRightInd w:val="0"/>
+        <w:spacing w:after="0" w:line="240" w:lineRule="auto"/>
+        <w:rPr>
+          <w:rFonts w:ascii="Consolas" w:hAnsi="Consolas" w:cs="Consolas"/>
+          <w:color w:val="000000"/>
+          <w:kern w:val="0"/>
+          <w:sz w:val="19"/>
+          <w:szCs w:val="19"/>
+        </w:rPr>
+      </w:pPr>
+      <w:r>
+        <w:rPr>
+          <w:rFonts w:ascii="Consolas" w:hAnsi="Consolas" w:cs="Consolas"/>
+          <w:color w:val="000000"/>
+          <w:kern w:val="0"/>
+          <w:sz w:val="19"/>
+          <w:szCs w:val="19"/>
+        </w:rPr>
+        <w:t xml:space="preserve">    </w:t>
+      </w:r>
+      <w:proofErr w:type="spellStart"/>
+      <w:r>
+        <w:rPr>
+          <w:rFonts w:ascii="Consolas" w:hAnsi="Consolas" w:cs="Consolas"/>
+          <w:color w:val="000000"/>
+          <w:kern w:val="0"/>
+          <w:sz w:val="19"/>
+          <w:szCs w:val="19"/>
+        </w:rPr>
+        <w:t>C</w:t>
+      </w:r>
+      <w:r>
+        <w:rPr>
+          <w:rFonts w:ascii="Consolas" w:hAnsi="Consolas" w:cs="Consolas"/>
+          <w:color w:val="808080"/>
+          <w:kern w:val="0"/>
+          <w:sz w:val="19"/>
+          <w:szCs w:val="19"/>
+        </w:rPr>
+        <w:t>.</w:t>
+      </w:r>
+      <w:r>
+        <w:rPr>
+          <w:rFonts w:ascii="Consolas" w:hAnsi="Consolas" w:cs="Consolas"/>
+          <w:color w:val="0000FF"/>
+          <w:kern w:val="0"/>
+          <w:sz w:val="19"/>
+          <w:szCs w:val="19"/>
+        </w:rPr>
+        <w:t>Path</w:t>
+      </w:r>
+      <w:proofErr w:type="spellEnd"/>
+    </w:p>
+    <w:p>
+      <w:pPr>
+        <w:autoSpaceDE w:val="0"/>
+        <w:autoSpaceDN w:val="0"/>
+        <w:adjustRightInd w:val="0"/>
+        <w:spacing w:after="0" w:line="240" w:lineRule="auto"/>
+        <w:rPr>
+          <w:rFonts w:ascii="Consolas" w:hAnsi="Consolas" w:cs="Consolas"/>
+          <w:color w:val="000000"/>
+          <w:kern w:val="0"/>
+          <w:sz w:val="19"/>
+          <w:szCs w:val="19"/>
+        </w:rPr>
+      </w:pPr>
+    </w:p>
+    <w:p>
+      <w:pPr>
+        <w:autoSpaceDE w:val="0"/>
+        <w:autoSpaceDN w:val="0"/>
+        <w:adjustRightInd w:val="0"/>
+        <w:spacing w:after="0" w:line="240" w:lineRule="auto"/>
+        <w:rPr>
+          <w:rFonts w:ascii="Consolas" w:hAnsi="Consolas" w:cs="Consolas"/>
+          <w:color w:val="000000"/>
+          <w:kern w:val="0"/>
+          <w:sz w:val="19"/>
+          <w:szCs w:val="19"/>
+        </w:rPr>
+      </w:pPr>
+      <w:r>
+        <w:rPr>
+          <w:rFonts w:ascii="Consolas" w:hAnsi="Consolas" w:cs="Consolas"/>
+          <w:color w:val="0000FF"/>
+          <w:kern w:val="0"/>
+          <w:sz w:val="19"/>
+          <w:szCs w:val="19"/>
+        </w:rPr>
+        <w:t>END</w:t>
       </w:r>
     </w:p>
     <w:p/>
